--- a/docs/타격감_가이드북.docx
+++ b/docs/타격감_가이드북.docx
@@ -300,6 +300,53 @@
         </w:tc>
       </w:tr>
     </w:tbl>
+    <w:p/>
+    <w:p>
+      <w:pPr>
+        <w:pStyle w:val="Heading1"/>
+        <w:spacing w:after="160" w:before="360"/>
+      </w:pPr>
+      <w:r>
+        <w:rPr>
+          <w:rFonts w:ascii="맑은 고딕" w:cs="맑은 고딕" w:eastAsia="맑은 고딕" w:hAnsi="맑은 고딕"/>
+          <w:b/>
+          <w:bCs/>
+          <w:sz w:val="32"/>
+          <w:szCs w:val="32"/>
+        </w:rPr>
+        <w:t xml:space="preserve">0. 이 가이드북의 마인드</w:t>
+      </w:r>
+    </w:p>
+    <w:p>
+      <w:pPr>
+        <w:spacing w:after="120" w:line="300"/>
+      </w:pPr>
+      <w:r>
+        <w:rPr>
+          <w:rFonts w:ascii="맑은 고딕" w:cs="맑은 고딕" w:eastAsia="맑은 고딕" w:hAnsi="맑은 고딕"/>
+        </w:rPr>
+        <w:t xml:space="preserve">수치만 외우는 것이 목적이 아닙니다. 타격감 기법을 하나씩 직접 만들고 테스트해 보면, 다른 게임의 전투를 볼 때 "저 장면은 히트스톱 + 카메라 셰이크 + 스파크가 겹쳐 있구나"처럼 보이기 시작합니다. 전투 기획자는 만들어 본 것만큼 분해해서 볼 수 있으므로, 이 문서의 기법은 가능한 한 전부 직접 구현해서 영상으로 남기는 것을 목표로 합니다.</w:t>
+      </w:r>
+    </w:p>
+    <w:p>
+      <w:pPr>
+        <w:spacing w:after="120" w:line="300"/>
+      </w:pPr>
+      <w:r>
+        <w:rPr>
+          <w:rFonts w:ascii="맑은 고딕" w:cs="맑은 고딕" w:eastAsia="맑은 고딕" w:hAnsi="맑은 고딕"/>
+          <w:b/>
+          <w:bCs/>
+        </w:rPr>
+        <w:t xml:space="preserve">핵심 원리: </w:t>
+      </w:r>
+      <w:r>
+        <w:rPr>
+          <w:rFonts w:ascii="맑은 고딕" w:cs="맑은 고딕" w:eastAsia="맑은 고딕" w:hAnsi="맑은 고딕"/>
+        </w:rPr>
+        <w:t xml:space="preserve">속도의 대비. 휘두르는 순간은 최대한 빠르게, 적중하는 순간은 0에 가깝게 멈추고, 그 뒤 여운으로 풀어 준다. 모든 기법(애니메이션·이펙트·사운드·카메라)이 이 "빠름 → 급정지 → 여운" 곡선 위에서 움직입니다.</w:t>
+      </w:r>
+    </w:p>
     <w:p/>
     <w:p>
       <w:pPr>
@@ -4715,6 +4762,1886 @@
           <w:sz w:val="32"/>
           <w:szCs w:val="32"/>
         </w:rPr>
+        <w:t xml:space="preserve">4-1. 속도(벨로시티) 대비로 만드는 방법들</w:t>
+      </w:r>
+    </w:p>
+    <w:p>
+      <w:pPr>
+        <w:spacing w:after="120" w:line="300"/>
+      </w:pPr>
+      <w:r>
+        <w:rPr>
+          <w:rFonts w:ascii="맑은 고딕" w:cs="맑은 고딕" w:eastAsia="맑은 고딕" w:hAnsi="맑은 고딕"/>
+        </w:rPr>
+        <w:t xml:space="preserve">아래는 "속도가 빠르다가 적중 순간 급감"이라는 대비를 분야별로 구현하는 방법입니다. 우리 프로젝트 상태를 같이 적었습니다. 노드 이름은 [미확인]이 붙은 것은 버전에 따라 다를 수 있습니다.</w:t>
+      </w:r>
+    </w:p>
+    <w:tbl>
+      <w:tblPr>
+        <w:tblW w:type="dxa" w:w="9360"/>
+        <w:tblBorders>
+          <w:top w:val="single" w:color="auto" w:sz="4"/>
+          <w:left w:val="single" w:color="auto" w:sz="4"/>
+          <w:bottom w:val="single" w:color="auto" w:sz="4"/>
+          <w:right w:val="single" w:color="auto" w:sz="4"/>
+          <w:insideH w:val="single" w:color="auto" w:sz="4"/>
+          <w:insideV w:val="single" w:color="auto" w:sz="4"/>
+        </w:tblBorders>
+      </w:tblPr>
+      <w:tblGrid>
+        <w:gridCol w:w="1700"/>
+        <w:gridCol w:w="3700"/>
+        <w:gridCol w:w="1200"/>
+        <w:gridCol w:w="2760"/>
+      </w:tblGrid>
+      <w:tr>
+        <w:trPr>
+          <w:tblHeader/>
+        </w:trPr>
+        <w:tc>
+          <w:tcPr>
+            <w:tcW w:type="dxa" w:w="1700"/>
+            <w:tcBorders>
+              <w:top w:val="single" w:color="BBBBBB" w:sz="4"/>
+              <w:left w:val="single" w:color="BBBBBB" w:sz="4"/>
+              <w:bottom w:val="single" w:color="BBBBBB" w:sz="4"/>
+              <w:right w:val="single" w:color="BBBBBB" w:sz="4"/>
+            </w:tcBorders>
+            <w:shd w:fill="E8EEF7" w:color="auto" w:val="clear"/>
+            <w:tcMar>
+              <w:top w:type="dxa" w:w="70"/>
+              <w:left w:type="dxa" w:w="100"/>
+              <w:bottom w:type="dxa" w:w="70"/>
+              <w:right w:type="dxa" w:w="100"/>
+            </w:tcMar>
+          </w:tcPr>
+          <w:p>
+            <w:r>
+              <w:rPr>
+                <w:rFonts w:ascii="맑은 고딕" w:cs="맑은 고딕" w:eastAsia="맑은 고딕" w:hAnsi="맑은 고딕"/>
+                <w:b/>
+                <w:bCs/>
+                <w:sz w:val="19"/>
+                <w:szCs w:val="19"/>
+              </w:rPr>
+              <w:t xml:space="preserve">분야</w:t>
+            </w:r>
+          </w:p>
+        </w:tc>
+        <w:tc>
+          <w:tcPr>
+            <w:tcW w:type="dxa" w:w="3700"/>
+            <w:tcBorders>
+              <w:top w:val="single" w:color="BBBBBB" w:sz="4"/>
+              <w:left w:val="single" w:color="BBBBBB" w:sz="4"/>
+              <w:bottom w:val="single" w:color="BBBBBB" w:sz="4"/>
+              <w:right w:val="single" w:color="BBBBBB" w:sz="4"/>
+            </w:tcBorders>
+            <w:shd w:fill="E8EEF7" w:color="auto" w:val="clear"/>
+            <w:tcMar>
+              <w:top w:type="dxa" w:w="70"/>
+              <w:left w:type="dxa" w:w="100"/>
+              <w:bottom w:type="dxa" w:w="70"/>
+              <w:right w:type="dxa" w:w="100"/>
+            </w:tcMar>
+          </w:tcPr>
+          <w:p>
+            <w:r>
+              <w:rPr>
+                <w:rFonts w:ascii="맑은 고딕" w:cs="맑은 고딕" w:eastAsia="맑은 고딕" w:hAnsi="맑은 고딕"/>
+                <w:b/>
+                <w:bCs/>
+                <w:sz w:val="19"/>
+                <w:szCs w:val="19"/>
+              </w:rPr>
+              <w:t xml:space="preserve">방법</w:t>
+            </w:r>
+          </w:p>
+        </w:tc>
+        <w:tc>
+          <w:tcPr>
+            <w:tcW w:type="dxa" w:w="1200"/>
+            <w:tcBorders>
+              <w:top w:val="single" w:color="BBBBBB" w:sz="4"/>
+              <w:left w:val="single" w:color="BBBBBB" w:sz="4"/>
+              <w:bottom w:val="single" w:color="BBBBBB" w:sz="4"/>
+              <w:right w:val="single" w:color="BBBBBB" w:sz="4"/>
+            </w:tcBorders>
+            <w:shd w:fill="E8EEF7" w:color="auto" w:val="clear"/>
+            <w:tcMar>
+              <w:top w:type="dxa" w:w="70"/>
+              <w:left w:type="dxa" w:w="100"/>
+              <w:bottom w:type="dxa" w:w="70"/>
+              <w:right w:type="dxa" w:w="100"/>
+            </w:tcMar>
+          </w:tcPr>
+          <w:p>
+            <w:r>
+              <w:rPr>
+                <w:rFonts w:ascii="맑은 고딕" w:cs="맑은 고딕" w:eastAsia="맑은 고딕" w:hAnsi="맑은 고딕"/>
+                <w:b/>
+                <w:bCs/>
+                <w:sz w:val="19"/>
+                <w:szCs w:val="19"/>
+              </w:rPr>
+              <w:t xml:space="preserve">우리 상태</w:t>
+            </w:r>
+          </w:p>
+        </w:tc>
+        <w:tc>
+          <w:tcPr>
+            <w:tcW w:type="dxa" w:w="2760"/>
+            <w:tcBorders>
+              <w:top w:val="single" w:color="BBBBBB" w:sz="4"/>
+              <w:left w:val="single" w:color="BBBBBB" w:sz="4"/>
+              <w:bottom w:val="single" w:color="BBBBBB" w:sz="4"/>
+              <w:right w:val="single" w:color="BBBBBB" w:sz="4"/>
+            </w:tcBorders>
+            <w:shd w:fill="E8EEF7" w:color="auto" w:val="clear"/>
+            <w:tcMar>
+              <w:top w:type="dxa" w:w="70"/>
+              <w:left w:type="dxa" w:w="100"/>
+              <w:bottom w:type="dxa" w:w="70"/>
+              <w:right w:type="dxa" w:w="100"/>
+            </w:tcMar>
+          </w:tcPr>
+          <w:p>
+            <w:r>
+              <w:rPr>
+                <w:rFonts w:ascii="맑은 고딕" w:cs="맑은 고딕" w:eastAsia="맑은 고딕" w:hAnsi="맑은 고딕"/>
+                <w:b/>
+                <w:bCs/>
+                <w:sz w:val="19"/>
+                <w:szCs w:val="19"/>
+              </w:rPr>
+              <w:t xml:space="preserve">시작값 [권장]</w:t>
+            </w:r>
+          </w:p>
+        </w:tc>
+      </w:tr>
+      <w:tr>
+        <w:trPr>
+          <w:tblHeader w:val="false"/>
+        </w:trPr>
+        <w:tc>
+          <w:tcPr>
+            <w:tcW w:type="dxa" w:w="1700"/>
+            <w:tcBorders>
+              <w:top w:val="single" w:color="BBBBBB" w:sz="4"/>
+              <w:left w:val="single" w:color="BBBBBB" w:sz="4"/>
+              <w:bottom w:val="single" w:color="BBBBBB" w:sz="4"/>
+              <w:right w:val="single" w:color="BBBBBB" w:sz="4"/>
+            </w:tcBorders>
+            <w:tcMar>
+              <w:top w:type="dxa" w:w="70"/>
+              <w:left w:type="dxa" w:w="100"/>
+              <w:bottom w:type="dxa" w:w="70"/>
+              <w:right w:type="dxa" w:w="100"/>
+            </w:tcMar>
+          </w:tcPr>
+          <w:p>
+            <w:r>
+              <w:rPr>
+                <w:rFonts w:ascii="맑은 고딕" w:cs="맑은 고딕" w:eastAsia="맑은 고딕" w:hAnsi="맑은 고딕"/>
+                <w:b w:val="false"/>
+                <w:bCs w:val="false"/>
+                <w:sz w:val="19"/>
+                <w:szCs w:val="19"/>
+              </w:rPr>
+              <w:t xml:space="preserve">공격 애니 속도 대비</w:t>
+            </w:r>
+          </w:p>
+        </w:tc>
+        <w:tc>
+          <w:tcPr>
+            <w:tcW w:type="dxa" w:w="3700"/>
+            <w:tcBorders>
+              <w:top w:val="single" w:color="BBBBBB" w:sz="4"/>
+              <w:left w:val="single" w:color="BBBBBB" w:sz="4"/>
+              <w:bottom w:val="single" w:color="BBBBBB" w:sz="4"/>
+              <w:right w:val="single" w:color="BBBBBB" w:sz="4"/>
+            </w:tcBorders>
+            <w:tcMar>
+              <w:top w:type="dxa" w:w="70"/>
+              <w:left w:type="dxa" w:w="100"/>
+              <w:bottom w:type="dxa" w:w="70"/>
+              <w:right w:type="dxa" w:w="100"/>
+            </w:tcMar>
+          </w:tcPr>
+          <w:p>
+            <w:r>
+              <w:rPr>
+                <w:rFonts w:ascii="맑은 고딕" w:cs="맑은 고딕" w:eastAsia="맑은 고딕" w:hAnsi="맑은 고딕"/>
+                <w:b w:val="false"/>
+                <w:bCs w:val="false"/>
+                <w:sz w:val="19"/>
+                <w:szCs w:val="19"/>
+              </w:rPr>
+              <w:t xml:space="preserve">휘두를 때 재생 속도 1.2~1.5배, 적중 순간 몽타주만 0.05배로 멈췄다가 복귀. 월드 전체를 안 멈추므로 배경이 계속 움직임. Montage Set Play Rate [미확인]</w:t>
+            </w:r>
+          </w:p>
+        </w:tc>
+        <w:tc>
+          <w:tcPr>
+            <w:tcW w:type="dxa" w:w="1200"/>
+            <w:tcBorders>
+              <w:top w:val="single" w:color="BBBBBB" w:sz="4"/>
+              <w:left w:val="single" w:color="BBBBBB" w:sz="4"/>
+              <w:bottom w:val="single" w:color="BBBBBB" w:sz="4"/>
+              <w:right w:val="single" w:color="BBBBBB" w:sz="4"/>
+            </w:tcBorders>
+            <w:tcMar>
+              <w:top w:type="dxa" w:w="70"/>
+              <w:left w:type="dxa" w:w="100"/>
+              <w:bottom w:type="dxa" w:w="70"/>
+              <w:right w:type="dxa" w:w="100"/>
+            </w:tcMar>
+          </w:tcPr>
+          <w:p>
+            <w:r>
+              <w:rPr>
+                <w:rFonts w:ascii="맑은 고딕" w:cs="맑은 고딕" w:eastAsia="맑은 고딕" w:hAnsi="맑은 고딕"/>
+                <w:b w:val="false"/>
+                <w:bCs w:val="false"/>
+                <w:sz w:val="19"/>
+                <w:szCs w:val="19"/>
+              </w:rPr>
+              <w:t xml:space="preserve">미구현 (글로벌 히트스톱만 완료)</w:t>
+            </w:r>
+          </w:p>
+        </w:tc>
+        <w:tc>
+          <w:tcPr>
+            <w:tcW w:type="dxa" w:w="2760"/>
+            <w:tcBorders>
+              <w:top w:val="single" w:color="BBBBBB" w:sz="4"/>
+              <w:left w:val="single" w:color="BBBBBB" w:sz="4"/>
+              <w:bottom w:val="single" w:color="BBBBBB" w:sz="4"/>
+              <w:right w:val="single" w:color="BBBBBB" w:sz="4"/>
+            </w:tcBorders>
+            <w:tcMar>
+              <w:top w:type="dxa" w:w="70"/>
+              <w:left w:type="dxa" w:w="100"/>
+              <w:bottom w:type="dxa" w:w="70"/>
+              <w:right w:type="dxa" w:w="100"/>
+            </w:tcMar>
+          </w:tcPr>
+          <w:p>
+            <w:r>
+              <w:rPr>
+                <w:rFonts w:ascii="맑은 고딕" w:cs="맑은 고딕" w:eastAsia="맑은 고딕" w:hAnsi="맑은 고딕"/>
+                <w:b w:val="false"/>
+                <w:bCs w:val="false"/>
+                <w:sz w:val="19"/>
+                <w:szCs w:val="19"/>
+              </w:rPr>
+              <w:t xml:space="preserve">적중 순간 0.05배, 0.05~0.1초 유지 후 1.0</w:t>
+            </w:r>
+          </w:p>
+        </w:tc>
+      </w:tr>
+      <w:tr>
+        <w:trPr>
+          <w:tblHeader w:val="false"/>
+        </w:trPr>
+        <w:tc>
+          <w:tcPr>
+            <w:tcW w:type="dxa" w:w="1700"/>
+            <w:tcBorders>
+              <w:top w:val="single" w:color="BBBBBB" w:sz="4"/>
+              <w:left w:val="single" w:color="BBBBBB" w:sz="4"/>
+              <w:bottom w:val="single" w:color="BBBBBB" w:sz="4"/>
+              <w:right w:val="single" w:color="BBBBBB" w:sz="4"/>
+            </w:tcBorders>
+            <w:tcMar>
+              <w:top w:type="dxa" w:w="70"/>
+              <w:left w:type="dxa" w:w="100"/>
+              <w:bottom w:type="dxa" w:w="70"/>
+              <w:right w:type="dxa" w:w="100"/>
+            </w:tcMar>
+          </w:tcPr>
+          <w:p>
+            <w:r>
+              <w:rPr>
+                <w:rFonts w:ascii="맑은 고딕" w:cs="맑은 고딕" w:eastAsia="맑은 고딕" w:hAnsi="맑은 고딕"/>
+                <w:b w:val="false"/>
+                <w:bCs w:val="false"/>
+                <w:sz w:val="19"/>
+                <w:szCs w:val="19"/>
+              </w:rPr>
+              <w:t xml:space="preserve">루트 모션·전진</w:t>
+            </w:r>
+          </w:p>
+        </w:tc>
+        <w:tc>
+          <w:tcPr>
+            <w:tcW w:type="dxa" w:w="3700"/>
+            <w:tcBorders>
+              <w:top w:val="single" w:color="BBBBBB" w:sz="4"/>
+              <w:left w:val="single" w:color="BBBBBB" w:sz="4"/>
+              <w:bottom w:val="single" w:color="BBBBBB" w:sz="4"/>
+              <w:right w:val="single" w:color="BBBBBB" w:sz="4"/>
+            </w:tcBorders>
+            <w:tcMar>
+              <w:top w:type="dxa" w:w="70"/>
+              <w:left w:type="dxa" w:w="100"/>
+              <w:bottom w:type="dxa" w:w="70"/>
+              <w:right w:type="dxa" w:w="100"/>
+            </w:tcMar>
+          </w:tcPr>
+          <w:p>
+            <w:r>
+              <w:rPr>
+                <w:rFonts w:ascii="맑은 고딕" w:cs="맑은 고딕" w:eastAsia="맑은 고딕" w:hAnsi="맑은 고딕"/>
+                <w:b w:val="false"/>
+                <w:bCs w:val="false"/>
+                <w:sz w:val="19"/>
+                <w:szCs w:val="19"/>
+              </w:rPr>
+              <w:t xml:space="preserve">공격 제스처에 맞춰 캐릭터를 앞으로 강하게 밀어 체중이 실린 느낌. Launch Character 또는 Add Movement Input</w:t>
+            </w:r>
+          </w:p>
+        </w:tc>
+        <w:tc>
+          <w:tcPr>
+            <w:tcW w:type="dxa" w:w="1200"/>
+            <w:tcBorders>
+              <w:top w:val="single" w:color="BBBBBB" w:sz="4"/>
+              <w:left w:val="single" w:color="BBBBBB" w:sz="4"/>
+              <w:bottom w:val="single" w:color="BBBBBB" w:sz="4"/>
+              <w:right w:val="single" w:color="BBBBBB" w:sz="4"/>
+            </w:tcBorders>
+            <w:tcMar>
+              <w:top w:type="dxa" w:w="70"/>
+              <w:left w:type="dxa" w:w="100"/>
+              <w:bottom w:type="dxa" w:w="70"/>
+              <w:right w:type="dxa" w:w="100"/>
+            </w:tcMar>
+          </w:tcPr>
+          <w:p>
+            <w:r>
+              <w:rPr>
+                <w:rFonts w:ascii="맑은 고딕" w:cs="맑은 고딕" w:eastAsia="맑은 고딕" w:hAnsi="맑은 고딕"/>
+                <w:b w:val="false"/>
+                <w:bCs w:val="false"/>
+                <w:sz w:val="19"/>
+                <w:szCs w:val="19"/>
+              </w:rPr>
+              <w:t xml:space="preserve">돌진기만 구현(Lerp 이동)</w:t>
+            </w:r>
+          </w:p>
+        </w:tc>
+        <w:tc>
+          <w:tcPr>
+            <w:tcW w:type="dxa" w:w="2760"/>
+            <w:tcBorders>
+              <w:top w:val="single" w:color="BBBBBB" w:sz="4"/>
+              <w:left w:val="single" w:color="BBBBBB" w:sz="4"/>
+              <w:bottom w:val="single" w:color="BBBBBB" w:sz="4"/>
+              <w:right w:val="single" w:color="BBBBBB" w:sz="4"/>
+            </w:tcBorders>
+            <w:tcMar>
+              <w:top w:type="dxa" w:w="70"/>
+              <w:left w:type="dxa" w:w="100"/>
+              <w:bottom w:type="dxa" w:w="70"/>
+              <w:right w:type="dxa" w:w="100"/>
+            </w:tcMar>
+          </w:tcPr>
+          <w:p>
+            <w:r>
+              <w:rPr>
+                <w:rFonts w:ascii="맑은 고딕" w:cs="맑은 고딕" w:eastAsia="맑은 고딕" w:hAnsi="맑은 고딕"/>
+                <w:b w:val="false"/>
+                <w:bCs w:val="false"/>
+                <w:sz w:val="19"/>
+                <w:szCs w:val="19"/>
+              </w:rPr>
+              <w:t xml:space="preserve">일반 공격 전진 300~500 cm/s, 0.1초</w:t>
+            </w:r>
+          </w:p>
+        </w:tc>
+      </w:tr>
+      <w:tr>
+        <w:trPr>
+          <w:tblHeader w:val="false"/>
+        </w:trPr>
+        <w:tc>
+          <w:tcPr>
+            <w:tcW w:type="dxa" w:w="1700"/>
+            <w:tcBorders>
+              <w:top w:val="single" w:color="BBBBBB" w:sz="4"/>
+              <w:left w:val="single" w:color="BBBBBB" w:sz="4"/>
+              <w:bottom w:val="single" w:color="BBBBBB" w:sz="4"/>
+              <w:right w:val="single" w:color="BBBBBB" w:sz="4"/>
+            </w:tcBorders>
+            <w:tcMar>
+              <w:top w:type="dxa" w:w="70"/>
+              <w:left w:type="dxa" w:w="100"/>
+              <w:bottom w:type="dxa" w:w="70"/>
+              <w:right w:type="dxa" w:w="100"/>
+            </w:tcMar>
+          </w:tcPr>
+          <w:p>
+            <w:r>
+              <w:rPr>
+                <w:rFonts w:ascii="맑은 고딕" w:cs="맑은 고딕" w:eastAsia="맑은 고딕" w:hAnsi="맑은 고딕"/>
+                <w:b w:val="false"/>
+                <w:bCs w:val="false"/>
+                <w:sz w:val="19"/>
+                <w:szCs w:val="19"/>
+              </w:rPr>
+              <w:t xml:space="preserve">피격 방향 전달</w:t>
+            </w:r>
+          </w:p>
+        </w:tc>
+        <w:tc>
+          <w:tcPr>
+            <w:tcW w:type="dxa" w:w="3700"/>
+            <w:tcBorders>
+              <w:top w:val="single" w:color="BBBBBB" w:sz="4"/>
+              <w:left w:val="single" w:color="BBBBBB" w:sz="4"/>
+              <w:bottom w:val="single" w:color="BBBBBB" w:sz="4"/>
+              <w:right w:val="single" w:color="BBBBBB" w:sz="4"/>
+            </w:tcBorders>
+            <w:tcMar>
+              <w:top w:type="dxa" w:w="70"/>
+              <w:left w:type="dxa" w:w="100"/>
+              <w:bottom w:type="dxa" w:w="70"/>
+              <w:right w:type="dxa" w:w="100"/>
+            </w:tcMar>
+          </w:tcPr>
+          <w:p>
+            <w:r>
+              <w:rPr>
+                <w:rFonts w:ascii="맑은 고딕" w:cs="맑은 고딕" w:eastAsia="맑은 고딕" w:hAnsi="맑은 고딕"/>
+                <w:b w:val="false"/>
+                <w:bCs w:val="false"/>
+                <w:sz w:val="19"/>
+                <w:szCs w:val="19"/>
+              </w:rPr>
+              <w:t xml:space="preserve">공격 방향 벡터를 피격 대상의 Add Impulse / Launch Character에 전달해 공격 방향 그대로 밀려남</w:t>
+            </w:r>
+          </w:p>
+        </w:tc>
+        <w:tc>
+          <w:tcPr>
+            <w:tcW w:type="dxa" w:w="1200"/>
+            <w:tcBorders>
+              <w:top w:val="single" w:color="BBBBBB" w:sz="4"/>
+              <w:left w:val="single" w:color="BBBBBB" w:sz="4"/>
+              <w:bottom w:val="single" w:color="BBBBBB" w:sz="4"/>
+              <w:right w:val="single" w:color="BBBBBB" w:sz="4"/>
+            </w:tcBorders>
+            <w:tcMar>
+              <w:top w:type="dxa" w:w="70"/>
+              <w:left w:type="dxa" w:w="100"/>
+              <w:bottom w:type="dxa" w:w="70"/>
+              <w:right w:type="dxa" w:w="100"/>
+            </w:tcMar>
+          </w:tcPr>
+          <w:p>
+            <w:r>
+              <w:rPr>
+                <w:rFonts w:ascii="맑은 고딕" w:cs="맑은 고딕" w:eastAsia="맑은 고딕" w:hAnsi="맑은 고딕"/>
+                <w:b w:val="false"/>
+                <w:bCs w:val="false"/>
+                <w:sz w:val="19"/>
+                <w:szCs w:val="19"/>
+              </w:rPr>
+              <w:t xml:space="preserve">미구현 (플레이어 넉백 대기)</w:t>
+            </w:r>
+          </w:p>
+        </w:tc>
+        <w:tc>
+          <w:tcPr>
+            <w:tcW w:type="dxa" w:w="2760"/>
+            <w:tcBorders>
+              <w:top w:val="single" w:color="BBBBBB" w:sz="4"/>
+              <w:left w:val="single" w:color="BBBBBB" w:sz="4"/>
+              <w:bottom w:val="single" w:color="BBBBBB" w:sz="4"/>
+              <w:right w:val="single" w:color="BBBBBB" w:sz="4"/>
+            </w:tcBorders>
+            <w:tcMar>
+              <w:top w:type="dxa" w:w="70"/>
+              <w:left w:type="dxa" w:w="100"/>
+              <w:bottom w:type="dxa" w:w="70"/>
+              <w:right w:type="dxa" w:w="100"/>
+            </w:tcMar>
+          </w:tcPr>
+          <w:p>
+            <w:r>
+              <w:rPr>
+                <w:rFonts w:ascii="맑은 고딕" w:cs="맑은 고딕" w:eastAsia="맑은 고딕" w:hAnsi="맑은 고딕"/>
+                <w:b w:val="false"/>
+                <w:bCs w:val="false"/>
+                <w:sz w:val="19"/>
+                <w:szCs w:val="19"/>
+              </w:rPr>
+              <w:t xml:space="preserve">Launch 600~900, 방향은 (피격자 − 공격자) 정규화</w:t>
+            </w:r>
+          </w:p>
+        </w:tc>
+      </w:tr>
+      <w:tr>
+        <w:trPr>
+          <w:tblHeader w:val="false"/>
+        </w:trPr>
+        <w:tc>
+          <w:tcPr>
+            <w:tcW w:type="dxa" w:w="1700"/>
+            <w:tcBorders>
+              <w:top w:val="single" w:color="BBBBBB" w:sz="4"/>
+              <w:left w:val="single" w:color="BBBBBB" w:sz="4"/>
+              <w:bottom w:val="single" w:color="BBBBBB" w:sz="4"/>
+              <w:right w:val="single" w:color="BBBBBB" w:sz="4"/>
+            </w:tcBorders>
+            <w:tcMar>
+              <w:top w:type="dxa" w:w="70"/>
+              <w:left w:type="dxa" w:w="100"/>
+              <w:bottom w:type="dxa" w:w="70"/>
+              <w:right w:type="dxa" w:w="100"/>
+            </w:tcMar>
+          </w:tcPr>
+          <w:p>
+            <w:r>
+              <w:rPr>
+                <w:rFonts w:ascii="맑은 고딕" w:cs="맑은 고딕" w:eastAsia="맑은 고딕" w:hAnsi="맑은 고딕"/>
+                <w:b w:val="false"/>
+                <w:bCs w:val="false"/>
+                <w:sz w:val="19"/>
+                <w:szCs w:val="19"/>
+              </w:rPr>
+              <w:t xml:space="preserve">랙돌</w:t>
+            </w:r>
+          </w:p>
+        </w:tc>
+        <w:tc>
+          <w:tcPr>
+            <w:tcW w:type="dxa" w:w="3700"/>
+            <w:tcBorders>
+              <w:top w:val="single" w:color="BBBBBB" w:sz="4"/>
+              <w:left w:val="single" w:color="BBBBBB" w:sz="4"/>
+              <w:bottom w:val="single" w:color="BBBBBB" w:sz="4"/>
+              <w:right w:val="single" w:color="BBBBBB" w:sz="4"/>
+            </w:tcBorders>
+            <w:tcMar>
+              <w:top w:type="dxa" w:w="70"/>
+              <w:left w:type="dxa" w:w="100"/>
+              <w:bottom w:type="dxa" w:w="70"/>
+              <w:right w:type="dxa" w:w="100"/>
+            </w:tcMar>
+          </w:tcPr>
+          <w:p>
+            <w:r>
+              <w:rPr>
+                <w:rFonts w:ascii="맑은 고딕" w:cs="맑은 고딕" w:eastAsia="맑은 고딕" w:hAnsi="맑은 고딕"/>
+                <w:b w:val="false"/>
+                <w:bCs w:val="false"/>
+                <w:sz w:val="19"/>
+                <w:szCs w:val="19"/>
+              </w:rPr>
+              <w:t xml:space="preserve">사망 또는 강한 충격 때 현재 속도를 물리 시뮬레이션에 이어받음 (Set Simulate Physics, 속도 전달)</w:t>
+            </w:r>
+          </w:p>
+        </w:tc>
+        <w:tc>
+          <w:tcPr>
+            <w:tcW w:type="dxa" w:w="1200"/>
+            <w:tcBorders>
+              <w:top w:val="single" w:color="BBBBBB" w:sz="4"/>
+              <w:left w:val="single" w:color="BBBBBB" w:sz="4"/>
+              <w:bottom w:val="single" w:color="BBBBBB" w:sz="4"/>
+              <w:right w:val="single" w:color="BBBBBB" w:sz="4"/>
+            </w:tcBorders>
+            <w:tcMar>
+              <w:top w:type="dxa" w:w="70"/>
+              <w:left w:type="dxa" w:w="100"/>
+              <w:bottom w:type="dxa" w:w="70"/>
+              <w:right w:type="dxa" w:w="100"/>
+            </w:tcMar>
+          </w:tcPr>
+          <w:p>
+            <w:r>
+              <w:rPr>
+                <w:rFonts w:ascii="맑은 고딕" w:cs="맑은 고딕" w:eastAsia="맑은 고딕" w:hAnsi="맑은 고딕"/>
+                <w:b w:val="false"/>
+                <w:bCs w:val="false"/>
+                <w:sz w:val="19"/>
+                <w:szCs w:val="19"/>
+              </w:rPr>
+              <w:t xml:space="preserve">미구현 (보스 사망 연출 없음)</w:t>
+            </w:r>
+          </w:p>
+        </w:tc>
+        <w:tc>
+          <w:tcPr>
+            <w:tcW w:type="dxa" w:w="2760"/>
+            <w:tcBorders>
+              <w:top w:val="single" w:color="BBBBBB" w:sz="4"/>
+              <w:left w:val="single" w:color="BBBBBB" w:sz="4"/>
+              <w:bottom w:val="single" w:color="BBBBBB" w:sz="4"/>
+              <w:right w:val="single" w:color="BBBBBB" w:sz="4"/>
+            </w:tcBorders>
+            <w:tcMar>
+              <w:top w:type="dxa" w:w="70"/>
+              <w:left w:type="dxa" w:w="100"/>
+              <w:bottom w:type="dxa" w:w="70"/>
+              <w:right w:type="dxa" w:w="100"/>
+            </w:tcMar>
+          </w:tcPr>
+          <w:p>
+            <w:r>
+              <w:rPr>
+                <w:rFonts w:ascii="맑은 고딕" w:cs="맑은 고딕" w:eastAsia="맑은 고딕" w:hAnsi="맑은 고딕"/>
+                <w:b w:val="false"/>
+                <w:bCs w:val="false"/>
+                <w:sz w:val="19"/>
+                <w:szCs w:val="19"/>
+              </w:rPr>
+              <w:t xml:space="preserve">사망 순간에만</w:t>
+            </w:r>
+          </w:p>
+        </w:tc>
+      </w:tr>
+      <w:tr>
+        <w:trPr>
+          <w:tblHeader w:val="false"/>
+        </w:trPr>
+        <w:tc>
+          <w:tcPr>
+            <w:tcW w:type="dxa" w:w="1700"/>
+            <w:tcBorders>
+              <w:top w:val="single" w:color="BBBBBB" w:sz="4"/>
+              <w:left w:val="single" w:color="BBBBBB" w:sz="4"/>
+              <w:bottom w:val="single" w:color="BBBBBB" w:sz="4"/>
+              <w:right w:val="single" w:color="BBBBBB" w:sz="4"/>
+            </w:tcBorders>
+            <w:tcMar>
+              <w:top w:type="dxa" w:w="70"/>
+              <w:left w:type="dxa" w:w="100"/>
+              <w:bottom w:type="dxa" w:w="70"/>
+              <w:right w:type="dxa" w:w="100"/>
+            </w:tcMar>
+          </w:tcPr>
+          <w:p>
+            <w:r>
+              <w:rPr>
+                <w:rFonts w:ascii="맑은 고딕" w:cs="맑은 고딕" w:eastAsia="맑은 고딕" w:hAnsi="맑은 고딕"/>
+                <w:b w:val="false"/>
+                <w:bCs w:val="false"/>
+                <w:sz w:val="19"/>
+                <w:szCs w:val="19"/>
+              </w:rPr>
+              <w:t xml:space="preserve">나이아가라 속도</w:t>
+            </w:r>
+          </w:p>
+        </w:tc>
+        <w:tc>
+          <w:tcPr>
+            <w:tcW w:type="dxa" w:w="3700"/>
+            <w:tcBorders>
+              <w:top w:val="single" w:color="BBBBBB" w:sz="4"/>
+              <w:left w:val="single" w:color="BBBBBB" w:sz="4"/>
+              <w:bottom w:val="single" w:color="BBBBBB" w:sz="4"/>
+              <w:right w:val="single" w:color="BBBBBB" w:sz="4"/>
+            </w:tcBorders>
+            <w:tcMar>
+              <w:top w:type="dxa" w:w="70"/>
+              <w:left w:type="dxa" w:w="100"/>
+              <w:bottom w:type="dxa" w:w="70"/>
+              <w:right w:type="dxa" w:w="100"/>
+            </w:tcMar>
+          </w:tcPr>
+          <w:p>
+            <w:r>
+              <w:rPr>
+                <w:rFonts w:ascii="맑은 고딕" w:cs="맑은 고딕" w:eastAsia="맑은 고딕" w:hAnsi="맑은 고딕"/>
+                <w:b w:val="false"/>
+                <w:bCs w:val="false"/>
+                <w:sz w:val="19"/>
+                <w:szCs w:val="19"/>
+              </w:rPr>
+              <w:t xml:space="preserve">스파크·파편의 초기 속도를 타격 강도에 비례. Sprite를 Velocity Aligned로 늘려 칼로 벤 듯 날카롭게. 방출 방향은 타격 반대·법선</w:t>
+            </w:r>
+          </w:p>
+        </w:tc>
+        <w:tc>
+          <w:tcPr>
+            <w:tcW w:type="dxa" w:w="1200"/>
+            <w:tcBorders>
+              <w:top w:val="single" w:color="BBBBBB" w:sz="4"/>
+              <w:left w:val="single" w:color="BBBBBB" w:sz="4"/>
+              <w:bottom w:val="single" w:color="BBBBBB" w:sz="4"/>
+              <w:right w:val="single" w:color="BBBBBB" w:sz="4"/>
+            </w:tcBorders>
+            <w:tcMar>
+              <w:top w:type="dxa" w:w="70"/>
+              <w:left w:type="dxa" w:w="100"/>
+              <w:bottom w:type="dxa" w:w="70"/>
+              <w:right w:type="dxa" w:w="100"/>
+            </w:tcMar>
+          </w:tcPr>
+          <w:p>
+            <w:r>
+              <w:rPr>
+                <w:rFonts w:ascii="맑은 고딕" w:cs="맑은 고딕" w:eastAsia="맑은 고딕" w:hAnsi="맑은 고딕"/>
+                <w:b w:val="false"/>
+                <w:bCs w:val="false"/>
+                <w:sz w:val="19"/>
+                <w:szCs w:val="19"/>
+              </w:rPr>
+              <w:t xml:space="preserve">미구현 (섬광만 있음)</w:t>
+            </w:r>
+          </w:p>
+        </w:tc>
+        <w:tc>
+          <w:tcPr>
+            <w:tcW w:type="dxa" w:w="2760"/>
+            <w:tcBorders>
+              <w:top w:val="single" w:color="BBBBBB" w:sz="4"/>
+              <w:left w:val="single" w:color="BBBBBB" w:sz="4"/>
+              <w:bottom w:val="single" w:color="BBBBBB" w:sz="4"/>
+              <w:right w:val="single" w:color="BBBBBB" w:sz="4"/>
+            </w:tcBorders>
+            <w:tcMar>
+              <w:top w:type="dxa" w:w="70"/>
+              <w:left w:type="dxa" w:w="100"/>
+              <w:bottom w:type="dxa" w:w="70"/>
+              <w:right w:type="dxa" w:w="100"/>
+            </w:tcMar>
+          </w:tcPr>
+          <w:p>
+            <w:r>
+              <w:rPr>
+                <w:rFonts w:ascii="맑은 고딕" w:cs="맑은 고딕" w:eastAsia="맑은 고딕" w:hAnsi="맑은 고딕"/>
+                <w:b w:val="false"/>
+                <w:bCs w:val="false"/>
+                <w:sz w:val="19"/>
+                <w:szCs w:val="19"/>
+              </w:rPr>
+              <w:t xml:space="preserve">약한 타격 300 / 강한 타격 1000~1500 cm/s</w:t>
+            </w:r>
+          </w:p>
+        </w:tc>
+      </w:tr>
+      <w:tr>
+        <w:trPr>
+          <w:tblHeader w:val="false"/>
+        </w:trPr>
+        <w:tc>
+          <w:tcPr>
+            <w:tcW w:type="dxa" w:w="1700"/>
+            <w:tcBorders>
+              <w:top w:val="single" w:color="BBBBBB" w:sz="4"/>
+              <w:left w:val="single" w:color="BBBBBB" w:sz="4"/>
+              <w:bottom w:val="single" w:color="BBBBBB" w:sz="4"/>
+              <w:right w:val="single" w:color="BBBBBB" w:sz="4"/>
+            </w:tcBorders>
+            <w:tcMar>
+              <w:top w:type="dxa" w:w="70"/>
+              <w:left w:type="dxa" w:w="100"/>
+              <w:bottom w:type="dxa" w:w="70"/>
+              <w:right w:type="dxa" w:w="100"/>
+            </w:tcMar>
+          </w:tcPr>
+          <w:p>
+            <w:r>
+              <w:rPr>
+                <w:rFonts w:ascii="맑은 고딕" w:cs="맑은 고딕" w:eastAsia="맑은 고딕" w:hAnsi="맑은 고딕"/>
+                <w:b w:val="false"/>
+                <w:bCs w:val="false"/>
+                <w:sz w:val="19"/>
+                <w:szCs w:val="19"/>
+              </w:rPr>
+              <w:t xml:space="preserve">메타사운드 변조</w:t>
+            </w:r>
+          </w:p>
+        </w:tc>
+        <w:tc>
+          <w:tcPr>
+            <w:tcW w:type="dxa" w:w="3700"/>
+            <w:tcBorders>
+              <w:top w:val="single" w:color="BBBBBB" w:sz="4"/>
+              <w:left w:val="single" w:color="BBBBBB" w:sz="4"/>
+              <w:bottom w:val="single" w:color="BBBBBB" w:sz="4"/>
+              <w:right w:val="single" w:color="BBBBBB" w:sz="4"/>
+            </w:tcBorders>
+            <w:tcMar>
+              <w:top w:type="dxa" w:w="70"/>
+              <w:left w:type="dxa" w:w="100"/>
+              <w:bottom w:type="dxa" w:w="70"/>
+              <w:right w:type="dxa" w:w="100"/>
+            </w:tcMar>
+          </w:tcPr>
+          <w:p>
+            <w:r>
+              <w:rPr>
+                <w:rFonts w:ascii="맑은 고딕" w:cs="맑은 고딕" w:eastAsia="맑은 고딕" w:hAnsi="맑은 고딕"/>
+                <w:b w:val="false"/>
+                <w:bCs w:val="false"/>
+                <w:sz w:val="19"/>
+                <w:szCs w:val="19"/>
+              </w:rPr>
+              <w:t xml:space="preserve">휘두르는 속도·타격 강도를 사운드 파라미터에 연동해 볼륨·피치 변화</w:t>
+            </w:r>
+          </w:p>
+        </w:tc>
+        <w:tc>
+          <w:tcPr>
+            <w:tcW w:type="dxa" w:w="1200"/>
+            <w:tcBorders>
+              <w:top w:val="single" w:color="BBBBBB" w:sz="4"/>
+              <w:left w:val="single" w:color="BBBBBB" w:sz="4"/>
+              <w:bottom w:val="single" w:color="BBBBBB" w:sz="4"/>
+              <w:right w:val="single" w:color="BBBBBB" w:sz="4"/>
+            </w:tcBorders>
+            <w:tcMar>
+              <w:top w:type="dxa" w:w="70"/>
+              <w:left w:type="dxa" w:w="100"/>
+              <w:bottom w:type="dxa" w:w="70"/>
+              <w:right w:type="dxa" w:w="100"/>
+            </w:tcMar>
+          </w:tcPr>
+          <w:p>
+            <w:r>
+              <w:rPr>
+                <w:rFonts w:ascii="맑은 고딕" w:cs="맑은 고딕" w:eastAsia="맑은 고딕" w:hAnsi="맑은 고딕"/>
+                <w:b w:val="false"/>
+                <w:bCs w:val="false"/>
+                <w:sz w:val="19"/>
+                <w:szCs w:val="19"/>
+              </w:rPr>
+              <w:t xml:space="preserve">미구현 (사운드 자체가 없음)</w:t>
+            </w:r>
+          </w:p>
+        </w:tc>
+        <w:tc>
+          <w:tcPr>
+            <w:tcW w:type="dxa" w:w="2760"/>
+            <w:tcBorders>
+              <w:top w:val="single" w:color="BBBBBB" w:sz="4"/>
+              <w:left w:val="single" w:color="BBBBBB" w:sz="4"/>
+              <w:bottom w:val="single" w:color="BBBBBB" w:sz="4"/>
+              <w:right w:val="single" w:color="BBBBBB" w:sz="4"/>
+            </w:tcBorders>
+            <w:tcMar>
+              <w:top w:type="dxa" w:w="70"/>
+              <w:left w:type="dxa" w:w="100"/>
+              <w:bottom w:type="dxa" w:w="70"/>
+              <w:right w:type="dxa" w:w="100"/>
+            </w:tcMar>
+          </w:tcPr>
+          <w:p>
+            <w:r>
+              <w:rPr>
+                <w:rFonts w:ascii="맑은 고딕" w:cs="맑은 고딕" w:eastAsia="맑은 고딕" w:hAnsi="맑은 고딕"/>
+                <w:b w:val="false"/>
+                <w:bCs w:val="false"/>
+                <w:sz w:val="19"/>
+                <w:szCs w:val="19"/>
+              </w:rPr>
+              <w:t xml:space="preserve">속도 비례 피치 ±10~20%</w:t>
+            </w:r>
+          </w:p>
+        </w:tc>
+      </w:tr>
+      <w:tr>
+        <w:trPr>
+          <w:tblHeader w:val="false"/>
+        </w:trPr>
+        <w:tc>
+          <w:tcPr>
+            <w:tcW w:type="dxa" w:w="1700"/>
+            <w:tcBorders>
+              <w:top w:val="single" w:color="BBBBBB" w:sz="4"/>
+              <w:left w:val="single" w:color="BBBBBB" w:sz="4"/>
+              <w:bottom w:val="single" w:color="BBBBBB" w:sz="4"/>
+              <w:right w:val="single" w:color="BBBBBB" w:sz="4"/>
+            </w:tcBorders>
+            <w:tcMar>
+              <w:top w:type="dxa" w:w="70"/>
+              <w:left w:type="dxa" w:w="100"/>
+              <w:bottom w:type="dxa" w:w="70"/>
+              <w:right w:type="dxa" w:w="100"/>
+            </w:tcMar>
+          </w:tcPr>
+          <w:p>
+            <w:r>
+              <w:rPr>
+                <w:rFonts w:ascii="맑은 고딕" w:cs="맑은 고딕" w:eastAsia="맑은 고딕" w:hAnsi="맑은 고딕"/>
+                <w:b w:val="false"/>
+                <w:bCs w:val="false"/>
+                <w:sz w:val="19"/>
+                <w:szCs w:val="19"/>
+              </w:rPr>
+              <w:t xml:space="preserve">무기 트레일</w:t>
+            </w:r>
+          </w:p>
+        </w:tc>
+        <w:tc>
+          <w:tcPr>
+            <w:tcW w:type="dxa" w:w="3700"/>
+            <w:tcBorders>
+              <w:top w:val="single" w:color="BBBBBB" w:sz="4"/>
+              <w:left w:val="single" w:color="BBBBBB" w:sz="4"/>
+              <w:bottom w:val="single" w:color="BBBBBB" w:sz="4"/>
+              <w:right w:val="single" w:color="BBBBBB" w:sz="4"/>
+            </w:tcBorders>
+            <w:tcMar>
+              <w:top w:type="dxa" w:w="70"/>
+              <w:left w:type="dxa" w:w="100"/>
+              <w:bottom w:type="dxa" w:w="70"/>
+              <w:right w:type="dxa" w:w="100"/>
+            </w:tcMar>
+          </w:tcPr>
+          <w:p>
+            <w:r>
+              <w:rPr>
+                <w:rFonts w:ascii="맑은 고딕" w:cs="맑은 고딕" w:eastAsia="맑은 고딕" w:hAnsi="맑은 고딕"/>
+                <w:b w:val="false"/>
+                <w:bCs w:val="false"/>
+                <w:sz w:val="19"/>
+                <w:szCs w:val="19"/>
+              </w:rPr>
+              <w:t xml:space="preserve">칼끝 속도가 높을수록 궤적이 길고 선명하게</w:t>
+            </w:r>
+          </w:p>
+        </w:tc>
+        <w:tc>
+          <w:tcPr>
+            <w:tcW w:type="dxa" w:w="1200"/>
+            <w:tcBorders>
+              <w:top w:val="single" w:color="BBBBBB" w:sz="4"/>
+              <w:left w:val="single" w:color="BBBBBB" w:sz="4"/>
+              <w:bottom w:val="single" w:color="BBBBBB" w:sz="4"/>
+              <w:right w:val="single" w:color="BBBBBB" w:sz="4"/>
+            </w:tcBorders>
+            <w:tcMar>
+              <w:top w:type="dxa" w:w="70"/>
+              <w:left w:type="dxa" w:w="100"/>
+              <w:bottom w:type="dxa" w:w="70"/>
+              <w:right w:type="dxa" w:w="100"/>
+            </w:tcMar>
+          </w:tcPr>
+          <w:p>
+            <w:r>
+              <w:rPr>
+                <w:rFonts w:ascii="맑은 고딕" w:cs="맑은 고딕" w:eastAsia="맑은 고딕" w:hAnsi="맑은 고딕"/>
+                <w:b w:val="false"/>
+                <w:bCs w:val="false"/>
+                <w:sz w:val="19"/>
+                <w:szCs w:val="19"/>
+              </w:rPr>
+              <w:t xml:space="preserve">구현됨 (P_RibbonTrail, 베기 FX)</w:t>
+            </w:r>
+          </w:p>
+        </w:tc>
+        <w:tc>
+          <w:tcPr>
+            <w:tcW w:type="dxa" w:w="2760"/>
+            <w:tcBorders>
+              <w:top w:val="single" w:color="BBBBBB" w:sz="4"/>
+              <w:left w:val="single" w:color="BBBBBB" w:sz="4"/>
+              <w:bottom w:val="single" w:color="BBBBBB" w:sz="4"/>
+              <w:right w:val="single" w:color="BBBBBB" w:sz="4"/>
+            </w:tcBorders>
+            <w:tcMar>
+              <w:top w:type="dxa" w:w="70"/>
+              <w:left w:type="dxa" w:w="100"/>
+              <w:bottom w:type="dxa" w:w="70"/>
+              <w:right w:type="dxa" w:w="100"/>
+            </w:tcMar>
+          </w:tcPr>
+          <w:p>
+            <w:r>
+              <w:rPr>
+                <w:rFonts w:ascii="맑은 고딕" w:cs="맑은 고딕" w:eastAsia="맑은 고딕" w:hAnsi="맑은 고딕"/>
+                <w:b w:val="false"/>
+                <w:bCs w:val="false"/>
+                <w:sz w:val="19"/>
+                <w:szCs w:val="19"/>
+              </w:rPr>
+              <w:t xml:space="preserve">속도 비례 길이는 미구현</w:t>
+            </w:r>
+          </w:p>
+        </w:tc>
+      </w:tr>
+      <w:tr>
+        <w:trPr>
+          <w:tblHeader w:val="false"/>
+        </w:trPr>
+        <w:tc>
+          <w:tcPr>
+            <w:tcW w:type="dxa" w:w="1700"/>
+            <w:tcBorders>
+              <w:top w:val="single" w:color="BBBBBB" w:sz="4"/>
+              <w:left w:val="single" w:color="BBBBBB" w:sz="4"/>
+              <w:bottom w:val="single" w:color="BBBBBB" w:sz="4"/>
+              <w:right w:val="single" w:color="BBBBBB" w:sz="4"/>
+            </w:tcBorders>
+            <w:tcMar>
+              <w:top w:type="dxa" w:w="70"/>
+              <w:left w:type="dxa" w:w="100"/>
+              <w:bottom w:type="dxa" w:w="70"/>
+              <w:right w:type="dxa" w:w="100"/>
+            </w:tcMar>
+          </w:tcPr>
+          <w:p>
+            <w:r>
+              <w:rPr>
+                <w:rFonts w:ascii="맑은 고딕" w:cs="맑은 고딕" w:eastAsia="맑은 고딕" w:hAnsi="맑은 고딕"/>
+                <w:b w:val="false"/>
+                <w:bCs w:val="false"/>
+                <w:sz w:val="19"/>
+                <w:szCs w:val="19"/>
+              </w:rPr>
+              <w:t xml:space="preserve">모션 블러</w:t>
+            </w:r>
+          </w:p>
+        </w:tc>
+        <w:tc>
+          <w:tcPr>
+            <w:tcW w:type="dxa" w:w="3700"/>
+            <w:tcBorders>
+              <w:top w:val="single" w:color="BBBBBB" w:sz="4"/>
+              <w:left w:val="single" w:color="BBBBBB" w:sz="4"/>
+              <w:bottom w:val="single" w:color="BBBBBB" w:sz="4"/>
+              <w:right w:val="single" w:color="BBBBBB" w:sz="4"/>
+            </w:tcBorders>
+            <w:tcMar>
+              <w:top w:type="dxa" w:w="70"/>
+              <w:left w:type="dxa" w:w="100"/>
+              <w:bottom w:type="dxa" w:w="70"/>
+              <w:right w:type="dxa" w:w="100"/>
+            </w:tcMar>
+          </w:tcPr>
+          <w:p>
+            <w:r>
+              <w:rPr>
+                <w:rFonts w:ascii="맑은 고딕" w:cs="맑은 고딕" w:eastAsia="맑은 고딕" w:hAnsi="맑은 고딕"/>
+                <w:b w:val="false"/>
+                <w:bCs w:val="false"/>
+                <w:sz w:val="19"/>
+                <w:szCs w:val="19"/>
+              </w:rPr>
+              <w:t xml:space="preserve">순간 속도가 급증할 때 포스트 프로세스 모션 블러 증가</w:t>
+            </w:r>
+          </w:p>
+        </w:tc>
+        <w:tc>
+          <w:tcPr>
+            <w:tcW w:type="dxa" w:w="1200"/>
+            <w:tcBorders>
+              <w:top w:val="single" w:color="BBBBBB" w:sz="4"/>
+              <w:left w:val="single" w:color="BBBBBB" w:sz="4"/>
+              <w:bottom w:val="single" w:color="BBBBBB" w:sz="4"/>
+              <w:right w:val="single" w:color="BBBBBB" w:sz="4"/>
+            </w:tcBorders>
+            <w:tcMar>
+              <w:top w:type="dxa" w:w="70"/>
+              <w:left w:type="dxa" w:w="100"/>
+              <w:bottom w:type="dxa" w:w="70"/>
+              <w:right w:type="dxa" w:w="100"/>
+            </w:tcMar>
+          </w:tcPr>
+          <w:p>
+            <w:r>
+              <w:rPr>
+                <w:rFonts w:ascii="맑은 고딕" w:cs="맑은 고딕" w:eastAsia="맑은 고딕" w:hAnsi="맑은 고딕"/>
+                <w:b w:val="false"/>
+                <w:bCs w:val="false"/>
+                <w:sz w:val="19"/>
+                <w:szCs w:val="19"/>
+              </w:rPr>
+              <w:t xml:space="preserve">미구현</w:t>
+            </w:r>
+          </w:p>
+        </w:tc>
+        <w:tc>
+          <w:tcPr>
+            <w:tcW w:type="dxa" w:w="2760"/>
+            <w:tcBorders>
+              <w:top w:val="single" w:color="BBBBBB" w:sz="4"/>
+              <w:left w:val="single" w:color="BBBBBB" w:sz="4"/>
+              <w:bottom w:val="single" w:color="BBBBBB" w:sz="4"/>
+              <w:right w:val="single" w:color="BBBBBB" w:sz="4"/>
+            </w:tcBorders>
+            <w:tcMar>
+              <w:top w:type="dxa" w:w="70"/>
+              <w:left w:type="dxa" w:w="100"/>
+              <w:bottom w:type="dxa" w:w="70"/>
+              <w:right w:type="dxa" w:w="100"/>
+            </w:tcMar>
+          </w:tcPr>
+          <w:p>
+            <w:r>
+              <w:rPr>
+                <w:rFonts w:ascii="맑은 고딕" w:cs="맑은 고딕" w:eastAsia="맑은 고딕" w:hAnsi="맑은 고딕"/>
+                <w:b w:val="false"/>
+                <w:bCs w:val="false"/>
+                <w:sz w:val="19"/>
+                <w:szCs w:val="19"/>
+              </w:rPr>
+              <w:t xml:space="preserve">Amount 0.5 → 1.0, 0.3초 후 복귀</w:t>
+            </w:r>
+          </w:p>
+        </w:tc>
+      </w:tr>
+      <w:tr>
+        <w:trPr>
+          <w:tblHeader w:val="false"/>
+        </w:trPr>
+        <w:tc>
+          <w:tcPr>
+            <w:tcW w:type="dxa" w:w="1700"/>
+            <w:tcBorders>
+              <w:top w:val="single" w:color="BBBBBB" w:sz="4"/>
+              <w:left w:val="single" w:color="BBBBBB" w:sz="4"/>
+              <w:bottom w:val="single" w:color="BBBBBB" w:sz="4"/>
+              <w:right w:val="single" w:color="BBBBBB" w:sz="4"/>
+            </w:tcBorders>
+            <w:tcMar>
+              <w:top w:type="dxa" w:w="70"/>
+              <w:left w:type="dxa" w:w="100"/>
+              <w:bottom w:type="dxa" w:w="70"/>
+              <w:right w:type="dxa" w:w="100"/>
+            </w:tcMar>
+          </w:tcPr>
+          <w:p>
+            <w:r>
+              <w:rPr>
+                <w:rFonts w:ascii="맑은 고딕" w:cs="맑은 고딕" w:eastAsia="맑은 고딕" w:hAnsi="맑은 고딕"/>
+                <w:b w:val="false"/>
+                <w:bCs w:val="false"/>
+                <w:sz w:val="19"/>
+                <w:szCs w:val="19"/>
+              </w:rPr>
+              <w:t xml:space="preserve">카메라 셰이크 연동</w:t>
+            </w:r>
+          </w:p>
+        </w:tc>
+        <w:tc>
+          <w:tcPr>
+            <w:tcW w:type="dxa" w:w="3700"/>
+            <w:tcBorders>
+              <w:top w:val="single" w:color="BBBBBB" w:sz="4"/>
+              <w:left w:val="single" w:color="BBBBBB" w:sz="4"/>
+              <w:bottom w:val="single" w:color="BBBBBB" w:sz="4"/>
+              <w:right w:val="single" w:color="BBBBBB" w:sz="4"/>
+            </w:tcBorders>
+            <w:tcMar>
+              <w:top w:type="dxa" w:w="70"/>
+              <w:left w:type="dxa" w:w="100"/>
+              <w:bottom w:type="dxa" w:w="70"/>
+              <w:right w:type="dxa" w:w="100"/>
+            </w:tcMar>
+          </w:tcPr>
+          <w:p>
+            <w:r>
+              <w:rPr>
+                <w:rFonts w:ascii="맑은 고딕" w:cs="맑은 고딕" w:eastAsia="맑은 고딕" w:hAnsi="맑은 고딕"/>
+                <w:b w:val="false"/>
+                <w:bCs w:val="false"/>
+                <w:sz w:val="19"/>
+                <w:szCs w:val="19"/>
+              </w:rPr>
+              <w:t xml:space="preserve">타격 순간의 속도 변화(감속)가 클수록 Scale을 크게</w:t>
+            </w:r>
+          </w:p>
+        </w:tc>
+        <w:tc>
+          <w:tcPr>
+            <w:tcW w:type="dxa" w:w="1200"/>
+            <w:tcBorders>
+              <w:top w:val="single" w:color="BBBBBB" w:sz="4"/>
+              <w:left w:val="single" w:color="BBBBBB" w:sz="4"/>
+              <w:bottom w:val="single" w:color="BBBBBB" w:sz="4"/>
+              <w:right w:val="single" w:color="BBBBBB" w:sz="4"/>
+            </w:tcBorders>
+            <w:tcMar>
+              <w:top w:type="dxa" w:w="70"/>
+              <w:left w:type="dxa" w:w="100"/>
+              <w:bottom w:type="dxa" w:w="70"/>
+              <w:right w:type="dxa" w:w="100"/>
+            </w:tcMar>
+          </w:tcPr>
+          <w:p>
+            <w:r>
+              <w:rPr>
+                <w:rFonts w:ascii="맑은 고딕" w:cs="맑은 고딕" w:eastAsia="맑은 고딕" w:hAnsi="맑은 고딕"/>
+                <w:b w:val="false"/>
+                <w:bCs w:val="false"/>
+                <w:sz w:val="19"/>
+                <w:szCs w:val="19"/>
+              </w:rPr>
+              <w:t xml:space="preserve">노드 완료, Scale은 고정 3.0</w:t>
+            </w:r>
+          </w:p>
+        </w:tc>
+        <w:tc>
+          <w:tcPr>
+            <w:tcW w:type="dxa" w:w="2760"/>
+            <w:tcBorders>
+              <w:top w:val="single" w:color="BBBBBB" w:sz="4"/>
+              <w:left w:val="single" w:color="BBBBBB" w:sz="4"/>
+              <w:bottom w:val="single" w:color="BBBBBB" w:sz="4"/>
+              <w:right w:val="single" w:color="BBBBBB" w:sz="4"/>
+            </w:tcBorders>
+            <w:tcMar>
+              <w:top w:type="dxa" w:w="70"/>
+              <w:left w:type="dxa" w:w="100"/>
+              <w:bottom w:type="dxa" w:w="70"/>
+              <w:right w:type="dxa" w:w="100"/>
+            </w:tcMar>
+          </w:tcPr>
+          <w:p>
+            <w:r>
+              <w:rPr>
+                <w:rFonts w:ascii="맑은 고딕" w:cs="맑은 고딕" w:eastAsia="맑은 고딕" w:hAnsi="맑은 고딕"/>
+                <w:b w:val="false"/>
+                <w:bCs w:val="false"/>
+                <w:sz w:val="19"/>
+                <w:szCs w:val="19"/>
+              </w:rPr>
+              <w:t xml:space="preserve">일반 타격 0.5 / 강타 1.5 / 파괴 3.0</w:t>
+            </w:r>
+          </w:p>
+        </w:tc>
+      </w:tr>
+      <w:tr>
+        <w:trPr>
+          <w:tblHeader w:val="false"/>
+        </w:trPr>
+        <w:tc>
+          <w:tcPr>
+            <w:tcW w:type="dxa" w:w="1700"/>
+            <w:tcBorders>
+              <w:top w:val="single" w:color="BBBBBB" w:sz="4"/>
+              <w:left w:val="single" w:color="BBBBBB" w:sz="4"/>
+              <w:bottom w:val="single" w:color="BBBBBB" w:sz="4"/>
+              <w:right w:val="single" w:color="BBBBBB" w:sz="4"/>
+            </w:tcBorders>
+            <w:tcMar>
+              <w:top w:type="dxa" w:w="70"/>
+              <w:left w:type="dxa" w:w="100"/>
+              <w:bottom w:type="dxa" w:w="70"/>
+              <w:right w:type="dxa" w:w="100"/>
+            </w:tcMar>
+          </w:tcPr>
+          <w:p>
+            <w:r>
+              <w:rPr>
+                <w:rFonts w:ascii="맑은 고딕" w:cs="맑은 고딕" w:eastAsia="맑은 고딕" w:hAnsi="맑은 고딕"/>
+                <w:b w:val="false"/>
+                <w:bCs w:val="false"/>
+                <w:sz w:val="19"/>
+                <w:szCs w:val="19"/>
+              </w:rPr>
+              <w:t xml:space="preserve">글로벌·커스텀 타임 딜레이</w:t>
+            </w:r>
+          </w:p>
+        </w:tc>
+        <w:tc>
+          <w:tcPr>
+            <w:tcW w:type="dxa" w:w="3700"/>
+            <w:tcBorders>
+              <w:top w:val="single" w:color="BBBBBB" w:sz="4"/>
+              <w:left w:val="single" w:color="BBBBBB" w:sz="4"/>
+              <w:bottom w:val="single" w:color="BBBBBB" w:sz="4"/>
+              <w:right w:val="single" w:color="BBBBBB" w:sz="4"/>
+            </w:tcBorders>
+            <w:tcMar>
+              <w:top w:type="dxa" w:w="70"/>
+              <w:left w:type="dxa" w:w="100"/>
+              <w:bottom w:type="dxa" w:w="70"/>
+              <w:right w:type="dxa" w:w="100"/>
+            </w:tcMar>
+          </w:tcPr>
+          <w:p>
+            <w:r>
+              <w:rPr>
+                <w:rFonts w:ascii="맑은 고딕" w:cs="맑은 고딕" w:eastAsia="맑은 고딕" w:hAnsi="맑은 고딕"/>
+                <w:b w:val="false"/>
+                <w:bCs w:val="false"/>
+                <w:sz w:val="19"/>
+                <w:szCs w:val="19"/>
+              </w:rPr>
+              <w:t xml:space="preserve">Custom Time Dilation으로 공격자·피격자만 멈추거나, 글로벌로 전체 정지</w:t>
+            </w:r>
+          </w:p>
+        </w:tc>
+        <w:tc>
+          <w:tcPr>
+            <w:tcW w:type="dxa" w:w="1200"/>
+            <w:tcBorders>
+              <w:top w:val="single" w:color="BBBBBB" w:sz="4"/>
+              <w:left w:val="single" w:color="BBBBBB" w:sz="4"/>
+              <w:bottom w:val="single" w:color="BBBBBB" w:sz="4"/>
+              <w:right w:val="single" w:color="BBBBBB" w:sz="4"/>
+            </w:tcBorders>
+            <w:tcMar>
+              <w:top w:type="dxa" w:w="70"/>
+              <w:left w:type="dxa" w:w="100"/>
+              <w:bottom w:type="dxa" w:w="70"/>
+              <w:right w:type="dxa" w:w="100"/>
+            </w:tcMar>
+          </w:tcPr>
+          <w:p>
+            <w:r>
+              <w:rPr>
+                <w:rFonts w:ascii="맑은 고딕" w:cs="맑은 고딕" w:eastAsia="맑은 고딕" w:hAnsi="맑은 고딕"/>
+                <w:b w:val="false"/>
+                <w:bCs w:val="false"/>
+                <w:sz w:val="19"/>
+                <w:szCs w:val="19"/>
+              </w:rPr>
+              <w:t xml:space="preserve">글로벌 히트스톱 완료, 커스텀 미구현</w:t>
+            </w:r>
+          </w:p>
+        </w:tc>
+        <w:tc>
+          <w:tcPr>
+            <w:tcW w:type="dxa" w:w="2760"/>
+            <w:tcBorders>
+              <w:top w:val="single" w:color="BBBBBB" w:sz="4"/>
+              <w:left w:val="single" w:color="BBBBBB" w:sz="4"/>
+              <w:bottom w:val="single" w:color="BBBBBB" w:sz="4"/>
+              <w:right w:val="single" w:color="BBBBBB" w:sz="4"/>
+            </w:tcBorders>
+            <w:tcMar>
+              <w:top w:type="dxa" w:w="70"/>
+              <w:left w:type="dxa" w:w="100"/>
+              <w:bottom w:type="dxa" w:w="70"/>
+              <w:right w:type="dxa" w:w="100"/>
+            </w:tcMar>
+          </w:tcPr>
+          <w:p>
+            <w:r>
+              <w:rPr>
+                <w:rFonts w:ascii="맑은 고딕" w:cs="맑은 고딕" w:eastAsia="맑은 고딕" w:hAnsi="맑은 고딕"/>
+                <w:b w:val="false"/>
+                <w:bCs w:val="false"/>
+                <w:sz w:val="19"/>
+                <w:szCs w:val="19"/>
+              </w:rPr>
+              <w:t xml:space="preserve">파괴 0.15초 정지</w:t>
+            </w:r>
+          </w:p>
+        </w:tc>
+      </w:tr>
+    </w:tbl>
+    <w:p/>
+    <w:p>
+      <w:pPr>
+        <w:pStyle w:val="Heading2"/>
+        <w:spacing w:after="120" w:before="240"/>
+      </w:pPr>
+      <w:r>
+        <w:rPr>
+          <w:rFonts w:ascii="맑은 고딕" w:cs="맑은 고딕" w:eastAsia="맑은 고딕" w:hAnsi="맑은 고딕"/>
+          <w:b/>
+          <w:bCs/>
+          <w:sz w:val="26"/>
+          <w:szCs w:val="26"/>
+        </w:rPr>
+        <w:t xml:space="preserve">우리 파괴 연출을 "속도 곡선"으로 다시 보면</w:t>
+      </w:r>
+    </w:p>
+    <w:tbl>
+      <w:tblPr>
+        <w:tblW w:type="dxa" w:w="9360"/>
+        <w:tblBorders>
+          <w:top w:val="single" w:color="auto" w:sz="4"/>
+          <w:left w:val="single" w:color="auto" w:sz="4"/>
+          <w:bottom w:val="single" w:color="auto" w:sz="4"/>
+          <w:right w:val="single" w:color="auto" w:sz="4"/>
+          <w:insideH w:val="single" w:color="auto" w:sz="4"/>
+          <w:insideV w:val="single" w:color="auto" w:sz="4"/>
+        </w:tblBorders>
+      </w:tblPr>
+      <w:tblGrid>
+        <w:gridCol w:w="1800"/>
+        <w:gridCol w:w="2200"/>
+        <w:gridCol w:w="5360"/>
+      </w:tblGrid>
+      <w:tr>
+        <w:trPr>
+          <w:tblHeader/>
+        </w:trPr>
+        <w:tc>
+          <w:tcPr>
+            <w:tcW w:type="dxa" w:w="1800"/>
+            <w:tcBorders>
+              <w:top w:val="single" w:color="BBBBBB" w:sz="4"/>
+              <w:left w:val="single" w:color="BBBBBB" w:sz="4"/>
+              <w:bottom w:val="single" w:color="BBBBBB" w:sz="4"/>
+              <w:right w:val="single" w:color="BBBBBB" w:sz="4"/>
+            </w:tcBorders>
+            <w:shd w:fill="E8EEF7" w:color="auto" w:val="clear"/>
+            <w:tcMar>
+              <w:top w:type="dxa" w:w="70"/>
+              <w:left w:type="dxa" w:w="100"/>
+              <w:bottom w:type="dxa" w:w="70"/>
+              <w:right w:type="dxa" w:w="100"/>
+            </w:tcMar>
+          </w:tcPr>
+          <w:p>
+            <w:r>
+              <w:rPr>
+                <w:rFonts w:ascii="맑은 고딕" w:cs="맑은 고딕" w:eastAsia="맑은 고딕" w:hAnsi="맑은 고딕"/>
+                <w:b/>
+                <w:bCs/>
+                <w:sz w:val="19"/>
+                <w:szCs w:val="19"/>
+              </w:rPr>
+              <w:t xml:space="preserve">단계</w:t>
+            </w:r>
+          </w:p>
+        </w:tc>
+        <w:tc>
+          <w:tcPr>
+            <w:tcW w:type="dxa" w:w="2200"/>
+            <w:tcBorders>
+              <w:top w:val="single" w:color="BBBBBB" w:sz="4"/>
+              <w:left w:val="single" w:color="BBBBBB" w:sz="4"/>
+              <w:bottom w:val="single" w:color="BBBBBB" w:sz="4"/>
+              <w:right w:val="single" w:color="BBBBBB" w:sz="4"/>
+            </w:tcBorders>
+            <w:shd w:fill="E8EEF7" w:color="auto" w:val="clear"/>
+            <w:tcMar>
+              <w:top w:type="dxa" w:w="70"/>
+              <w:left w:type="dxa" w:w="100"/>
+              <w:bottom w:type="dxa" w:w="70"/>
+              <w:right w:type="dxa" w:w="100"/>
+            </w:tcMar>
+          </w:tcPr>
+          <w:p>
+            <w:r>
+              <w:rPr>
+                <w:rFonts w:ascii="맑은 고딕" w:cs="맑은 고딕" w:eastAsia="맑은 고딕" w:hAnsi="맑은 고딕"/>
+                <w:b/>
+                <w:bCs/>
+                <w:sz w:val="19"/>
+                <w:szCs w:val="19"/>
+              </w:rPr>
+              <w:t xml:space="preserve">속도</w:t>
+            </w:r>
+          </w:p>
+        </w:tc>
+        <w:tc>
+          <w:tcPr>
+            <w:tcW w:type="dxa" w:w="5360"/>
+            <w:tcBorders>
+              <w:top w:val="single" w:color="BBBBBB" w:sz="4"/>
+              <w:left w:val="single" w:color="BBBBBB" w:sz="4"/>
+              <w:bottom w:val="single" w:color="BBBBBB" w:sz="4"/>
+              <w:right w:val="single" w:color="BBBBBB" w:sz="4"/>
+            </w:tcBorders>
+            <w:shd w:fill="E8EEF7" w:color="auto" w:val="clear"/>
+            <w:tcMar>
+              <w:top w:type="dxa" w:w="70"/>
+              <w:left w:type="dxa" w:w="100"/>
+              <w:bottom w:type="dxa" w:w="70"/>
+              <w:right w:type="dxa" w:w="100"/>
+            </w:tcMar>
+          </w:tcPr>
+          <w:p>
+            <w:r>
+              <w:rPr>
+                <w:rFonts w:ascii="맑은 고딕" w:cs="맑은 고딕" w:eastAsia="맑은 고딕" w:hAnsi="맑은 고딕"/>
+                <w:b/>
+                <w:bCs/>
+                <w:sz w:val="19"/>
+                <w:szCs w:val="19"/>
+              </w:rPr>
+              <w:t xml:space="preserve">연출</w:t>
+            </w:r>
+          </w:p>
+        </w:tc>
+      </w:tr>
+      <w:tr>
+        <w:trPr>
+          <w:tblHeader w:val="false"/>
+        </w:trPr>
+        <w:tc>
+          <w:tcPr>
+            <w:tcW w:type="dxa" w:w="1800"/>
+            <w:tcBorders>
+              <w:top w:val="single" w:color="BBBBBB" w:sz="4"/>
+              <w:left w:val="single" w:color="BBBBBB" w:sz="4"/>
+              <w:bottom w:val="single" w:color="BBBBBB" w:sz="4"/>
+              <w:right w:val="single" w:color="BBBBBB" w:sz="4"/>
+            </w:tcBorders>
+            <w:tcMar>
+              <w:top w:type="dxa" w:w="70"/>
+              <w:left w:type="dxa" w:w="100"/>
+              <w:bottom w:type="dxa" w:w="70"/>
+              <w:right w:type="dxa" w:w="100"/>
+            </w:tcMar>
+          </w:tcPr>
+          <w:p>
+            <w:r>
+              <w:rPr>
+                <w:rFonts w:ascii="맑은 고딕" w:cs="맑은 고딕" w:eastAsia="맑은 고딕" w:hAnsi="맑은 고딕"/>
+                <w:b w:val="false"/>
+                <w:bCs w:val="false"/>
+                <w:sz w:val="19"/>
+                <w:szCs w:val="19"/>
+              </w:rPr>
+              <w:t xml:space="preserve">휘두름</w:t>
+            </w:r>
+          </w:p>
+        </w:tc>
+        <w:tc>
+          <w:tcPr>
+            <w:tcW w:type="dxa" w:w="2200"/>
+            <w:tcBorders>
+              <w:top w:val="single" w:color="BBBBBB" w:sz="4"/>
+              <w:left w:val="single" w:color="BBBBBB" w:sz="4"/>
+              <w:bottom w:val="single" w:color="BBBBBB" w:sz="4"/>
+              <w:right w:val="single" w:color="BBBBBB" w:sz="4"/>
+            </w:tcBorders>
+            <w:tcMar>
+              <w:top w:type="dxa" w:w="70"/>
+              <w:left w:type="dxa" w:w="100"/>
+              <w:bottom w:type="dxa" w:w="70"/>
+              <w:right w:type="dxa" w:w="100"/>
+            </w:tcMar>
+          </w:tcPr>
+          <w:p>
+            <w:r>
+              <w:rPr>
+                <w:rFonts w:ascii="맑은 고딕" w:cs="맑은 고딕" w:eastAsia="맑은 고딕" w:hAnsi="맑은 고딕"/>
+                <w:b w:val="false"/>
+                <w:bCs w:val="false"/>
+                <w:sz w:val="19"/>
+                <w:szCs w:val="19"/>
+              </w:rPr>
+              <w:t xml:space="preserve">가장 빠름</w:t>
+            </w:r>
+          </w:p>
+        </w:tc>
+        <w:tc>
+          <w:tcPr>
+            <w:tcW w:type="dxa" w:w="5360"/>
+            <w:tcBorders>
+              <w:top w:val="single" w:color="BBBBBB" w:sz="4"/>
+              <w:left w:val="single" w:color="BBBBBB" w:sz="4"/>
+              <w:bottom w:val="single" w:color="BBBBBB" w:sz="4"/>
+              <w:right w:val="single" w:color="BBBBBB" w:sz="4"/>
+            </w:tcBorders>
+            <w:tcMar>
+              <w:top w:type="dxa" w:w="70"/>
+              <w:left w:type="dxa" w:w="100"/>
+              <w:bottom w:type="dxa" w:w="70"/>
+              <w:right w:type="dxa" w:w="100"/>
+            </w:tcMar>
+          </w:tcPr>
+          <w:p>
+            <w:r>
+              <w:rPr>
+                <w:rFonts w:ascii="맑은 고딕" w:cs="맑은 고딕" w:eastAsia="맑은 고딕" w:hAnsi="맑은 고딕"/>
+                <w:b w:val="false"/>
+                <w:bCs w:val="false"/>
+                <w:sz w:val="19"/>
+                <w:szCs w:val="19"/>
+              </w:rPr>
+              <w:t xml:space="preserve">공격 속도 1.2~1.5배, 전진 이동, 트레일 길게</w:t>
+            </w:r>
+          </w:p>
+        </w:tc>
+      </w:tr>
+      <w:tr>
+        <w:trPr>
+          <w:tblHeader w:val="false"/>
+        </w:trPr>
+        <w:tc>
+          <w:tcPr>
+            <w:tcW w:type="dxa" w:w="1800"/>
+            <w:tcBorders>
+              <w:top w:val="single" w:color="BBBBBB" w:sz="4"/>
+              <w:left w:val="single" w:color="BBBBBB" w:sz="4"/>
+              <w:bottom w:val="single" w:color="BBBBBB" w:sz="4"/>
+              <w:right w:val="single" w:color="BBBBBB" w:sz="4"/>
+            </w:tcBorders>
+            <w:tcMar>
+              <w:top w:type="dxa" w:w="70"/>
+              <w:left w:type="dxa" w:w="100"/>
+              <w:bottom w:type="dxa" w:w="70"/>
+              <w:right w:type="dxa" w:w="100"/>
+            </w:tcMar>
+          </w:tcPr>
+          <w:p>
+            <w:r>
+              <w:rPr>
+                <w:rFonts w:ascii="맑은 고딕" w:cs="맑은 고딕" w:eastAsia="맑은 고딕" w:hAnsi="맑은 고딕"/>
+                <w:b w:val="false"/>
+                <w:bCs w:val="false"/>
+                <w:sz w:val="19"/>
+                <w:szCs w:val="19"/>
+              </w:rPr>
+              <w:t xml:space="preserve">적중</w:t>
+            </w:r>
+          </w:p>
+        </w:tc>
+        <w:tc>
+          <w:tcPr>
+            <w:tcW w:type="dxa" w:w="2200"/>
+            <w:tcBorders>
+              <w:top w:val="single" w:color="BBBBBB" w:sz="4"/>
+              <w:left w:val="single" w:color="BBBBBB" w:sz="4"/>
+              <w:bottom w:val="single" w:color="BBBBBB" w:sz="4"/>
+              <w:right w:val="single" w:color="BBBBBB" w:sz="4"/>
+            </w:tcBorders>
+            <w:tcMar>
+              <w:top w:type="dxa" w:w="70"/>
+              <w:left w:type="dxa" w:w="100"/>
+              <w:bottom w:type="dxa" w:w="70"/>
+              <w:right w:type="dxa" w:w="100"/>
+            </w:tcMar>
+          </w:tcPr>
+          <w:p>
+            <w:r>
+              <w:rPr>
+                <w:rFonts w:ascii="맑은 고딕" w:cs="맑은 고딕" w:eastAsia="맑은 고딕" w:hAnsi="맑은 고딕"/>
+                <w:b w:val="false"/>
+                <w:bCs w:val="false"/>
+                <w:sz w:val="19"/>
+                <w:szCs w:val="19"/>
+              </w:rPr>
+              <w:t xml:space="preserve">0에 가깝게</w:t>
+            </w:r>
+          </w:p>
+        </w:tc>
+        <w:tc>
+          <w:tcPr>
+            <w:tcW w:type="dxa" w:w="5360"/>
+            <w:tcBorders>
+              <w:top w:val="single" w:color="BBBBBB" w:sz="4"/>
+              <w:left w:val="single" w:color="BBBBBB" w:sz="4"/>
+              <w:bottom w:val="single" w:color="BBBBBB" w:sz="4"/>
+              <w:right w:val="single" w:color="BBBBBB" w:sz="4"/>
+            </w:tcBorders>
+            <w:tcMar>
+              <w:top w:type="dxa" w:w="70"/>
+              <w:left w:type="dxa" w:w="100"/>
+              <w:bottom w:type="dxa" w:w="70"/>
+              <w:right w:type="dxa" w:w="100"/>
+            </w:tcMar>
+          </w:tcPr>
+          <w:p>
+            <w:r>
+              <w:rPr>
+                <w:rFonts w:ascii="맑은 고딕" w:cs="맑은 고딕" w:eastAsia="맑은 고딕" w:hAnsi="맑은 고딕"/>
+                <w:b w:val="false"/>
+                <w:bCs w:val="false"/>
+                <w:sz w:val="19"/>
+                <w:szCs w:val="19"/>
+              </w:rPr>
+              <w:t xml:space="preserve">히트스톱 0.15초 + 몽타주 정지, 카메라 셰이크 최대, 스파크 폭발, 플래시, 모션 블러 순간 증가</w:t>
+            </w:r>
+          </w:p>
+        </w:tc>
+      </w:tr>
+      <w:tr>
+        <w:trPr>
+          <w:tblHeader w:val="false"/>
+        </w:trPr>
+        <w:tc>
+          <w:tcPr>
+            <w:tcW w:type="dxa" w:w="1800"/>
+            <w:tcBorders>
+              <w:top w:val="single" w:color="BBBBBB" w:sz="4"/>
+              <w:left w:val="single" w:color="BBBBBB" w:sz="4"/>
+              <w:bottom w:val="single" w:color="BBBBBB" w:sz="4"/>
+              <w:right w:val="single" w:color="BBBBBB" w:sz="4"/>
+            </w:tcBorders>
+            <w:tcMar>
+              <w:top w:type="dxa" w:w="70"/>
+              <w:left w:type="dxa" w:w="100"/>
+              <w:bottom w:type="dxa" w:w="70"/>
+              <w:right w:type="dxa" w:w="100"/>
+            </w:tcMar>
+          </w:tcPr>
+          <w:p>
+            <w:r>
+              <w:rPr>
+                <w:rFonts w:ascii="맑은 고딕" w:cs="맑은 고딕" w:eastAsia="맑은 고딕" w:hAnsi="맑은 고딕"/>
+                <w:b w:val="false"/>
+                <w:bCs w:val="false"/>
+                <w:sz w:val="19"/>
+                <w:szCs w:val="19"/>
+              </w:rPr>
+              <w:t xml:space="preserve">여운</w:t>
+            </w:r>
+          </w:p>
+        </w:tc>
+        <w:tc>
+          <w:tcPr>
+            <w:tcW w:type="dxa" w:w="2200"/>
+            <w:tcBorders>
+              <w:top w:val="single" w:color="BBBBBB" w:sz="4"/>
+              <w:left w:val="single" w:color="BBBBBB" w:sz="4"/>
+              <w:bottom w:val="single" w:color="BBBBBB" w:sz="4"/>
+              <w:right w:val="single" w:color="BBBBBB" w:sz="4"/>
+            </w:tcBorders>
+            <w:tcMar>
+              <w:top w:type="dxa" w:w="70"/>
+              <w:left w:type="dxa" w:w="100"/>
+              <w:bottom w:type="dxa" w:w="70"/>
+              <w:right w:type="dxa" w:w="100"/>
+            </w:tcMar>
+          </w:tcPr>
+          <w:p>
+            <w:r>
+              <w:rPr>
+                <w:rFonts w:ascii="맑은 고딕" w:cs="맑은 고딕" w:eastAsia="맑은 고딕" w:hAnsi="맑은 고딕"/>
+                <w:b w:val="false"/>
+                <w:bCs w:val="false"/>
+                <w:sz w:val="19"/>
+                <w:szCs w:val="19"/>
+              </w:rPr>
+              <w:t xml:space="preserve">0.3배 → 1.0</w:t>
+            </w:r>
+          </w:p>
+        </w:tc>
+        <w:tc>
+          <w:tcPr>
+            <w:tcW w:type="dxa" w:w="5360"/>
+            <w:tcBorders>
+              <w:top w:val="single" w:color="BBBBBB" w:sz="4"/>
+              <w:left w:val="single" w:color="BBBBBB" w:sz="4"/>
+              <w:bottom w:val="single" w:color="BBBBBB" w:sz="4"/>
+              <w:right w:val="single" w:color="BBBBBB" w:sz="4"/>
+            </w:tcBorders>
+            <w:tcMar>
+              <w:top w:type="dxa" w:w="70"/>
+              <w:left w:type="dxa" w:w="100"/>
+              <w:bottom w:type="dxa" w:w="70"/>
+              <w:right w:type="dxa" w:w="100"/>
+            </w:tcMar>
+          </w:tcPr>
+          <w:p>
+            <w:r>
+              <w:rPr>
+                <w:rFonts w:ascii="맑은 고딕" w:cs="맑은 고딕" w:eastAsia="맑은 고딕" w:hAnsi="맑은 고딕"/>
+                <w:b w:val="false"/>
+                <w:bCs w:val="false"/>
+                <w:sz w:val="19"/>
+                <w:szCs w:val="19"/>
+              </w:rPr>
+              <w:t xml:space="preserve">슬로모션 꼬리 0.3초, FOV 복귀, 파편 낙하</w:t>
+            </w:r>
+          </w:p>
+        </w:tc>
+      </w:tr>
+      <w:tr>
+        <w:trPr>
+          <w:tblHeader w:val="false"/>
+        </w:trPr>
+        <w:tc>
+          <w:tcPr>
+            <w:tcW w:type="dxa" w:w="1800"/>
+            <w:tcBorders>
+              <w:top w:val="single" w:color="BBBBBB" w:sz="4"/>
+              <w:left w:val="single" w:color="BBBBBB" w:sz="4"/>
+              <w:bottom w:val="single" w:color="BBBBBB" w:sz="4"/>
+              <w:right w:val="single" w:color="BBBBBB" w:sz="4"/>
+            </w:tcBorders>
+            <w:tcMar>
+              <w:top w:type="dxa" w:w="70"/>
+              <w:left w:type="dxa" w:w="100"/>
+              <w:bottom w:type="dxa" w:w="70"/>
+              <w:right w:type="dxa" w:w="100"/>
+            </w:tcMar>
+          </w:tcPr>
+          <w:p>
+            <w:r>
+              <w:rPr>
+                <w:rFonts w:ascii="맑은 고딕" w:cs="맑은 고딕" w:eastAsia="맑은 고딕" w:hAnsi="맑은 고딕"/>
+                <w:b w:val="false"/>
+                <w:bCs w:val="false"/>
+                <w:sz w:val="19"/>
+                <w:szCs w:val="19"/>
+              </w:rPr>
+              <w:t xml:space="preserve">회복</w:t>
+            </w:r>
+          </w:p>
+        </w:tc>
+        <w:tc>
+          <w:tcPr>
+            <w:tcW w:type="dxa" w:w="2200"/>
+            <w:tcBorders>
+              <w:top w:val="single" w:color="BBBBBB" w:sz="4"/>
+              <w:left w:val="single" w:color="BBBBBB" w:sz="4"/>
+              <w:bottom w:val="single" w:color="BBBBBB" w:sz="4"/>
+              <w:right w:val="single" w:color="BBBBBB" w:sz="4"/>
+            </w:tcBorders>
+            <w:tcMar>
+              <w:top w:type="dxa" w:w="70"/>
+              <w:left w:type="dxa" w:w="100"/>
+              <w:bottom w:type="dxa" w:w="70"/>
+              <w:right w:type="dxa" w:w="100"/>
+            </w:tcMar>
+          </w:tcPr>
+          <w:p>
+            <w:r>
+              <w:rPr>
+                <w:rFonts w:ascii="맑은 고딕" w:cs="맑은 고딕" w:eastAsia="맑은 고딕" w:hAnsi="맑은 고딕"/>
+                <w:b w:val="false"/>
+                <w:bCs w:val="false"/>
+                <w:sz w:val="19"/>
+                <w:szCs w:val="19"/>
+              </w:rPr>
+              <w:t xml:space="preserve">정상</w:t>
+            </w:r>
+          </w:p>
+        </w:tc>
+        <w:tc>
+          <w:tcPr>
+            <w:tcW w:type="dxa" w:w="5360"/>
+            <w:tcBorders>
+              <w:top w:val="single" w:color="BBBBBB" w:sz="4"/>
+              <w:left w:val="single" w:color="BBBBBB" w:sz="4"/>
+              <w:bottom w:val="single" w:color="BBBBBB" w:sz="4"/>
+              <w:right w:val="single" w:color="BBBBBB" w:sz="4"/>
+            </w:tcBorders>
+            <w:tcMar>
+              <w:top w:type="dxa" w:w="70"/>
+              <w:left w:type="dxa" w:w="100"/>
+              <w:bottom w:type="dxa" w:w="70"/>
+              <w:right w:type="dxa" w:w="100"/>
+            </w:tcMar>
+          </w:tcPr>
+          <w:p>
+            <w:r>
+              <w:rPr>
+                <w:rFonts w:ascii="맑은 고딕" w:cs="맑은 고딕" w:eastAsia="맑은 고딕" w:hAnsi="맑은 고딕"/>
+                <w:b w:val="false"/>
+                <w:bCs w:val="false"/>
+                <w:sz w:val="19"/>
+                <w:szCs w:val="19"/>
+              </w:rPr>
+              <w:t xml:space="preserve">보스 그로기 모션, 어깨 FX 노출 시작</w:t>
+            </w:r>
+          </w:p>
+        </w:tc>
+      </w:tr>
+    </w:tbl>
+    <w:p/>
+    <w:p>
+      <w:pPr>
+        <w:pStyle w:val="Heading1"/>
+        <w:spacing w:after="160" w:before="360"/>
+      </w:pPr>
+      <w:r>
+        <w:rPr>
+          <w:rFonts w:ascii="맑은 고딕" w:cs="맑은 고딕" w:eastAsia="맑은 고딕" w:hAnsi="맑은 고딕"/>
+          <w:b/>
+          <w:bCs/>
+          <w:sz w:val="32"/>
+          <w:szCs w:val="32"/>
+        </w:rPr>
         <w:t xml:space="preserve">5. 만드는 순서와 예상 시간</w:t>
       </w:r>
     </w:p>
@@ -6238,6 +8165,606 @@
                 <w:szCs w:val="19"/>
               </w:rPr>
               <w:t xml:space="preserve">단계마다 20초 노출과 속도 상승</w:t>
+            </w:r>
+          </w:p>
+        </w:tc>
+      </w:tr>
+      <w:tr>
+        <w:trPr>
+          <w:tblHeader w:val="false"/>
+        </w:trPr>
+        <w:tc>
+          <w:tcPr>
+            <w:tcW w:type="dxa" w:w="500"/>
+            <w:tcBorders>
+              <w:top w:val="single" w:color="BBBBBB" w:sz="4"/>
+              <w:left w:val="single" w:color="BBBBBB" w:sz="4"/>
+              <w:bottom w:val="single" w:color="BBBBBB" w:sz="4"/>
+              <w:right w:val="single" w:color="BBBBBB" w:sz="4"/>
+            </w:tcBorders>
+            <w:tcMar>
+              <w:top w:type="dxa" w:w="70"/>
+              <w:left w:type="dxa" w:w="100"/>
+              <w:bottom w:type="dxa" w:w="70"/>
+              <w:right w:type="dxa" w:w="100"/>
+            </w:tcMar>
+          </w:tcPr>
+          <w:p>
+            <w:r>
+              <w:rPr>
+                <w:rFonts w:ascii="맑은 고딕" w:cs="맑은 고딕" w:eastAsia="맑은 고딕" w:hAnsi="맑은 고딕"/>
+                <w:b w:val="false"/>
+                <w:bCs w:val="false"/>
+                <w:sz w:val="19"/>
+                <w:szCs w:val="19"/>
+              </w:rPr>
+              <w:t xml:space="preserve">10</w:t>
+            </w:r>
+          </w:p>
+        </w:tc>
+        <w:tc>
+          <w:tcPr>
+            <w:tcW w:type="dxa" w:w="3300"/>
+            <w:tcBorders>
+              <w:top w:val="single" w:color="BBBBBB" w:sz="4"/>
+              <w:left w:val="single" w:color="BBBBBB" w:sz="4"/>
+              <w:bottom w:val="single" w:color="BBBBBB" w:sz="4"/>
+              <w:right w:val="single" w:color="BBBBBB" w:sz="4"/>
+            </w:tcBorders>
+            <w:tcMar>
+              <w:top w:type="dxa" w:w="70"/>
+              <w:left w:type="dxa" w:w="100"/>
+              <w:bottom w:type="dxa" w:w="70"/>
+              <w:right w:type="dxa" w:w="100"/>
+            </w:tcMar>
+          </w:tcPr>
+          <w:p>
+            <w:r>
+              <w:rPr>
+                <w:rFonts w:ascii="맑은 고딕" w:cs="맑은 고딕" w:eastAsia="맑은 고딕" w:hAnsi="맑은 고딕"/>
+                <w:b w:val="false"/>
+                <w:bCs w:val="false"/>
+                <w:sz w:val="19"/>
+                <w:szCs w:val="19"/>
+              </w:rPr>
+              <w:t xml:space="preserve">공격자 몽타주 Play Rate 정지(월드는 계속 움직임)</w:t>
+            </w:r>
+          </w:p>
+        </w:tc>
+        <w:tc>
+          <w:tcPr>
+            <w:tcW w:type="dxa" w:w="1300"/>
+            <w:tcBorders>
+              <w:top w:val="single" w:color="BBBBBB" w:sz="4"/>
+              <w:left w:val="single" w:color="BBBBBB" w:sz="4"/>
+              <w:bottom w:val="single" w:color="BBBBBB" w:sz="4"/>
+              <w:right w:val="single" w:color="BBBBBB" w:sz="4"/>
+            </w:tcBorders>
+            <w:tcMar>
+              <w:top w:type="dxa" w:w="70"/>
+              <w:left w:type="dxa" w:w="100"/>
+              <w:bottom w:type="dxa" w:w="70"/>
+              <w:right w:type="dxa" w:w="100"/>
+            </w:tcMar>
+          </w:tcPr>
+          <w:p>
+            <w:r>
+              <w:rPr>
+                <w:rFonts w:ascii="맑은 고딕" w:cs="맑은 고딕" w:eastAsia="맑은 고딕" w:hAnsi="맑은 고딕"/>
+                <w:b w:val="false"/>
+                <w:bCs w:val="false"/>
+                <w:sz w:val="19"/>
+                <w:szCs w:val="19"/>
+              </w:rPr>
+              <w:t xml:space="preserve">30분</w:t>
+            </w:r>
+          </w:p>
+        </w:tc>
+        <w:tc>
+          <w:tcPr>
+            <w:tcW w:type="dxa" w:w="1400"/>
+            <w:tcBorders>
+              <w:top w:val="single" w:color="BBBBBB" w:sz="4"/>
+              <w:left w:val="single" w:color="BBBBBB" w:sz="4"/>
+              <w:bottom w:val="single" w:color="BBBBBB" w:sz="4"/>
+              <w:right w:val="single" w:color="BBBBBB" w:sz="4"/>
+            </w:tcBorders>
+            <w:tcMar>
+              <w:top w:type="dxa" w:w="70"/>
+              <w:left w:type="dxa" w:w="100"/>
+              <w:bottom w:type="dxa" w:w="70"/>
+              <w:right w:type="dxa" w:w="100"/>
+            </w:tcMar>
+          </w:tcPr>
+          <w:p>
+            <w:r>
+              <w:rPr>
+                <w:rFonts w:ascii="맑은 고딕" w:cs="맑은 고딕" w:eastAsia="맑은 고딕" w:hAnsi="맑은 고딕"/>
+                <w:b w:val="false"/>
+                <w:bCs w:val="false"/>
+                <w:sz w:val="19"/>
+                <w:szCs w:val="19"/>
+              </w:rPr>
+              <w:t xml:space="preserve">중</w:t>
+            </w:r>
+          </w:p>
+        </w:tc>
+        <w:tc>
+          <w:tcPr>
+            <w:tcW w:type="dxa" w:w="2860"/>
+            <w:tcBorders>
+              <w:top w:val="single" w:color="BBBBBB" w:sz="4"/>
+              <w:left w:val="single" w:color="BBBBBB" w:sz="4"/>
+              <w:bottom w:val="single" w:color="BBBBBB" w:sz="4"/>
+              <w:right w:val="single" w:color="BBBBBB" w:sz="4"/>
+            </w:tcBorders>
+            <w:tcMar>
+              <w:top w:type="dxa" w:w="70"/>
+              <w:left w:type="dxa" w:w="100"/>
+              <w:bottom w:type="dxa" w:w="70"/>
+              <w:right w:type="dxa" w:w="100"/>
+            </w:tcMar>
+          </w:tcPr>
+          <w:p>
+            <w:r>
+              <w:rPr>
+                <w:rFonts w:ascii="맑은 고딕" w:cs="맑은 고딕" w:eastAsia="맑은 고딕" w:hAnsi="맑은 고딕"/>
+                <w:b w:val="false"/>
+                <w:bCs w:val="false"/>
+                <w:sz w:val="19"/>
+                <w:szCs w:val="19"/>
+              </w:rPr>
+              <w:t xml:space="preserve">적중 순간 무기만 멈춘 듯함</w:t>
+            </w:r>
+          </w:p>
+        </w:tc>
+      </w:tr>
+      <w:tr>
+        <w:trPr>
+          <w:tblHeader w:val="false"/>
+        </w:trPr>
+        <w:tc>
+          <w:tcPr>
+            <w:tcW w:type="dxa" w:w="500"/>
+            <w:tcBorders>
+              <w:top w:val="single" w:color="BBBBBB" w:sz="4"/>
+              <w:left w:val="single" w:color="BBBBBB" w:sz="4"/>
+              <w:bottom w:val="single" w:color="BBBBBB" w:sz="4"/>
+              <w:right w:val="single" w:color="BBBBBB" w:sz="4"/>
+            </w:tcBorders>
+            <w:tcMar>
+              <w:top w:type="dxa" w:w="70"/>
+              <w:left w:type="dxa" w:w="100"/>
+              <w:bottom w:type="dxa" w:w="70"/>
+              <w:right w:type="dxa" w:w="100"/>
+            </w:tcMar>
+          </w:tcPr>
+          <w:p>
+            <w:r>
+              <w:rPr>
+                <w:rFonts w:ascii="맑은 고딕" w:cs="맑은 고딕" w:eastAsia="맑은 고딕" w:hAnsi="맑은 고딕"/>
+                <w:b w:val="false"/>
+                <w:bCs w:val="false"/>
+                <w:sz w:val="19"/>
+                <w:szCs w:val="19"/>
+              </w:rPr>
+              <w:t xml:space="preserve">11</w:t>
+            </w:r>
+          </w:p>
+        </w:tc>
+        <w:tc>
+          <w:tcPr>
+            <w:tcW w:type="dxa" w:w="3300"/>
+            <w:tcBorders>
+              <w:top w:val="single" w:color="BBBBBB" w:sz="4"/>
+              <w:left w:val="single" w:color="BBBBBB" w:sz="4"/>
+              <w:bottom w:val="single" w:color="BBBBBB" w:sz="4"/>
+              <w:right w:val="single" w:color="BBBBBB" w:sz="4"/>
+            </w:tcBorders>
+            <w:tcMar>
+              <w:top w:type="dxa" w:w="70"/>
+              <w:left w:type="dxa" w:w="100"/>
+              <w:bottom w:type="dxa" w:w="70"/>
+              <w:right w:type="dxa" w:w="100"/>
+            </w:tcMar>
+          </w:tcPr>
+          <w:p>
+            <w:r>
+              <w:rPr>
+                <w:rFonts w:ascii="맑은 고딕" w:cs="맑은 고딕" w:eastAsia="맑은 고딕" w:hAnsi="맑은 고딕"/>
+                <w:b w:val="false"/>
+                <w:bCs w:val="false"/>
+                <w:sz w:val="19"/>
+                <w:szCs w:val="19"/>
+              </w:rPr>
+              <w:t xml:space="preserve">모션 블러 순간 증가 (포스트 프로세스)</w:t>
+            </w:r>
+          </w:p>
+        </w:tc>
+        <w:tc>
+          <w:tcPr>
+            <w:tcW w:type="dxa" w:w="1300"/>
+            <w:tcBorders>
+              <w:top w:val="single" w:color="BBBBBB" w:sz="4"/>
+              <w:left w:val="single" w:color="BBBBBB" w:sz="4"/>
+              <w:bottom w:val="single" w:color="BBBBBB" w:sz="4"/>
+              <w:right w:val="single" w:color="BBBBBB" w:sz="4"/>
+            </w:tcBorders>
+            <w:tcMar>
+              <w:top w:type="dxa" w:w="70"/>
+              <w:left w:type="dxa" w:w="100"/>
+              <w:bottom w:type="dxa" w:w="70"/>
+              <w:right w:type="dxa" w:w="100"/>
+            </w:tcMar>
+          </w:tcPr>
+          <w:p>
+            <w:r>
+              <w:rPr>
+                <w:rFonts w:ascii="맑은 고딕" w:cs="맑은 고딕" w:eastAsia="맑은 고딕" w:hAnsi="맑은 고딕"/>
+                <w:b w:val="false"/>
+                <w:bCs w:val="false"/>
+                <w:sz w:val="19"/>
+                <w:szCs w:val="19"/>
+              </w:rPr>
+              <w:t xml:space="preserve">20분</w:t>
+            </w:r>
+          </w:p>
+        </w:tc>
+        <w:tc>
+          <w:tcPr>
+            <w:tcW w:type="dxa" w:w="1400"/>
+            <w:tcBorders>
+              <w:top w:val="single" w:color="BBBBBB" w:sz="4"/>
+              <w:left w:val="single" w:color="BBBBBB" w:sz="4"/>
+              <w:bottom w:val="single" w:color="BBBBBB" w:sz="4"/>
+              <w:right w:val="single" w:color="BBBBBB" w:sz="4"/>
+            </w:tcBorders>
+            <w:tcMar>
+              <w:top w:type="dxa" w:w="70"/>
+              <w:left w:type="dxa" w:w="100"/>
+              <w:bottom w:type="dxa" w:w="70"/>
+              <w:right w:type="dxa" w:w="100"/>
+            </w:tcMar>
+          </w:tcPr>
+          <w:p>
+            <w:r>
+              <w:rPr>
+                <w:rFonts w:ascii="맑은 고딕" w:cs="맑은 고딕" w:eastAsia="맑은 고딕" w:hAnsi="맑은 고딕"/>
+                <w:b w:val="false"/>
+                <w:bCs w:val="false"/>
+                <w:sz w:val="19"/>
+                <w:szCs w:val="19"/>
+              </w:rPr>
+              <w:t xml:space="preserve">하</w:t>
+            </w:r>
+          </w:p>
+        </w:tc>
+        <w:tc>
+          <w:tcPr>
+            <w:tcW w:type="dxa" w:w="2860"/>
+            <w:tcBorders>
+              <w:top w:val="single" w:color="BBBBBB" w:sz="4"/>
+              <w:left w:val="single" w:color="BBBBBB" w:sz="4"/>
+              <w:bottom w:val="single" w:color="BBBBBB" w:sz="4"/>
+              <w:right w:val="single" w:color="BBBBBB" w:sz="4"/>
+            </w:tcBorders>
+            <w:tcMar>
+              <w:top w:type="dxa" w:w="70"/>
+              <w:left w:type="dxa" w:w="100"/>
+              <w:bottom w:type="dxa" w:w="70"/>
+              <w:right w:type="dxa" w:w="100"/>
+            </w:tcMar>
+          </w:tcPr>
+          <w:p>
+            <w:r>
+              <w:rPr>
+                <w:rFonts w:ascii="맑은 고딕" w:cs="맑은 고딕" w:eastAsia="맑은 고딕" w:hAnsi="맑은 고딕"/>
+                <w:b w:val="false"/>
+                <w:bCs w:val="false"/>
+                <w:sz w:val="19"/>
+                <w:szCs w:val="19"/>
+              </w:rPr>
+              <w:t xml:space="preserve">파괴 순간 화면 가장자리가 번짐</w:t>
+            </w:r>
+          </w:p>
+        </w:tc>
+      </w:tr>
+      <w:tr>
+        <w:trPr>
+          <w:tblHeader w:val="false"/>
+        </w:trPr>
+        <w:tc>
+          <w:tcPr>
+            <w:tcW w:type="dxa" w:w="500"/>
+            <w:tcBorders>
+              <w:top w:val="single" w:color="BBBBBB" w:sz="4"/>
+              <w:left w:val="single" w:color="BBBBBB" w:sz="4"/>
+              <w:bottom w:val="single" w:color="BBBBBB" w:sz="4"/>
+              <w:right w:val="single" w:color="BBBBBB" w:sz="4"/>
+            </w:tcBorders>
+            <w:tcMar>
+              <w:top w:type="dxa" w:w="70"/>
+              <w:left w:type="dxa" w:w="100"/>
+              <w:bottom w:type="dxa" w:w="70"/>
+              <w:right w:type="dxa" w:w="100"/>
+            </w:tcMar>
+          </w:tcPr>
+          <w:p>
+            <w:r>
+              <w:rPr>
+                <w:rFonts w:ascii="맑은 고딕" w:cs="맑은 고딕" w:eastAsia="맑은 고딕" w:hAnsi="맑은 고딕"/>
+                <w:b w:val="false"/>
+                <w:bCs w:val="false"/>
+                <w:sz w:val="19"/>
+                <w:szCs w:val="19"/>
+              </w:rPr>
+              <w:t xml:space="preserve">12</w:t>
+            </w:r>
+          </w:p>
+        </w:tc>
+        <w:tc>
+          <w:tcPr>
+            <w:tcW w:type="dxa" w:w="3300"/>
+            <w:tcBorders>
+              <w:top w:val="single" w:color="BBBBBB" w:sz="4"/>
+              <w:left w:val="single" w:color="BBBBBB" w:sz="4"/>
+              <w:bottom w:val="single" w:color="BBBBBB" w:sz="4"/>
+              <w:right w:val="single" w:color="BBBBBB" w:sz="4"/>
+            </w:tcBorders>
+            <w:tcMar>
+              <w:top w:type="dxa" w:w="70"/>
+              <w:left w:type="dxa" w:w="100"/>
+              <w:bottom w:type="dxa" w:w="70"/>
+              <w:right w:type="dxa" w:w="100"/>
+            </w:tcMar>
+          </w:tcPr>
+          <w:p>
+            <w:r>
+              <w:rPr>
+                <w:rFonts w:ascii="맑은 고딕" w:cs="맑은 고딕" w:eastAsia="맑은 고딕" w:hAnsi="맑은 고딕"/>
+                <w:b w:val="false"/>
+                <w:bCs w:val="false"/>
+                <w:sz w:val="19"/>
+                <w:szCs w:val="19"/>
+              </w:rPr>
+              <w:t xml:space="preserve">속도 비례 스파크와 타격 방향 넉백</w:t>
+            </w:r>
+          </w:p>
+        </w:tc>
+        <w:tc>
+          <w:tcPr>
+            <w:tcW w:type="dxa" w:w="1300"/>
+            <w:tcBorders>
+              <w:top w:val="single" w:color="BBBBBB" w:sz="4"/>
+              <w:left w:val="single" w:color="BBBBBB" w:sz="4"/>
+              <w:bottom w:val="single" w:color="BBBBBB" w:sz="4"/>
+              <w:right w:val="single" w:color="BBBBBB" w:sz="4"/>
+            </w:tcBorders>
+            <w:tcMar>
+              <w:top w:type="dxa" w:w="70"/>
+              <w:left w:type="dxa" w:w="100"/>
+              <w:bottom w:type="dxa" w:w="70"/>
+              <w:right w:type="dxa" w:w="100"/>
+            </w:tcMar>
+          </w:tcPr>
+          <w:p>
+            <w:r>
+              <w:rPr>
+                <w:rFonts w:ascii="맑은 고딕" w:cs="맑은 고딕" w:eastAsia="맑은 고딕" w:hAnsi="맑은 고딕"/>
+                <w:b w:val="false"/>
+                <w:bCs w:val="false"/>
+                <w:sz w:val="19"/>
+                <w:szCs w:val="19"/>
+              </w:rPr>
+              <w:t xml:space="preserve">40분</w:t>
+            </w:r>
+          </w:p>
+        </w:tc>
+        <w:tc>
+          <w:tcPr>
+            <w:tcW w:type="dxa" w:w="1400"/>
+            <w:tcBorders>
+              <w:top w:val="single" w:color="BBBBBB" w:sz="4"/>
+              <w:left w:val="single" w:color="BBBBBB" w:sz="4"/>
+              <w:bottom w:val="single" w:color="BBBBBB" w:sz="4"/>
+              <w:right w:val="single" w:color="BBBBBB" w:sz="4"/>
+            </w:tcBorders>
+            <w:tcMar>
+              <w:top w:type="dxa" w:w="70"/>
+              <w:left w:type="dxa" w:w="100"/>
+              <w:bottom w:type="dxa" w:w="70"/>
+              <w:right w:type="dxa" w:w="100"/>
+            </w:tcMar>
+          </w:tcPr>
+          <w:p>
+            <w:r>
+              <w:rPr>
+                <w:rFonts w:ascii="맑은 고딕" w:cs="맑은 고딕" w:eastAsia="맑은 고딕" w:hAnsi="맑은 고딕"/>
+                <w:b w:val="false"/>
+                <w:bCs w:val="false"/>
+                <w:sz w:val="19"/>
+                <w:szCs w:val="19"/>
+              </w:rPr>
+              <w:t xml:space="preserve">중</w:t>
+            </w:r>
+          </w:p>
+        </w:tc>
+        <w:tc>
+          <w:tcPr>
+            <w:tcW w:type="dxa" w:w="2860"/>
+            <w:tcBorders>
+              <w:top w:val="single" w:color="BBBBBB" w:sz="4"/>
+              <w:left w:val="single" w:color="BBBBBB" w:sz="4"/>
+              <w:bottom w:val="single" w:color="BBBBBB" w:sz="4"/>
+              <w:right w:val="single" w:color="BBBBBB" w:sz="4"/>
+            </w:tcBorders>
+            <w:tcMar>
+              <w:top w:type="dxa" w:w="70"/>
+              <w:left w:type="dxa" w:w="100"/>
+              <w:bottom w:type="dxa" w:w="70"/>
+              <w:right w:type="dxa" w:w="100"/>
+            </w:tcMar>
+          </w:tcPr>
+          <w:p>
+            <w:r>
+              <w:rPr>
+                <w:rFonts w:ascii="맑은 고딕" w:cs="맑은 고딕" w:eastAsia="맑은 고딕" w:hAnsi="맑은 고딕"/>
+                <w:b w:val="false"/>
+                <w:bCs w:val="false"/>
+                <w:sz w:val="19"/>
+                <w:szCs w:val="19"/>
+              </w:rPr>
+              <w:t xml:space="preserve">강한 타격일수록 파편이 멀리 튐</w:t>
+            </w:r>
+          </w:p>
+        </w:tc>
+      </w:tr>
+      <w:tr>
+        <w:trPr>
+          <w:tblHeader w:val="false"/>
+        </w:trPr>
+        <w:tc>
+          <w:tcPr>
+            <w:tcW w:type="dxa" w:w="500"/>
+            <w:tcBorders>
+              <w:top w:val="single" w:color="BBBBBB" w:sz="4"/>
+              <w:left w:val="single" w:color="BBBBBB" w:sz="4"/>
+              <w:bottom w:val="single" w:color="BBBBBB" w:sz="4"/>
+              <w:right w:val="single" w:color="BBBBBB" w:sz="4"/>
+            </w:tcBorders>
+            <w:tcMar>
+              <w:top w:type="dxa" w:w="70"/>
+              <w:left w:type="dxa" w:w="100"/>
+              <w:bottom w:type="dxa" w:w="70"/>
+              <w:right w:type="dxa" w:w="100"/>
+            </w:tcMar>
+          </w:tcPr>
+          <w:p>
+            <w:r>
+              <w:rPr>
+                <w:rFonts w:ascii="맑은 고딕" w:cs="맑은 고딕" w:eastAsia="맑은 고딕" w:hAnsi="맑은 고딕"/>
+                <w:b w:val="false"/>
+                <w:bCs w:val="false"/>
+                <w:sz w:val="19"/>
+                <w:szCs w:val="19"/>
+              </w:rPr>
+              <w:t xml:space="preserve">13</w:t>
+            </w:r>
+          </w:p>
+        </w:tc>
+        <w:tc>
+          <w:tcPr>
+            <w:tcW w:type="dxa" w:w="3300"/>
+            <w:tcBorders>
+              <w:top w:val="single" w:color="BBBBBB" w:sz="4"/>
+              <w:left w:val="single" w:color="BBBBBB" w:sz="4"/>
+              <w:bottom w:val="single" w:color="BBBBBB" w:sz="4"/>
+              <w:right w:val="single" w:color="BBBBBB" w:sz="4"/>
+            </w:tcBorders>
+            <w:tcMar>
+              <w:top w:type="dxa" w:w="70"/>
+              <w:left w:type="dxa" w:w="100"/>
+              <w:bottom w:type="dxa" w:w="70"/>
+              <w:right w:type="dxa" w:w="100"/>
+            </w:tcMar>
+          </w:tcPr>
+          <w:p>
+            <w:r>
+              <w:rPr>
+                <w:rFonts w:ascii="맑은 고딕" w:cs="맑은 고딕" w:eastAsia="맑은 고딕" w:hAnsi="맑은 고딕"/>
+                <w:b w:val="false"/>
+                <w:bCs w:val="false"/>
+                <w:sz w:val="19"/>
+                <w:szCs w:val="19"/>
+              </w:rPr>
+              <w:t xml:space="preserve">메타사운드 피치·볼륨 연동</w:t>
+            </w:r>
+          </w:p>
+        </w:tc>
+        <w:tc>
+          <w:tcPr>
+            <w:tcW w:type="dxa" w:w="1300"/>
+            <w:tcBorders>
+              <w:top w:val="single" w:color="BBBBBB" w:sz="4"/>
+              <w:left w:val="single" w:color="BBBBBB" w:sz="4"/>
+              <w:bottom w:val="single" w:color="BBBBBB" w:sz="4"/>
+              <w:right w:val="single" w:color="BBBBBB" w:sz="4"/>
+            </w:tcBorders>
+            <w:tcMar>
+              <w:top w:type="dxa" w:w="70"/>
+              <w:left w:type="dxa" w:w="100"/>
+              <w:bottom w:type="dxa" w:w="70"/>
+              <w:right w:type="dxa" w:w="100"/>
+            </w:tcMar>
+          </w:tcPr>
+          <w:p>
+            <w:r>
+              <w:rPr>
+                <w:rFonts w:ascii="맑은 고딕" w:cs="맑은 고딕" w:eastAsia="맑은 고딕" w:hAnsi="맑은 고딕"/>
+                <w:b w:val="false"/>
+                <w:bCs w:val="false"/>
+                <w:sz w:val="19"/>
+                <w:szCs w:val="19"/>
+              </w:rPr>
+              <w:t xml:space="preserve">40분</w:t>
+            </w:r>
+          </w:p>
+        </w:tc>
+        <w:tc>
+          <w:tcPr>
+            <w:tcW w:type="dxa" w:w="1400"/>
+            <w:tcBorders>
+              <w:top w:val="single" w:color="BBBBBB" w:sz="4"/>
+              <w:left w:val="single" w:color="BBBBBB" w:sz="4"/>
+              <w:bottom w:val="single" w:color="BBBBBB" w:sz="4"/>
+              <w:right w:val="single" w:color="BBBBBB" w:sz="4"/>
+            </w:tcBorders>
+            <w:tcMar>
+              <w:top w:type="dxa" w:w="70"/>
+              <w:left w:type="dxa" w:w="100"/>
+              <w:bottom w:type="dxa" w:w="70"/>
+              <w:right w:type="dxa" w:w="100"/>
+            </w:tcMar>
+          </w:tcPr>
+          <w:p>
+            <w:r>
+              <w:rPr>
+                <w:rFonts w:ascii="맑은 고딕" w:cs="맑은 고딕" w:eastAsia="맑은 고딕" w:hAnsi="맑은 고딕"/>
+                <w:b w:val="false"/>
+                <w:bCs w:val="false"/>
+                <w:sz w:val="19"/>
+                <w:szCs w:val="19"/>
+              </w:rPr>
+              <w:t xml:space="preserve">상</w:t>
+            </w:r>
+          </w:p>
+        </w:tc>
+        <w:tc>
+          <w:tcPr>
+            <w:tcW w:type="dxa" w:w="2860"/>
+            <w:tcBorders>
+              <w:top w:val="single" w:color="BBBBBB" w:sz="4"/>
+              <w:left w:val="single" w:color="BBBBBB" w:sz="4"/>
+              <w:bottom w:val="single" w:color="BBBBBB" w:sz="4"/>
+              <w:right w:val="single" w:color="BBBBBB" w:sz="4"/>
+            </w:tcBorders>
+            <w:tcMar>
+              <w:top w:type="dxa" w:w="70"/>
+              <w:left w:type="dxa" w:w="100"/>
+              <w:bottom w:type="dxa" w:w="70"/>
+              <w:right w:type="dxa" w:w="100"/>
+            </w:tcMar>
+          </w:tcPr>
+          <w:p>
+            <w:r>
+              <w:rPr>
+                <w:rFonts w:ascii="맑은 고딕" w:cs="맑은 고딕" w:eastAsia="맑은 고딕" w:hAnsi="맑은 고딕"/>
+                <w:b w:val="false"/>
+                <w:bCs w:val="false"/>
+                <w:sz w:val="19"/>
+                <w:szCs w:val="19"/>
+              </w:rPr>
+              <w:t xml:space="preserve">속도가 빠를수록 소리가 날카로움</w:t>
             </w:r>
           </w:p>
         </w:tc>

--- a/docs/타격감_가이드북.docx
+++ b/docs/타격감_가이드북.docx
@@ -6642,6 +6642,816 @@
           <w:sz w:val="32"/>
           <w:szCs w:val="32"/>
         </w:rPr>
+        <w:t xml:space="preserve">4-2. 속도(벨로시티) 값을 연출 세기에 연결하기</w:t>
+      </w:r>
+    </w:p>
+    <w:p>
+      <w:pPr>
+        <w:spacing w:after="120" w:line="300"/>
+      </w:pPr>
+      <w:r>
+        <w:rPr>
+          <w:rFonts w:ascii="맑은 고딕" w:cs="맑은 고딕" w:eastAsia="맑은 고딕" w:hAnsi="맑은 고딕"/>
+        </w:rPr>
+        <w:t xml:space="preserve">벨로시티는 "얼마나 빠르게, 어느 방향으로"를 합친 값입니다. 이 값을 읽어 연출 세기에 비례시키면 약한 공격과 강한 공격이 자동으로 다르게 느껴지고, 연출마다 값을 따로 맞출 필요가 줄어듭니다. 보스와 플레이어 모두에게 쓸 수 있고, 갑옷 파괴 때도 쓸 수 있습니다.</w:t>
+      </w:r>
+    </w:p>
+    <w:p>
+      <w:pPr>
+        <w:pStyle w:val="Heading2"/>
+        <w:spacing w:after="120" w:before="240"/>
+      </w:pPr>
+      <w:r>
+        <w:rPr>
+          <w:rFonts w:ascii="맑은 고딕" w:cs="맑은 고딕" w:eastAsia="맑은 고딕" w:hAnsi="맑은 고딕"/>
+          <w:b/>
+          <w:bCs/>
+          <w:sz w:val="26"/>
+          <w:szCs w:val="26"/>
+        </w:rPr>
+        <w:t xml:space="preserve">구현 (BP_TalisRibbon 기준)</w:t>
+      </w:r>
+    </w:p>
+    <w:p>
+      <w:pPr>
+        <w:pStyle w:val="ListParagraph"/>
+        <w:numPr>
+          <w:ilvl w:val="0"/>
+          <w:numId w:val="2"/>
+        </w:numPr>
+        <w:spacing w:after="60" w:line="290"/>
+      </w:pPr>
+      <w:r>
+        <w:rPr>
+          <w:rFonts w:ascii="맑은 고딕" w:cs="맑은 고딕" w:eastAsia="맑은 고딕" w:hAnsi="맑은 고딕"/>
+        </w:rPr>
+        <w:t xml:space="preserve">① Get Velocity(대상 액터) → Vector Length. 현재 속도 크기(cm/s)를 얻는다.</w:t>
+      </w:r>
+    </w:p>
+    <w:p>
+      <w:pPr>
+        <w:pStyle w:val="ListParagraph"/>
+        <w:numPr>
+          <w:ilvl w:val="0"/>
+          <w:numId w:val="2"/>
+        </w:numPr>
+        <w:spacing w:after="60" w:line="290"/>
+      </w:pPr>
+      <w:r>
+        <w:rPr>
+          <w:rFonts w:ascii="맑은 고딕" w:cs="맑은 고딕" w:eastAsia="맑은 고딕" w:hAnsi="맑은 고딕"/>
+        </w:rPr>
+        <w:t xml:space="preserve">② Map Range Clamped: Value = 속도, In Range A 0 / B 1500, Out Range A 0.5 / B 3.0. 속도가 0이면 0.5, 1500이면 3.0이 나온다. (구간 값은 [권장], 실제 최대 속도에 맞춰 조정)</w:t>
+      </w:r>
+    </w:p>
+    <w:p>
+      <w:pPr>
+        <w:pStyle w:val="ListParagraph"/>
+        <w:numPr>
+          <w:ilvl w:val="0"/>
+          <w:numId w:val="2"/>
+        </w:numPr>
+        <w:spacing w:after="60" w:line="290"/>
+      </w:pPr>
+      <w:r>
+        <w:rPr>
+          <w:rFonts w:ascii="맑은 고딕" w:cs="맑은 고딕" w:eastAsia="맑은 고딕" w:hAnsi="맑은 고딕"/>
+        </w:rPr>
+        <w:t xml:space="preserve">③ 결과를 Client Start Camera Shake의 Scale에 연결한다. 현재 고정 3.0 대신 쓰는 방식.</w:t>
+      </w:r>
+    </w:p>
+    <w:p>
+      <w:pPr>
+        <w:pStyle w:val="Heading2"/>
+        <w:spacing w:after="120" w:before="240"/>
+      </w:pPr>
+      <w:r>
+        <w:rPr>
+          <w:rFonts w:ascii="맑은 고딕" w:cs="맑은 고딕" w:eastAsia="맑은 고딕" w:hAnsi="맑은 고딕"/>
+          <w:b/>
+          <w:bCs/>
+          <w:sz w:val="26"/>
+          <w:szCs w:val="26"/>
+        </w:rPr>
+        <w:t xml:space="preserve">어디에 연결할 수 있나</w:t>
+      </w:r>
+    </w:p>
+    <w:tbl>
+      <w:tblPr>
+        <w:tblW w:type="dxa" w:w="9360"/>
+        <w:tblBorders>
+          <w:top w:val="single" w:color="auto" w:sz="4"/>
+          <w:left w:val="single" w:color="auto" w:sz="4"/>
+          <w:bottom w:val="single" w:color="auto" w:sz="4"/>
+          <w:right w:val="single" w:color="auto" w:sz="4"/>
+          <w:insideH w:val="single" w:color="auto" w:sz="4"/>
+          <w:insideV w:val="single" w:color="auto" w:sz="4"/>
+        </w:tblBorders>
+      </w:tblPr>
+      <w:tblGrid>
+        <w:gridCol w:w="2300"/>
+        <w:gridCol w:w="3400"/>
+        <w:gridCol w:w="3660"/>
+      </w:tblGrid>
+      <w:tr>
+        <w:trPr>
+          <w:tblHeader/>
+        </w:trPr>
+        <w:tc>
+          <w:tcPr>
+            <w:tcW w:type="dxa" w:w="2300"/>
+            <w:tcBorders>
+              <w:top w:val="single" w:color="BBBBBB" w:sz="4"/>
+              <w:left w:val="single" w:color="BBBBBB" w:sz="4"/>
+              <w:bottom w:val="single" w:color="BBBBBB" w:sz="4"/>
+              <w:right w:val="single" w:color="BBBBBB" w:sz="4"/>
+            </w:tcBorders>
+            <w:shd w:fill="E8EEF7" w:color="auto" w:val="clear"/>
+            <w:tcMar>
+              <w:top w:type="dxa" w:w="70"/>
+              <w:left w:type="dxa" w:w="100"/>
+              <w:bottom w:type="dxa" w:w="70"/>
+              <w:right w:type="dxa" w:w="100"/>
+            </w:tcMar>
+          </w:tcPr>
+          <w:p>
+            <w:r>
+              <w:rPr>
+                <w:rFonts w:ascii="맑은 고딕" w:cs="맑은 고딕" w:eastAsia="맑은 고딕" w:hAnsi="맑은 고딕"/>
+                <w:b/>
+                <w:bCs/>
+                <w:sz w:val="19"/>
+                <w:szCs w:val="19"/>
+              </w:rPr>
+              <w:t xml:space="preserve">연결 대상</w:t>
+            </w:r>
+          </w:p>
+        </w:tc>
+        <w:tc>
+          <w:tcPr>
+            <w:tcW w:type="dxa" w:w="3400"/>
+            <w:tcBorders>
+              <w:top w:val="single" w:color="BBBBBB" w:sz="4"/>
+              <w:left w:val="single" w:color="BBBBBB" w:sz="4"/>
+              <w:bottom w:val="single" w:color="BBBBBB" w:sz="4"/>
+              <w:right w:val="single" w:color="BBBBBB" w:sz="4"/>
+            </w:tcBorders>
+            <w:shd w:fill="E8EEF7" w:color="auto" w:val="clear"/>
+            <w:tcMar>
+              <w:top w:type="dxa" w:w="70"/>
+              <w:left w:type="dxa" w:w="100"/>
+              <w:bottom w:type="dxa" w:w="70"/>
+              <w:right w:type="dxa" w:w="100"/>
+            </w:tcMar>
+          </w:tcPr>
+          <w:p>
+            <w:r>
+              <w:rPr>
+                <w:rFonts w:ascii="맑은 고딕" w:cs="맑은 고딕" w:eastAsia="맑은 고딕" w:hAnsi="맑은 고딕"/>
+                <w:b/>
+                <w:bCs/>
+                <w:sz w:val="19"/>
+                <w:szCs w:val="19"/>
+              </w:rPr>
+              <w:t xml:space="preserve">속도를 읽는 곳</w:t>
+            </w:r>
+          </w:p>
+        </w:tc>
+        <w:tc>
+          <w:tcPr>
+            <w:tcW w:type="dxa" w:w="3660"/>
+            <w:tcBorders>
+              <w:top w:val="single" w:color="BBBBBB" w:sz="4"/>
+              <w:left w:val="single" w:color="BBBBBB" w:sz="4"/>
+              <w:bottom w:val="single" w:color="BBBBBB" w:sz="4"/>
+              <w:right w:val="single" w:color="BBBBBB" w:sz="4"/>
+            </w:tcBorders>
+            <w:shd w:fill="E8EEF7" w:color="auto" w:val="clear"/>
+            <w:tcMar>
+              <w:top w:type="dxa" w:w="70"/>
+              <w:left w:type="dxa" w:w="100"/>
+              <w:bottom w:type="dxa" w:w="70"/>
+              <w:right w:type="dxa" w:w="100"/>
+            </w:tcMar>
+          </w:tcPr>
+          <w:p>
+            <w:r>
+              <w:rPr>
+                <w:rFonts w:ascii="맑은 고딕" w:cs="맑은 고딕" w:eastAsia="맑은 고딕" w:hAnsi="맑은 고딕"/>
+                <w:b/>
+                <w:bCs/>
+                <w:sz w:val="19"/>
+                <w:szCs w:val="19"/>
+              </w:rPr>
+              <w:t xml:space="preserve">효과</w:t>
+            </w:r>
+          </w:p>
+        </w:tc>
+      </w:tr>
+      <w:tr>
+        <w:trPr>
+          <w:tblHeader w:val="false"/>
+        </w:trPr>
+        <w:tc>
+          <w:tcPr>
+            <w:tcW w:type="dxa" w:w="2300"/>
+            <w:tcBorders>
+              <w:top w:val="single" w:color="BBBBBB" w:sz="4"/>
+              <w:left w:val="single" w:color="BBBBBB" w:sz="4"/>
+              <w:bottom w:val="single" w:color="BBBBBB" w:sz="4"/>
+              <w:right w:val="single" w:color="BBBBBB" w:sz="4"/>
+            </w:tcBorders>
+            <w:tcMar>
+              <w:top w:type="dxa" w:w="70"/>
+              <w:left w:type="dxa" w:w="100"/>
+              <w:bottom w:type="dxa" w:w="70"/>
+              <w:right w:type="dxa" w:w="100"/>
+            </w:tcMar>
+          </w:tcPr>
+          <w:p>
+            <w:r>
+              <w:rPr>
+                <w:rFonts w:ascii="맑은 고딕" w:cs="맑은 고딕" w:eastAsia="맑은 고딕" w:hAnsi="맑은 고딕"/>
+                <w:b w:val="false"/>
+                <w:bCs w:val="false"/>
+                <w:sz w:val="19"/>
+                <w:szCs w:val="19"/>
+              </w:rPr>
+              <w:t xml:space="preserve">카메라 셰이크 Scale</w:t>
+            </w:r>
+          </w:p>
+        </w:tc>
+        <w:tc>
+          <w:tcPr>
+            <w:tcW w:type="dxa" w:w="3400"/>
+            <w:tcBorders>
+              <w:top w:val="single" w:color="BBBBBB" w:sz="4"/>
+              <w:left w:val="single" w:color="BBBBBB" w:sz="4"/>
+              <w:bottom w:val="single" w:color="BBBBBB" w:sz="4"/>
+              <w:right w:val="single" w:color="BBBBBB" w:sz="4"/>
+            </w:tcBorders>
+            <w:tcMar>
+              <w:top w:type="dxa" w:w="70"/>
+              <w:left w:type="dxa" w:w="100"/>
+              <w:bottom w:type="dxa" w:w="70"/>
+              <w:right w:type="dxa" w:w="100"/>
+            </w:tcMar>
+          </w:tcPr>
+          <w:p>
+            <w:r>
+              <w:rPr>
+                <w:rFonts w:ascii="맑은 고딕" w:cs="맑은 고딕" w:eastAsia="맑은 고딕" w:hAnsi="맑은 고딕"/>
+                <w:b w:val="false"/>
+                <w:bCs w:val="false"/>
+                <w:sz w:val="19"/>
+                <w:szCs w:val="19"/>
+              </w:rPr>
+              <w:t xml:space="preserve">공격하는 쪽의 속도(보스 돌진, 플레이어 베기)</w:t>
+            </w:r>
+          </w:p>
+        </w:tc>
+        <w:tc>
+          <w:tcPr>
+            <w:tcW w:type="dxa" w:w="3660"/>
+            <w:tcBorders>
+              <w:top w:val="single" w:color="BBBBBB" w:sz="4"/>
+              <w:left w:val="single" w:color="BBBBBB" w:sz="4"/>
+              <w:bottom w:val="single" w:color="BBBBBB" w:sz="4"/>
+              <w:right w:val="single" w:color="BBBBBB" w:sz="4"/>
+            </w:tcBorders>
+            <w:tcMar>
+              <w:top w:type="dxa" w:w="70"/>
+              <w:left w:type="dxa" w:w="100"/>
+              <w:bottom w:type="dxa" w:w="70"/>
+              <w:right w:type="dxa" w:w="100"/>
+            </w:tcMar>
+          </w:tcPr>
+          <w:p>
+            <w:r>
+              <w:rPr>
+                <w:rFonts w:ascii="맑은 고딕" w:cs="맑은 고딕" w:eastAsia="맑은 고딕" w:hAnsi="맑은 고딕"/>
+                <w:b w:val="false"/>
+                <w:bCs w:val="false"/>
+                <w:sz w:val="19"/>
+                <w:szCs w:val="19"/>
+              </w:rPr>
+              <w:t xml:space="preserve">빠를수록 화면이 크게 흔들림</w:t>
+            </w:r>
+          </w:p>
+        </w:tc>
+      </w:tr>
+      <w:tr>
+        <w:trPr>
+          <w:tblHeader w:val="false"/>
+        </w:trPr>
+        <w:tc>
+          <w:tcPr>
+            <w:tcW w:type="dxa" w:w="2300"/>
+            <w:tcBorders>
+              <w:top w:val="single" w:color="BBBBBB" w:sz="4"/>
+              <w:left w:val="single" w:color="BBBBBB" w:sz="4"/>
+              <w:bottom w:val="single" w:color="BBBBBB" w:sz="4"/>
+              <w:right w:val="single" w:color="BBBBBB" w:sz="4"/>
+            </w:tcBorders>
+            <w:tcMar>
+              <w:top w:type="dxa" w:w="70"/>
+              <w:left w:type="dxa" w:w="100"/>
+              <w:bottom w:type="dxa" w:w="70"/>
+              <w:right w:type="dxa" w:w="100"/>
+            </w:tcMar>
+          </w:tcPr>
+          <w:p>
+            <w:r>
+              <w:rPr>
+                <w:rFonts w:ascii="맑은 고딕" w:cs="맑은 고딕" w:eastAsia="맑은 고딕" w:hAnsi="맑은 고딕"/>
+                <w:b w:val="false"/>
+                <w:bCs w:val="false"/>
+                <w:sz w:val="19"/>
+                <w:szCs w:val="19"/>
+              </w:rPr>
+              <w:t xml:space="preserve">스파크 파티클 속도</w:t>
+            </w:r>
+          </w:p>
+        </w:tc>
+        <w:tc>
+          <w:tcPr>
+            <w:tcW w:type="dxa" w:w="3400"/>
+            <w:tcBorders>
+              <w:top w:val="single" w:color="BBBBBB" w:sz="4"/>
+              <w:left w:val="single" w:color="BBBBBB" w:sz="4"/>
+              <w:bottom w:val="single" w:color="BBBBBB" w:sz="4"/>
+              <w:right w:val="single" w:color="BBBBBB" w:sz="4"/>
+            </w:tcBorders>
+            <w:tcMar>
+              <w:top w:type="dxa" w:w="70"/>
+              <w:left w:type="dxa" w:w="100"/>
+              <w:bottom w:type="dxa" w:w="70"/>
+              <w:right w:type="dxa" w:w="100"/>
+            </w:tcMar>
+          </w:tcPr>
+          <w:p>
+            <w:r>
+              <w:rPr>
+                <w:rFonts w:ascii="맑은 고딕" w:cs="맑은 고딕" w:eastAsia="맑은 고딕" w:hAnsi="맑은 고딕"/>
+                <w:b w:val="false"/>
+                <w:bCs w:val="false"/>
+                <w:sz w:val="19"/>
+                <w:szCs w:val="19"/>
+              </w:rPr>
+              <w:t xml:space="preserve">타격 순간의 무기·몸 속도</w:t>
+            </w:r>
+          </w:p>
+        </w:tc>
+        <w:tc>
+          <w:tcPr>
+            <w:tcW w:type="dxa" w:w="3660"/>
+            <w:tcBorders>
+              <w:top w:val="single" w:color="BBBBBB" w:sz="4"/>
+              <w:left w:val="single" w:color="BBBBBB" w:sz="4"/>
+              <w:bottom w:val="single" w:color="BBBBBB" w:sz="4"/>
+              <w:right w:val="single" w:color="BBBBBB" w:sz="4"/>
+            </w:tcBorders>
+            <w:tcMar>
+              <w:top w:type="dxa" w:w="70"/>
+              <w:left w:type="dxa" w:w="100"/>
+              <w:bottom w:type="dxa" w:w="70"/>
+              <w:right w:type="dxa" w:w="100"/>
+            </w:tcMar>
+          </w:tcPr>
+          <w:p>
+            <w:r>
+              <w:rPr>
+                <w:rFonts w:ascii="맑은 고딕" w:cs="맑은 고딕" w:eastAsia="맑은 고딕" w:hAnsi="맑은 고딕"/>
+                <w:b w:val="false"/>
+                <w:bCs w:val="false"/>
+                <w:sz w:val="19"/>
+                <w:szCs w:val="19"/>
+              </w:rPr>
+              <w:t xml:space="preserve">강한 타격일수록 파편이 멀리 튐</w:t>
+            </w:r>
+          </w:p>
+        </w:tc>
+      </w:tr>
+      <w:tr>
+        <w:trPr>
+          <w:tblHeader w:val="false"/>
+        </w:trPr>
+        <w:tc>
+          <w:tcPr>
+            <w:tcW w:type="dxa" w:w="2300"/>
+            <w:tcBorders>
+              <w:top w:val="single" w:color="BBBBBB" w:sz="4"/>
+              <w:left w:val="single" w:color="BBBBBB" w:sz="4"/>
+              <w:bottom w:val="single" w:color="BBBBBB" w:sz="4"/>
+              <w:right w:val="single" w:color="BBBBBB" w:sz="4"/>
+            </w:tcBorders>
+            <w:tcMar>
+              <w:top w:type="dxa" w:w="70"/>
+              <w:left w:type="dxa" w:w="100"/>
+              <w:bottom w:type="dxa" w:w="70"/>
+              <w:right w:type="dxa" w:w="100"/>
+            </w:tcMar>
+          </w:tcPr>
+          <w:p>
+            <w:r>
+              <w:rPr>
+                <w:rFonts w:ascii="맑은 고딕" w:cs="맑은 고딕" w:eastAsia="맑은 고딕" w:hAnsi="맑은 고딕"/>
+                <w:b w:val="false"/>
+                <w:bCs w:val="false"/>
+                <w:sz w:val="19"/>
+                <w:szCs w:val="19"/>
+              </w:rPr>
+              <w:t xml:space="preserve">넉백 Launch 세기</w:t>
+            </w:r>
+          </w:p>
+        </w:tc>
+        <w:tc>
+          <w:tcPr>
+            <w:tcW w:type="dxa" w:w="3400"/>
+            <w:tcBorders>
+              <w:top w:val="single" w:color="BBBBBB" w:sz="4"/>
+              <w:left w:val="single" w:color="BBBBBB" w:sz="4"/>
+              <w:bottom w:val="single" w:color="BBBBBB" w:sz="4"/>
+              <w:right w:val="single" w:color="BBBBBB" w:sz="4"/>
+            </w:tcBorders>
+            <w:tcMar>
+              <w:top w:type="dxa" w:w="70"/>
+              <w:left w:type="dxa" w:w="100"/>
+              <w:bottom w:type="dxa" w:w="70"/>
+              <w:right w:type="dxa" w:w="100"/>
+            </w:tcMar>
+          </w:tcPr>
+          <w:p>
+            <w:r>
+              <w:rPr>
+                <w:rFonts w:ascii="맑은 고딕" w:cs="맑은 고딕" w:eastAsia="맑은 고딕" w:hAnsi="맑은 고딕"/>
+                <w:b w:val="false"/>
+                <w:bCs w:val="false"/>
+                <w:sz w:val="19"/>
+                <w:szCs w:val="19"/>
+              </w:rPr>
+              <w:t xml:space="preserve">공격자 속도 + 방향 벡터</w:t>
+            </w:r>
+          </w:p>
+        </w:tc>
+        <w:tc>
+          <w:tcPr>
+            <w:tcW w:type="dxa" w:w="3660"/>
+            <w:tcBorders>
+              <w:top w:val="single" w:color="BBBBBB" w:sz="4"/>
+              <w:left w:val="single" w:color="BBBBBB" w:sz="4"/>
+              <w:bottom w:val="single" w:color="BBBBBB" w:sz="4"/>
+              <w:right w:val="single" w:color="BBBBBB" w:sz="4"/>
+            </w:tcBorders>
+            <w:tcMar>
+              <w:top w:type="dxa" w:w="70"/>
+              <w:left w:type="dxa" w:w="100"/>
+              <w:bottom w:type="dxa" w:w="70"/>
+              <w:right w:type="dxa" w:w="100"/>
+            </w:tcMar>
+          </w:tcPr>
+          <w:p>
+            <w:r>
+              <w:rPr>
+                <w:rFonts w:ascii="맑은 고딕" w:cs="맑은 고딕" w:eastAsia="맑은 고딕" w:hAnsi="맑은 고딕"/>
+                <w:b w:val="false"/>
+                <w:bCs w:val="false"/>
+                <w:sz w:val="19"/>
+                <w:szCs w:val="19"/>
+              </w:rPr>
+              <w:t xml:space="preserve">빠르게 맞을수록 멀리 밀림, 방향은 공격 방향</w:t>
+            </w:r>
+          </w:p>
+        </w:tc>
+      </w:tr>
+      <w:tr>
+        <w:trPr>
+          <w:tblHeader w:val="false"/>
+        </w:trPr>
+        <w:tc>
+          <w:tcPr>
+            <w:tcW w:type="dxa" w:w="2300"/>
+            <w:tcBorders>
+              <w:top w:val="single" w:color="BBBBBB" w:sz="4"/>
+              <w:left w:val="single" w:color="BBBBBB" w:sz="4"/>
+              <w:bottom w:val="single" w:color="BBBBBB" w:sz="4"/>
+              <w:right w:val="single" w:color="BBBBBB" w:sz="4"/>
+            </w:tcBorders>
+            <w:tcMar>
+              <w:top w:type="dxa" w:w="70"/>
+              <w:left w:type="dxa" w:w="100"/>
+              <w:bottom w:type="dxa" w:w="70"/>
+              <w:right w:type="dxa" w:w="100"/>
+            </w:tcMar>
+          </w:tcPr>
+          <w:p>
+            <w:r>
+              <w:rPr>
+                <w:rFonts w:ascii="맑은 고딕" w:cs="맑은 고딕" w:eastAsia="맑은 고딕" w:hAnsi="맑은 고딕"/>
+                <w:b w:val="false"/>
+                <w:bCs w:val="false"/>
+                <w:sz w:val="19"/>
+                <w:szCs w:val="19"/>
+              </w:rPr>
+              <w:t xml:space="preserve">사운드 피치·볼륨</w:t>
+            </w:r>
+          </w:p>
+        </w:tc>
+        <w:tc>
+          <w:tcPr>
+            <w:tcW w:type="dxa" w:w="3400"/>
+            <w:tcBorders>
+              <w:top w:val="single" w:color="BBBBBB" w:sz="4"/>
+              <w:left w:val="single" w:color="BBBBBB" w:sz="4"/>
+              <w:bottom w:val="single" w:color="BBBBBB" w:sz="4"/>
+              <w:right w:val="single" w:color="BBBBBB" w:sz="4"/>
+            </w:tcBorders>
+            <w:tcMar>
+              <w:top w:type="dxa" w:w="70"/>
+              <w:left w:type="dxa" w:w="100"/>
+              <w:bottom w:type="dxa" w:w="70"/>
+              <w:right w:type="dxa" w:w="100"/>
+            </w:tcMar>
+          </w:tcPr>
+          <w:p>
+            <w:r>
+              <w:rPr>
+                <w:rFonts w:ascii="맑은 고딕" w:cs="맑은 고딕" w:eastAsia="맑은 고딕" w:hAnsi="맑은 고딕"/>
+                <w:b w:val="false"/>
+                <w:bCs w:val="false"/>
+                <w:sz w:val="19"/>
+                <w:szCs w:val="19"/>
+              </w:rPr>
+              <w:t xml:space="preserve">공격 속도</w:t>
+            </w:r>
+          </w:p>
+        </w:tc>
+        <w:tc>
+          <w:tcPr>
+            <w:tcW w:type="dxa" w:w="3660"/>
+            <w:tcBorders>
+              <w:top w:val="single" w:color="BBBBBB" w:sz="4"/>
+              <w:left w:val="single" w:color="BBBBBB" w:sz="4"/>
+              <w:bottom w:val="single" w:color="BBBBBB" w:sz="4"/>
+              <w:right w:val="single" w:color="BBBBBB" w:sz="4"/>
+            </w:tcBorders>
+            <w:tcMar>
+              <w:top w:type="dxa" w:w="70"/>
+              <w:left w:type="dxa" w:w="100"/>
+              <w:bottom w:type="dxa" w:w="70"/>
+              <w:right w:type="dxa" w:w="100"/>
+            </w:tcMar>
+          </w:tcPr>
+          <w:p>
+            <w:r>
+              <w:rPr>
+                <w:rFonts w:ascii="맑은 고딕" w:cs="맑은 고딕" w:eastAsia="맑은 고딕" w:hAnsi="맑은 고딕"/>
+                <w:b w:val="false"/>
+                <w:bCs w:val="false"/>
+                <w:sz w:val="19"/>
+                <w:szCs w:val="19"/>
+              </w:rPr>
+              <w:t xml:space="preserve">빠를수록 날카롭고 큰 소리</w:t>
+            </w:r>
+          </w:p>
+        </w:tc>
+      </w:tr>
+      <w:tr>
+        <w:trPr>
+          <w:tblHeader w:val="false"/>
+        </w:trPr>
+        <w:tc>
+          <w:tcPr>
+            <w:tcW w:type="dxa" w:w="2300"/>
+            <w:tcBorders>
+              <w:top w:val="single" w:color="BBBBBB" w:sz="4"/>
+              <w:left w:val="single" w:color="BBBBBB" w:sz="4"/>
+              <w:bottom w:val="single" w:color="BBBBBB" w:sz="4"/>
+              <w:right w:val="single" w:color="BBBBBB" w:sz="4"/>
+            </w:tcBorders>
+            <w:tcMar>
+              <w:top w:type="dxa" w:w="70"/>
+              <w:left w:type="dxa" w:w="100"/>
+              <w:bottom w:type="dxa" w:w="70"/>
+              <w:right w:type="dxa" w:w="100"/>
+            </w:tcMar>
+          </w:tcPr>
+          <w:p>
+            <w:r>
+              <w:rPr>
+                <w:rFonts w:ascii="맑은 고딕" w:cs="맑은 고딕" w:eastAsia="맑은 고딕" w:hAnsi="맑은 고딕"/>
+                <w:b w:val="false"/>
+                <w:bCs w:val="false"/>
+                <w:sz w:val="19"/>
+                <w:szCs w:val="19"/>
+              </w:rPr>
+              <w:t xml:space="preserve">FOV 펀치 변화량</w:t>
+            </w:r>
+          </w:p>
+        </w:tc>
+        <w:tc>
+          <w:tcPr>
+            <w:tcW w:type="dxa" w:w="3400"/>
+            <w:tcBorders>
+              <w:top w:val="single" w:color="BBBBBB" w:sz="4"/>
+              <w:left w:val="single" w:color="BBBBBB" w:sz="4"/>
+              <w:bottom w:val="single" w:color="BBBBBB" w:sz="4"/>
+              <w:right w:val="single" w:color="BBBBBB" w:sz="4"/>
+            </w:tcBorders>
+            <w:tcMar>
+              <w:top w:type="dxa" w:w="70"/>
+              <w:left w:type="dxa" w:w="100"/>
+              <w:bottom w:type="dxa" w:w="70"/>
+              <w:right w:type="dxa" w:w="100"/>
+            </w:tcMar>
+          </w:tcPr>
+          <w:p>
+            <w:r>
+              <w:rPr>
+                <w:rFonts w:ascii="맑은 고딕" w:cs="맑은 고딕" w:eastAsia="맑은 고딕" w:hAnsi="맑은 고딕"/>
+                <w:b w:val="false"/>
+                <w:bCs w:val="false"/>
+                <w:sz w:val="19"/>
+                <w:szCs w:val="19"/>
+              </w:rPr>
+              <w:t xml:space="preserve">돌진 속도</w:t>
+            </w:r>
+          </w:p>
+        </w:tc>
+        <w:tc>
+          <w:tcPr>
+            <w:tcW w:type="dxa" w:w="3660"/>
+            <w:tcBorders>
+              <w:top w:val="single" w:color="BBBBBB" w:sz="4"/>
+              <w:left w:val="single" w:color="BBBBBB" w:sz="4"/>
+              <w:bottom w:val="single" w:color="BBBBBB" w:sz="4"/>
+              <w:right w:val="single" w:color="BBBBBB" w:sz="4"/>
+            </w:tcBorders>
+            <w:tcMar>
+              <w:top w:type="dxa" w:w="70"/>
+              <w:left w:type="dxa" w:w="100"/>
+              <w:bottom w:type="dxa" w:w="70"/>
+              <w:right w:type="dxa" w:w="100"/>
+            </w:tcMar>
+          </w:tcPr>
+          <w:p>
+            <w:r>
+              <w:rPr>
+                <w:rFonts w:ascii="맑은 고딕" w:cs="맑은 고딕" w:eastAsia="맑은 고딕" w:hAnsi="맑은 고딕"/>
+                <w:b w:val="false"/>
+                <w:bCs w:val="false"/>
+                <w:sz w:val="19"/>
+                <w:szCs w:val="19"/>
+              </w:rPr>
+              <w:t xml:space="preserve">빠를수록 더 크게 줌</w:t>
+            </w:r>
+          </w:p>
+        </w:tc>
+      </w:tr>
+    </w:tbl>
+    <w:p/>
+    <w:p>
+      <w:pPr>
+        <w:pStyle w:val="Heading2"/>
+        <w:spacing w:after="120" w:before="240"/>
+      </w:pPr>
+      <w:r>
+        <w:rPr>
+          <w:rFonts w:ascii="맑은 고딕" w:cs="맑은 고딕" w:eastAsia="맑은 고딕" w:hAnsi="맑은 고딕"/>
+          <w:b/>
+          <w:bCs/>
+          <w:sz w:val="26"/>
+          <w:szCs w:val="26"/>
+        </w:rPr>
+        <w:t xml:space="preserve">갑옷 파괴 때 쓰는 방법</w:t>
+      </w:r>
+    </w:p>
+    <w:p>
+      <w:pPr>
+        <w:pStyle w:val="ListParagraph"/>
+        <w:numPr>
+          <w:ilvl w:val="0"/>
+          <w:numId w:val="2"/>
+        </w:numPr>
+        <w:spacing w:after="60" w:line="290"/>
+      </w:pPr>
+      <w:r>
+        <w:rPr>
+          <w:rFonts w:ascii="맑은 고딕" w:cs="맑은 고딕" w:eastAsia="맑은 고딕" w:hAnsi="맑은 고딕"/>
+        </w:rPr>
+        <w:t xml:space="preserve">파괴 순간의 속도는 "파괴를 일으킨 공격"의 속도로 정한다. 예: 플레이어의 마지막 타격 순간 속도(또는 공격 애니메이션 재생 속도)를 읽어 셰이크·스파크·넉백에 비례시킨다.</w:t>
+      </w:r>
+    </w:p>
+    <w:p>
+      <w:pPr>
+        <w:pStyle w:val="ListParagraph"/>
+        <w:numPr>
+          <w:ilvl w:val="0"/>
+          <w:numId w:val="2"/>
+        </w:numPr>
+        <w:spacing w:after="60" w:line="290"/>
+      </w:pPr>
+      <w:r>
+        <w:rPr>
+          <w:rFonts w:ascii="맑은 고딕" w:cs="맑은 고딕" w:eastAsia="맑은 고딕" w:hAnsi="맑은 고딕"/>
+        </w:rPr>
+        <w:t xml:space="preserve">파괴는 한 번뿐인 연출이라 고정 최대값(셰이크 3.0 등)을 써도 되지만, 속도 연동을 켜 두면 "강하게 몰아쳐서 깬 파괴"와 "느리게 깬 파괴"가 다르게 느껴진다.</w:t>
+      </w:r>
+    </w:p>
+    <w:p>
+      <w:pPr>
+        <w:pStyle w:val="ListParagraph"/>
+        <w:numPr>
+          <w:ilvl w:val="0"/>
+          <w:numId w:val="2"/>
+        </w:numPr>
+        <w:spacing w:after="60" w:line="290"/>
+      </w:pPr>
+      <w:r>
+        <w:rPr>
+          <w:rFonts w:ascii="맑은 고딕" w:cs="맑은 고딕" w:eastAsia="맑은 고딕" w:hAnsi="맑은 고딕"/>
+        </w:rPr>
+        <w:t xml:space="preserve">속도를 읽는 시점은 반드시 히트스톱을 걸기 전이다. 히트스톱 중에는 속도가 0에 가까워진다.</w:t>
+      </w:r>
+    </w:p>
+    <w:p>
+      <w:pPr>
+        <w:pStyle w:val="ListParagraph"/>
+        <w:numPr>
+          <w:ilvl w:val="0"/>
+          <w:numId w:val="2"/>
+        </w:numPr>
+        <w:spacing w:after="60" w:line="290"/>
+      </w:pPr>
+      <w:r>
+        <w:rPr>
+          <w:rFonts w:ascii="맑은 고딕" w:cs="맑은 고딕" w:eastAsia="맑은 고딕" w:hAnsi="맑은 고딕"/>
+        </w:rPr>
+        <w:t xml:space="preserve">보조 기준으로 그로기 게이지 비율(GroggyGauge ÷ GroggyMax)도 쓸 수 있다. 속도와 게이지를 곱해서 "빠르게, 많이 쌓인 상태에서 깬" 파괴를 더 세게 만들 수도 있다.</w:t>
+      </w:r>
+    </w:p>
+    <w:p>
+      <w:pPr>
+        <w:pStyle w:val="Heading2"/>
+        <w:spacing w:after="120" w:before="240"/>
+      </w:pPr>
+      <w:r>
+        <w:rPr>
+          <w:rFonts w:ascii="맑은 고딕" w:cs="맑은 고딕" w:eastAsia="맑은 고딕" w:hAnsi="맑은 고딕"/>
+          <w:b/>
+          <w:bCs/>
+          <w:sz w:val="26"/>
+          <w:szCs w:val="26"/>
+        </w:rPr>
+        <w:t xml:space="preserve">보스가 플레이어를 칠 때</w:t>
+      </w:r>
+    </w:p>
+    <w:p>
+      <w:pPr>
+        <w:pStyle w:val="ListParagraph"/>
+        <w:numPr>
+          <w:ilvl w:val="0"/>
+          <w:numId w:val="2"/>
+        </w:numPr>
+        <w:spacing w:after="60" w:line="290"/>
+      </w:pPr>
+      <w:r>
+        <w:rPr>
+          <w:rFonts w:ascii="맑은 고딕" w:cs="맑은 고딕" w:eastAsia="맑은 고딕" w:hAnsi="맑은 고딕"/>
+        </w:rPr>
+        <w:t xml:space="preserve">보스 돌진 속도(최대 약 900 이상)를 읽어 플레이어 셰이크와 넉백에 연결. 애니메이터 피드백("적이 나를 칠 때는 세게")과 맞는다.</w:t>
+      </w:r>
+    </w:p>
+    <w:p>
+      <w:pPr>
+        <w:pStyle w:val="ListParagraph"/>
+        <w:numPr>
+          <w:ilvl w:val="0"/>
+          <w:numId w:val="2"/>
+        </w:numPr>
+        <w:spacing w:after="60" w:line="290"/>
+      </w:pPr>
+      <w:r>
+        <w:rPr>
+          <w:rFonts w:ascii="맑은 고딕" w:cs="맑은 고딕" w:eastAsia="맑은 고딕" w:hAnsi="맑은 고딕"/>
+        </w:rPr>
+        <w:t xml:space="preserve">플레이어 입력 잠금 0.5초, 피격 몽타주, Launch Character 방향은 (플레이어 − 보스) 정규화.</w:t>
+      </w:r>
+    </w:p>
+    <w:p/>
+    <w:p>
+      <w:pPr>
+        <w:pStyle w:val="Heading1"/>
+        <w:spacing w:after="160" w:before="360"/>
+      </w:pPr>
+      <w:r>
+        <w:rPr>
+          <w:rFonts w:ascii="맑은 고딕" w:cs="맑은 고딕" w:eastAsia="맑은 고딕" w:hAnsi="맑은 고딕"/>
+          <w:b/>
+          <w:bCs/>
+          <w:sz w:val="32"/>
+          <w:szCs w:val="32"/>
+        </w:rPr>
         <w:t xml:space="preserve">5. 만드는 순서와 예상 시간</w:t>
       </w:r>
     </w:p>
@@ -8765,6 +9575,156 @@
                 <w:szCs w:val="19"/>
               </w:rPr>
               <w:t xml:space="preserve">속도가 빠를수록 소리가 날카로움</w:t>
+            </w:r>
+          </w:p>
+        </w:tc>
+      </w:tr>
+      <w:tr>
+        <w:trPr>
+          <w:tblHeader w:val="false"/>
+        </w:trPr>
+        <w:tc>
+          <w:tcPr>
+            <w:tcW w:type="dxa" w:w="500"/>
+            <w:tcBorders>
+              <w:top w:val="single" w:color="BBBBBB" w:sz="4"/>
+              <w:left w:val="single" w:color="BBBBBB" w:sz="4"/>
+              <w:bottom w:val="single" w:color="BBBBBB" w:sz="4"/>
+              <w:right w:val="single" w:color="BBBBBB" w:sz="4"/>
+            </w:tcBorders>
+            <w:tcMar>
+              <w:top w:type="dxa" w:w="70"/>
+              <w:left w:type="dxa" w:w="100"/>
+              <w:bottom w:type="dxa" w:w="70"/>
+              <w:right w:type="dxa" w:w="100"/>
+            </w:tcMar>
+          </w:tcPr>
+          <w:p>
+            <w:r>
+              <w:rPr>
+                <w:rFonts w:ascii="맑은 고딕" w:cs="맑은 고딕" w:eastAsia="맑은 고딕" w:hAnsi="맑은 고딕"/>
+                <w:b w:val="false"/>
+                <w:bCs w:val="false"/>
+                <w:sz w:val="19"/>
+                <w:szCs w:val="19"/>
+              </w:rPr>
+              <w:t xml:space="preserve">14</w:t>
+            </w:r>
+          </w:p>
+        </w:tc>
+        <w:tc>
+          <w:tcPr>
+            <w:tcW w:type="dxa" w:w="3300"/>
+            <w:tcBorders>
+              <w:top w:val="single" w:color="BBBBBB" w:sz="4"/>
+              <w:left w:val="single" w:color="BBBBBB" w:sz="4"/>
+              <w:bottom w:val="single" w:color="BBBBBB" w:sz="4"/>
+              <w:right w:val="single" w:color="BBBBBB" w:sz="4"/>
+            </w:tcBorders>
+            <w:tcMar>
+              <w:top w:type="dxa" w:w="70"/>
+              <w:left w:type="dxa" w:w="100"/>
+              <w:bottom w:type="dxa" w:w="70"/>
+              <w:right w:type="dxa" w:w="100"/>
+            </w:tcMar>
+          </w:tcPr>
+          <w:p>
+            <w:r>
+              <w:rPr>
+                <w:rFonts w:ascii="맑은 고딕" w:cs="맑은 고딕" w:eastAsia="맑은 고딕" w:hAnsi="맑은 고딕"/>
+                <w:b w:val="false"/>
+                <w:bCs w:val="false"/>
+                <w:sz w:val="19"/>
+                <w:szCs w:val="19"/>
+              </w:rPr>
+              <w:t xml:space="preserve">속도 값을 셰이크 Scale·넉백·스파크에 연결 (4-2장)</w:t>
+            </w:r>
+          </w:p>
+        </w:tc>
+        <w:tc>
+          <w:tcPr>
+            <w:tcW w:type="dxa" w:w="1300"/>
+            <w:tcBorders>
+              <w:top w:val="single" w:color="BBBBBB" w:sz="4"/>
+              <w:left w:val="single" w:color="BBBBBB" w:sz="4"/>
+              <w:bottom w:val="single" w:color="BBBBBB" w:sz="4"/>
+              <w:right w:val="single" w:color="BBBBBB" w:sz="4"/>
+            </w:tcBorders>
+            <w:tcMar>
+              <w:top w:type="dxa" w:w="70"/>
+              <w:left w:type="dxa" w:w="100"/>
+              <w:bottom w:type="dxa" w:w="70"/>
+              <w:right w:type="dxa" w:w="100"/>
+            </w:tcMar>
+          </w:tcPr>
+          <w:p>
+            <w:r>
+              <w:rPr>
+                <w:rFonts w:ascii="맑은 고딕" w:cs="맑은 고딕" w:eastAsia="맑은 고딕" w:hAnsi="맑은 고딕"/>
+                <w:b w:val="false"/>
+                <w:bCs w:val="false"/>
+                <w:sz w:val="19"/>
+                <w:szCs w:val="19"/>
+              </w:rPr>
+              <w:t xml:space="preserve">30분</w:t>
+            </w:r>
+          </w:p>
+        </w:tc>
+        <w:tc>
+          <w:tcPr>
+            <w:tcW w:type="dxa" w:w="1400"/>
+            <w:tcBorders>
+              <w:top w:val="single" w:color="BBBBBB" w:sz="4"/>
+              <w:left w:val="single" w:color="BBBBBB" w:sz="4"/>
+              <w:bottom w:val="single" w:color="BBBBBB" w:sz="4"/>
+              <w:right w:val="single" w:color="BBBBBB" w:sz="4"/>
+            </w:tcBorders>
+            <w:tcMar>
+              <w:top w:type="dxa" w:w="70"/>
+              <w:left w:type="dxa" w:w="100"/>
+              <w:bottom w:type="dxa" w:w="70"/>
+              <w:right w:type="dxa" w:w="100"/>
+            </w:tcMar>
+          </w:tcPr>
+          <w:p>
+            <w:r>
+              <w:rPr>
+                <w:rFonts w:ascii="맑은 고딕" w:cs="맑은 고딕" w:eastAsia="맑은 고딕" w:hAnsi="맑은 고딕"/>
+                <w:b w:val="false"/>
+                <w:bCs w:val="false"/>
+                <w:sz w:val="19"/>
+                <w:szCs w:val="19"/>
+              </w:rPr>
+              <w:t xml:space="preserve">중</w:t>
+            </w:r>
+          </w:p>
+        </w:tc>
+        <w:tc>
+          <w:tcPr>
+            <w:tcW w:type="dxa" w:w="2860"/>
+            <w:tcBorders>
+              <w:top w:val="single" w:color="BBBBBB" w:sz="4"/>
+              <w:left w:val="single" w:color="BBBBBB" w:sz="4"/>
+              <w:bottom w:val="single" w:color="BBBBBB" w:sz="4"/>
+              <w:right w:val="single" w:color="BBBBBB" w:sz="4"/>
+            </w:tcBorders>
+            <w:tcMar>
+              <w:top w:type="dxa" w:w="70"/>
+              <w:left w:type="dxa" w:w="100"/>
+              <w:bottom w:type="dxa" w:w="70"/>
+              <w:right w:type="dxa" w:w="100"/>
+            </w:tcMar>
+          </w:tcPr>
+          <w:p>
+            <w:r>
+              <w:rPr>
+                <w:rFonts w:ascii="맑은 고딕" w:cs="맑은 고딕" w:eastAsia="맑은 고딕" w:hAnsi="맑은 고딕"/>
+                <w:b w:val="false"/>
+                <w:bCs w:val="false"/>
+                <w:sz w:val="19"/>
+                <w:szCs w:val="19"/>
+              </w:rPr>
+              <w:t xml:space="preserve">빠른 공격일수록 연출이 커짐</w:t>
             </w:r>
           </w:p>
         </w:tc>

--- a/docs/타격감_가이드북.docx
+++ b/docs/타격감_가이드북.docx
@@ -7452,6 +7452,683 @@
           <w:sz w:val="32"/>
           <w:szCs w:val="32"/>
         </w:rPr>
+        <w:t xml:space="preserve">4-3. 피격·상태 발광 레퍼런스와 오버레이 머티리얼 방식 (마감 후 목록)</w:t>
+      </w:r>
+    </w:p>
+    <w:p>
+      <w:pPr>
+        <w:spacing w:after="120" w:line="300"/>
+      </w:pPr>
+      <w:r>
+        <w:rPr>
+          <w:rFonts w:ascii="맑은 고딕" w:cs="맑은 고딕" w:eastAsia="맑은 고딕" w:hAnsi="맑은 고딕"/>
+        </w:rPr>
+        <w:t xml:space="preserve">아래는 다른 게임의 보스 전투 장면(하늘의 기관 인형)에서 본 효과를 분해한 것입니다. 구현 방법은 화면을 보고 한 추정이며, 실제 게임 내부는 확인하지 못했습니다.</w:t>
+      </w:r>
+    </w:p>
+    <w:tbl>
+      <w:tblPr>
+        <w:tblW w:type="dxa" w:w="9360"/>
+        <w:tblBorders>
+          <w:top w:val="single" w:color="auto" w:sz="4"/>
+          <w:left w:val="single" w:color="auto" w:sz="4"/>
+          <w:bottom w:val="single" w:color="auto" w:sz="4"/>
+          <w:right w:val="single" w:color="auto" w:sz="4"/>
+          <w:insideH w:val="single" w:color="auto" w:sz="4"/>
+          <w:insideV w:val="single" w:color="auto" w:sz="4"/>
+        </w:tblBorders>
+      </w:tblPr>
+      <w:tblGrid>
+        <w:gridCol w:w="2600"/>
+        <w:gridCol w:w="3300"/>
+        <w:gridCol w:w="3460"/>
+      </w:tblGrid>
+      <w:tr>
+        <w:trPr>
+          <w:tblHeader/>
+        </w:trPr>
+        <w:tc>
+          <w:tcPr>
+            <w:tcW w:type="dxa" w:w="2600"/>
+            <w:tcBorders>
+              <w:top w:val="single" w:color="BBBBBB" w:sz="4"/>
+              <w:left w:val="single" w:color="BBBBBB" w:sz="4"/>
+              <w:bottom w:val="single" w:color="BBBBBB" w:sz="4"/>
+              <w:right w:val="single" w:color="BBBBBB" w:sz="4"/>
+            </w:tcBorders>
+            <w:shd w:fill="E8EEF7" w:color="auto" w:val="clear"/>
+            <w:tcMar>
+              <w:top w:type="dxa" w:w="70"/>
+              <w:left w:type="dxa" w:w="100"/>
+              <w:bottom w:type="dxa" w:w="70"/>
+              <w:right w:type="dxa" w:w="100"/>
+            </w:tcMar>
+          </w:tcPr>
+          <w:p>
+            <w:r>
+              <w:rPr>
+                <w:rFonts w:ascii="맑은 고딕" w:cs="맑은 고딕" w:eastAsia="맑은 고딕" w:hAnsi="맑은 고딕"/>
+                <w:b/>
+                <w:bCs/>
+                <w:sz w:val="19"/>
+                <w:szCs w:val="19"/>
+              </w:rPr>
+              <w:t xml:space="preserve">보이는 것</w:t>
+            </w:r>
+          </w:p>
+        </w:tc>
+        <w:tc>
+          <w:tcPr>
+            <w:tcW w:type="dxa" w:w="3300"/>
+            <w:tcBorders>
+              <w:top w:val="single" w:color="BBBBBB" w:sz="4"/>
+              <w:left w:val="single" w:color="BBBBBB" w:sz="4"/>
+              <w:bottom w:val="single" w:color="BBBBBB" w:sz="4"/>
+              <w:right w:val="single" w:color="BBBBBB" w:sz="4"/>
+            </w:tcBorders>
+            <w:shd w:fill="E8EEF7" w:color="auto" w:val="clear"/>
+            <w:tcMar>
+              <w:top w:type="dxa" w:w="70"/>
+              <w:left w:type="dxa" w:w="100"/>
+              <w:bottom w:type="dxa" w:w="70"/>
+              <w:right w:type="dxa" w:w="100"/>
+            </w:tcMar>
+          </w:tcPr>
+          <w:p>
+            <w:r>
+              <w:rPr>
+                <w:rFonts w:ascii="맑은 고딕" w:cs="맑은 고딕" w:eastAsia="맑은 고딕" w:hAnsi="맑은 고딕"/>
+                <w:b/>
+                <w:bCs/>
+                <w:sz w:val="19"/>
+                <w:szCs w:val="19"/>
+              </w:rPr>
+              <w:t xml:space="preserve">추정 구현</w:t>
+            </w:r>
+          </w:p>
+        </w:tc>
+        <w:tc>
+          <w:tcPr>
+            <w:tcW w:type="dxa" w:w="3460"/>
+            <w:tcBorders>
+              <w:top w:val="single" w:color="BBBBBB" w:sz="4"/>
+              <w:left w:val="single" w:color="BBBBBB" w:sz="4"/>
+              <w:bottom w:val="single" w:color="BBBBBB" w:sz="4"/>
+              <w:right w:val="single" w:color="BBBBBB" w:sz="4"/>
+            </w:tcBorders>
+            <w:shd w:fill="E8EEF7" w:color="auto" w:val="clear"/>
+            <w:tcMar>
+              <w:top w:type="dxa" w:w="70"/>
+              <w:left w:type="dxa" w:w="100"/>
+              <w:bottom w:type="dxa" w:w="70"/>
+              <w:right w:type="dxa" w:w="100"/>
+            </w:tcMar>
+          </w:tcPr>
+          <w:p>
+            <w:r>
+              <w:rPr>
+                <w:rFonts w:ascii="맑은 고딕" w:cs="맑은 고딕" w:eastAsia="맑은 고딕" w:hAnsi="맑은 고딕"/>
+                <w:b/>
+                <w:bCs/>
+                <w:sz w:val="19"/>
+                <w:szCs w:val="19"/>
+              </w:rPr>
+              <w:t xml:space="preserve">우리 프로젝트 적용</w:t>
+            </w:r>
+          </w:p>
+        </w:tc>
+      </w:tr>
+      <w:tr>
+        <w:trPr>
+          <w:tblHeader w:val="false"/>
+        </w:trPr>
+        <w:tc>
+          <w:tcPr>
+            <w:tcW w:type="dxa" w:w="2600"/>
+            <w:tcBorders>
+              <w:top w:val="single" w:color="BBBBBB" w:sz="4"/>
+              <w:left w:val="single" w:color="BBBBBB" w:sz="4"/>
+              <w:bottom w:val="single" w:color="BBBBBB" w:sz="4"/>
+              <w:right w:val="single" w:color="BBBBBB" w:sz="4"/>
+            </w:tcBorders>
+            <w:tcMar>
+              <w:top w:type="dxa" w:w="70"/>
+              <w:left w:type="dxa" w:w="100"/>
+              <w:bottom w:type="dxa" w:w="70"/>
+              <w:right w:type="dxa" w:w="100"/>
+            </w:tcMar>
+          </w:tcPr>
+          <w:p>
+            <w:r>
+              <w:rPr>
+                <w:rFonts w:ascii="맑은 고딕" w:cs="맑은 고딕" w:eastAsia="맑은 고딕" w:hAnsi="맑은 고딕"/>
+                <w:b w:val="false"/>
+                <w:bCs w:val="false"/>
+                <w:sz w:val="19"/>
+                <w:szCs w:val="19"/>
+              </w:rPr>
+              <w:t xml:space="preserve">몸 둘레를 따라 푸른 빛이 도는 테두리</w:t>
+            </w:r>
+          </w:p>
+        </w:tc>
+        <w:tc>
+          <w:tcPr>
+            <w:tcW w:type="dxa" w:w="3300"/>
+            <w:tcBorders>
+              <w:top w:val="single" w:color="BBBBBB" w:sz="4"/>
+              <w:left w:val="single" w:color="BBBBBB" w:sz="4"/>
+              <w:bottom w:val="single" w:color="BBBBBB" w:sz="4"/>
+              <w:right w:val="single" w:color="BBBBBB" w:sz="4"/>
+            </w:tcBorders>
+            <w:tcMar>
+              <w:top w:type="dxa" w:w="70"/>
+              <w:left w:type="dxa" w:w="100"/>
+              <w:bottom w:type="dxa" w:w="70"/>
+              <w:right w:type="dxa" w:w="100"/>
+            </w:tcMar>
+          </w:tcPr>
+          <w:p>
+            <w:r>
+              <w:rPr>
+                <w:rFonts w:ascii="맑은 고딕" w:cs="맑은 고딕" w:eastAsia="맑은 고딕" w:hAnsi="맑은 고딕"/>
+                <w:b w:val="false"/>
+                <w:bCs w:val="false"/>
+                <w:sz w:val="19"/>
+                <w:szCs w:val="19"/>
+              </w:rPr>
+              <w:t xml:space="preserve">머티리얼 Fresnel로 가장자리만 밝게 → Emissive (림 라이트)</w:t>
+            </w:r>
+          </w:p>
+        </w:tc>
+        <w:tc>
+          <w:tcPr>
+            <w:tcW w:type="dxa" w:w="3460"/>
+            <w:tcBorders>
+              <w:top w:val="single" w:color="BBBBBB" w:sz="4"/>
+              <w:left w:val="single" w:color="BBBBBB" w:sz="4"/>
+              <w:bottom w:val="single" w:color="BBBBBB" w:sz="4"/>
+              <w:right w:val="single" w:color="BBBBBB" w:sz="4"/>
+            </w:tcBorders>
+            <w:tcMar>
+              <w:top w:type="dxa" w:w="70"/>
+              <w:left w:type="dxa" w:w="100"/>
+              <w:bottom w:type="dxa" w:w="70"/>
+              <w:right w:type="dxa" w:w="100"/>
+            </w:tcMar>
+          </w:tcPr>
+          <w:p>
+            <w:r>
+              <w:rPr>
+                <w:rFonts w:ascii="맑은 고딕" w:cs="맑은 고딕" w:eastAsia="맑은 고딕" w:hAnsi="맑은 고딕"/>
+                <w:b w:val="false"/>
+                <w:bCs w:val="false"/>
+                <w:sz w:val="19"/>
+                <w:szCs w:val="19"/>
+              </w:rPr>
+              <w:t xml:space="preserve">M_HitGlow에 Fresnel × 색 × GlowAmount</w:t>
+            </w:r>
+          </w:p>
+        </w:tc>
+      </w:tr>
+      <w:tr>
+        <w:trPr>
+          <w:tblHeader w:val="false"/>
+        </w:trPr>
+        <w:tc>
+          <w:tcPr>
+            <w:tcW w:type="dxa" w:w="2600"/>
+            <w:tcBorders>
+              <w:top w:val="single" w:color="BBBBBB" w:sz="4"/>
+              <w:left w:val="single" w:color="BBBBBB" w:sz="4"/>
+              <w:bottom w:val="single" w:color="BBBBBB" w:sz="4"/>
+              <w:right w:val="single" w:color="BBBBBB" w:sz="4"/>
+            </w:tcBorders>
+            <w:tcMar>
+              <w:top w:type="dxa" w:w="70"/>
+              <w:left w:type="dxa" w:w="100"/>
+              <w:bottom w:type="dxa" w:w="70"/>
+              <w:right w:type="dxa" w:w="100"/>
+            </w:tcMar>
+          </w:tcPr>
+          <w:p>
+            <w:r>
+              <w:rPr>
+                <w:rFonts w:ascii="맑은 고딕" w:cs="맑은 고딕" w:eastAsia="맑은 고딕" w:hAnsi="맑은 고딕"/>
+                <w:b w:val="false"/>
+                <w:bCs w:val="false"/>
+                <w:sz w:val="19"/>
+                <w:szCs w:val="19"/>
+              </w:rPr>
+              <w:t xml:space="preserve">몸 가장자리가 글리치·디더링처럼 깨지는 모습</w:t>
+            </w:r>
+          </w:p>
+        </w:tc>
+        <w:tc>
+          <w:tcPr>
+            <w:tcW w:type="dxa" w:w="3300"/>
+            <w:tcBorders>
+              <w:top w:val="single" w:color="BBBBBB" w:sz="4"/>
+              <w:left w:val="single" w:color="BBBBBB" w:sz="4"/>
+              <w:bottom w:val="single" w:color="BBBBBB" w:sz="4"/>
+              <w:right w:val="single" w:color="BBBBBB" w:sz="4"/>
+            </w:tcBorders>
+            <w:tcMar>
+              <w:top w:type="dxa" w:w="70"/>
+              <w:left w:type="dxa" w:w="100"/>
+              <w:bottom w:type="dxa" w:w="70"/>
+              <w:right w:type="dxa" w:w="100"/>
+            </w:tcMar>
+          </w:tcPr>
+          <w:p>
+            <w:r>
+              <w:rPr>
+                <w:rFonts w:ascii="맑은 고딕" w:cs="맑은 고딕" w:eastAsia="맑은 고딕" w:hAnsi="맑은 고딕"/>
+                <w:b w:val="false"/>
+                <w:bCs w:val="false"/>
+                <w:sz w:val="19"/>
+                <w:szCs w:val="19"/>
+              </w:rPr>
+              <w:t xml:space="preserve">Dither Temporal AA / 노이즈 마스크로 불투명도 일부 깎기 (디졸브)</w:t>
+            </w:r>
+          </w:p>
+        </w:tc>
+        <w:tc>
+          <w:tcPr>
+            <w:tcW w:type="dxa" w:w="3460"/>
+            <w:tcBorders>
+              <w:top w:val="single" w:color="BBBBBB" w:sz="4"/>
+              <w:left w:val="single" w:color="BBBBBB" w:sz="4"/>
+              <w:bottom w:val="single" w:color="BBBBBB" w:sz="4"/>
+              <w:right w:val="single" w:color="BBBBBB" w:sz="4"/>
+            </w:tcBorders>
+            <w:tcMar>
+              <w:top w:type="dxa" w:w="70"/>
+              <w:left w:type="dxa" w:w="100"/>
+              <w:bottom w:type="dxa" w:w="70"/>
+              <w:right w:type="dxa" w:w="100"/>
+            </w:tcMar>
+          </w:tcPr>
+          <w:p>
+            <w:r>
+              <w:rPr>
+                <w:rFonts w:ascii="맑은 고딕" w:cs="맑은 고딕" w:eastAsia="맑은 고딕" w:hAnsi="맑은 고딕"/>
+                <w:b w:val="false"/>
+                <w:bCs w:val="false"/>
+                <w:sz w:val="19"/>
+                <w:szCs w:val="19"/>
+              </w:rPr>
+              <w:t xml:space="preserve">파괴 순간 갑옷이 부서지는 연출에 응용, 노이즈 마스크 × 파라미터</w:t>
+            </w:r>
+          </w:p>
+        </w:tc>
+      </w:tr>
+      <w:tr>
+        <w:trPr>
+          <w:tblHeader w:val="false"/>
+        </w:trPr>
+        <w:tc>
+          <w:tcPr>
+            <w:tcW w:type="dxa" w:w="2600"/>
+            <w:tcBorders>
+              <w:top w:val="single" w:color="BBBBBB" w:sz="4"/>
+              <w:left w:val="single" w:color="BBBBBB" w:sz="4"/>
+              <w:bottom w:val="single" w:color="BBBBBB" w:sz="4"/>
+              <w:right w:val="single" w:color="BBBBBB" w:sz="4"/>
+            </w:tcBorders>
+            <w:tcMar>
+              <w:top w:type="dxa" w:w="70"/>
+              <w:left w:type="dxa" w:w="100"/>
+              <w:bottom w:type="dxa" w:w="70"/>
+              <w:right w:type="dxa" w:w="100"/>
+            </w:tcMar>
+          </w:tcPr>
+          <w:p>
+            <w:r>
+              <w:rPr>
+                <w:rFonts w:ascii="맑은 고딕" w:cs="맑은 고딕" w:eastAsia="맑은 고딕" w:hAnsi="맑은 고딕"/>
+                <w:b w:val="false"/>
+                <w:bCs w:val="false"/>
+                <w:sz w:val="19"/>
+                <w:szCs w:val="19"/>
+              </w:rPr>
+              <w:t xml:space="preserve">몸을 감싸고 도는 주황색 리본·빛줄기</w:t>
+            </w:r>
+          </w:p>
+        </w:tc>
+        <w:tc>
+          <w:tcPr>
+            <w:tcW w:type="dxa" w:w="3300"/>
+            <w:tcBorders>
+              <w:top w:val="single" w:color="BBBBBB" w:sz="4"/>
+              <w:left w:val="single" w:color="BBBBBB" w:sz="4"/>
+              <w:bottom w:val="single" w:color="BBBBBB" w:sz="4"/>
+              <w:right w:val="single" w:color="BBBBBB" w:sz="4"/>
+            </w:tcBorders>
+            <w:tcMar>
+              <w:top w:type="dxa" w:w="70"/>
+              <w:left w:type="dxa" w:w="100"/>
+              <w:bottom w:type="dxa" w:w="70"/>
+              <w:right w:type="dxa" w:w="100"/>
+            </w:tcMar>
+          </w:tcPr>
+          <w:p>
+            <w:r>
+              <w:rPr>
+                <w:rFonts w:ascii="맑은 고딕" w:cs="맑은 고딕" w:eastAsia="맑은 고딕" w:hAnsi="맑은 고딕"/>
+                <w:b w:val="false"/>
+                <w:bCs w:val="false"/>
+                <w:sz w:val="19"/>
+                <w:szCs w:val="19"/>
+              </w:rPr>
+              <w:t xml:space="preserve">Niagara 리본 또는 Beam 파티클을 몸에 붙여 회전</w:t>
+            </w:r>
+          </w:p>
+        </w:tc>
+        <w:tc>
+          <w:tcPr>
+            <w:tcW w:type="dxa" w:w="3460"/>
+            <w:tcBorders>
+              <w:top w:val="single" w:color="BBBBBB" w:sz="4"/>
+              <w:left w:val="single" w:color="BBBBBB" w:sz="4"/>
+              <w:bottom w:val="single" w:color="BBBBBB" w:sz="4"/>
+              <w:right w:val="single" w:color="BBBBBB" w:sz="4"/>
+            </w:tcBorders>
+            <w:tcMar>
+              <w:top w:type="dxa" w:w="70"/>
+              <w:left w:type="dxa" w:w="100"/>
+              <w:bottom w:type="dxa" w:w="70"/>
+              <w:right w:type="dxa" w:w="100"/>
+            </w:tcMar>
+          </w:tcPr>
+          <w:p>
+            <w:r>
+              <w:rPr>
+                <w:rFonts w:ascii="맑은 고딕" w:cs="맑은 고딕" w:eastAsia="맑은 고딕" w:hAnsi="맑은 고딕"/>
+                <w:b w:val="false"/>
+                <w:bCs w:val="false"/>
+                <w:sz w:val="19"/>
+                <w:szCs w:val="19"/>
+              </w:rPr>
+              <w:t xml:space="preserve">어깨 FX(타락한 빛)와 같은 이펙트로 해결 가능</w:t>
+            </w:r>
+          </w:p>
+        </w:tc>
+      </w:tr>
+      <w:tr>
+        <w:trPr>
+          <w:tblHeader w:val="false"/>
+        </w:trPr>
+        <w:tc>
+          <w:tcPr>
+            <w:tcW w:type="dxa" w:w="2600"/>
+            <w:tcBorders>
+              <w:top w:val="single" w:color="BBBBBB" w:sz="4"/>
+              <w:left w:val="single" w:color="BBBBBB" w:sz="4"/>
+              <w:bottom w:val="single" w:color="BBBBBB" w:sz="4"/>
+              <w:right w:val="single" w:color="BBBBBB" w:sz="4"/>
+            </w:tcBorders>
+            <w:tcMar>
+              <w:top w:type="dxa" w:w="70"/>
+              <w:left w:type="dxa" w:w="100"/>
+              <w:bottom w:type="dxa" w:w="70"/>
+              <w:right w:type="dxa" w:w="100"/>
+            </w:tcMar>
+          </w:tcPr>
+          <w:p>
+            <w:r>
+              <w:rPr>
+                <w:rFonts w:ascii="맑은 고딕" w:cs="맑은 고딕" w:eastAsia="맑은 고딕" w:hAnsi="맑은 고딕"/>
+                <w:b w:val="false"/>
+                <w:bCs w:val="false"/>
+                <w:sz w:val="19"/>
+                <w:szCs w:val="19"/>
+              </w:rPr>
+              <w:t xml:space="preserve">바닥을 가로지르는 얇은 빛선·원형 광환</w:t>
+            </w:r>
+          </w:p>
+        </w:tc>
+        <w:tc>
+          <w:tcPr>
+            <w:tcW w:type="dxa" w:w="3300"/>
+            <w:tcBorders>
+              <w:top w:val="single" w:color="BBBBBB" w:sz="4"/>
+              <w:left w:val="single" w:color="BBBBBB" w:sz="4"/>
+              <w:bottom w:val="single" w:color="BBBBBB" w:sz="4"/>
+              <w:right w:val="single" w:color="BBBBBB" w:sz="4"/>
+            </w:tcBorders>
+            <w:tcMar>
+              <w:top w:type="dxa" w:w="70"/>
+              <w:left w:type="dxa" w:w="100"/>
+              <w:bottom w:type="dxa" w:w="70"/>
+              <w:right w:type="dxa" w:w="100"/>
+            </w:tcMar>
+          </w:tcPr>
+          <w:p>
+            <w:r>
+              <w:rPr>
+                <w:rFonts w:ascii="맑은 고딕" w:cs="맑은 고딕" w:eastAsia="맑은 고딕" w:hAnsi="맑은 고딕"/>
+                <w:b w:val="false"/>
+                <w:bCs w:val="false"/>
+                <w:sz w:val="19"/>
+                <w:szCs w:val="19"/>
+              </w:rPr>
+              <w:t xml:space="preserve">Decal 또는 평면 메시에 Additive 머티리얼</w:t>
+            </w:r>
+          </w:p>
+        </w:tc>
+        <w:tc>
+          <w:tcPr>
+            <w:tcW w:type="dxa" w:w="3460"/>
+            <w:tcBorders>
+              <w:top w:val="single" w:color="BBBBBB" w:sz="4"/>
+              <w:left w:val="single" w:color="BBBBBB" w:sz="4"/>
+              <w:bottom w:val="single" w:color="BBBBBB" w:sz="4"/>
+              <w:right w:val="single" w:color="BBBBBB" w:sz="4"/>
+            </w:tcBorders>
+            <w:tcMar>
+              <w:top w:type="dxa" w:w="70"/>
+              <w:left w:type="dxa" w:w="100"/>
+              <w:bottom w:type="dxa" w:w="70"/>
+              <w:right w:type="dxa" w:w="100"/>
+            </w:tcMar>
+          </w:tcPr>
+          <w:p>
+            <w:r>
+              <w:rPr>
+                <w:rFonts w:ascii="맑은 고딕" w:cs="맑은 고딕" w:eastAsia="맑은 고딕" w:hAnsi="맑은 고딕"/>
+                <w:b w:val="false"/>
+                <w:bCs w:val="false"/>
+                <w:sz w:val="19"/>
+                <w:szCs w:val="19"/>
+              </w:rPr>
+              <w:t xml:space="preserve">돌진 경로 표시, 그로기 진입 때 바닥 원</w:t>
+            </w:r>
+          </w:p>
+        </w:tc>
+      </w:tr>
+      <w:tr>
+        <w:trPr>
+          <w:tblHeader w:val="false"/>
+        </w:trPr>
+        <w:tc>
+          <w:tcPr>
+            <w:tcW w:type="dxa" w:w="2600"/>
+            <w:tcBorders>
+              <w:top w:val="single" w:color="BBBBBB" w:sz="4"/>
+              <w:left w:val="single" w:color="BBBBBB" w:sz="4"/>
+              <w:bottom w:val="single" w:color="BBBBBB" w:sz="4"/>
+              <w:right w:val="single" w:color="BBBBBB" w:sz="4"/>
+            </w:tcBorders>
+            <w:tcMar>
+              <w:top w:type="dxa" w:w="70"/>
+              <w:left w:type="dxa" w:w="100"/>
+              <w:bottom w:type="dxa" w:w="70"/>
+              <w:right w:type="dxa" w:w="100"/>
+            </w:tcMar>
+          </w:tcPr>
+          <w:p>
+            <w:r>
+              <w:rPr>
+                <w:rFonts w:ascii="맑은 고딕" w:cs="맑은 고딕" w:eastAsia="맑은 고딕" w:hAnsi="맑은 고딕"/>
+                <w:b w:val="false"/>
+                <w:bCs w:val="false"/>
+                <w:sz w:val="19"/>
+                <w:szCs w:val="19"/>
+              </w:rPr>
+              <w:t xml:space="preserve">화면 전체의 방사형 번짐</w:t>
+            </w:r>
+          </w:p>
+        </w:tc>
+        <w:tc>
+          <w:tcPr>
+            <w:tcW w:type="dxa" w:w="3300"/>
+            <w:tcBorders>
+              <w:top w:val="single" w:color="BBBBBB" w:sz="4"/>
+              <w:left w:val="single" w:color="BBBBBB" w:sz="4"/>
+              <w:bottom w:val="single" w:color="BBBBBB" w:sz="4"/>
+              <w:right w:val="single" w:color="BBBBBB" w:sz="4"/>
+            </w:tcBorders>
+            <w:tcMar>
+              <w:top w:type="dxa" w:w="70"/>
+              <w:left w:type="dxa" w:w="100"/>
+              <w:bottom w:type="dxa" w:w="70"/>
+              <w:right w:type="dxa" w:w="100"/>
+            </w:tcMar>
+          </w:tcPr>
+          <w:p>
+            <w:r>
+              <w:rPr>
+                <w:rFonts w:ascii="맑은 고딕" w:cs="맑은 고딕" w:eastAsia="맑은 고딕" w:hAnsi="맑은 고딕"/>
+                <w:b w:val="false"/>
+                <w:bCs w:val="false"/>
+                <w:sz w:val="19"/>
+                <w:szCs w:val="19"/>
+              </w:rPr>
+              <w:t xml:space="preserve">포스트 프로세스 모션 블러와 Bloom을 순간적으로 올림</w:t>
+            </w:r>
+          </w:p>
+        </w:tc>
+        <w:tc>
+          <w:tcPr>
+            <w:tcW w:type="dxa" w:w="3460"/>
+            <w:tcBorders>
+              <w:top w:val="single" w:color="BBBBBB" w:sz="4"/>
+              <w:left w:val="single" w:color="BBBBBB" w:sz="4"/>
+              <w:bottom w:val="single" w:color="BBBBBB" w:sz="4"/>
+              <w:right w:val="single" w:color="BBBBBB" w:sz="4"/>
+            </w:tcBorders>
+            <w:tcMar>
+              <w:top w:type="dxa" w:w="70"/>
+              <w:left w:type="dxa" w:w="100"/>
+              <w:bottom w:type="dxa" w:w="70"/>
+              <w:right w:type="dxa" w:w="100"/>
+            </w:tcMar>
+          </w:tcPr>
+          <w:p>
+            <w:r>
+              <w:rPr>
+                <w:rFonts w:ascii="맑은 고딕" w:cs="맑은 고딕" w:eastAsia="맑은 고딕" w:hAnsi="맑은 고딕"/>
+                <w:b w:val="false"/>
+                <w:bCs w:val="false"/>
+                <w:sz w:val="19"/>
+                <w:szCs w:val="19"/>
+              </w:rPr>
+              <w:t xml:space="preserve">파괴 순간 0.3초만</w:t>
+            </w:r>
+          </w:p>
+        </w:tc>
+      </w:tr>
+    </w:tbl>
+    <w:p/>
+    <w:p>
+      <w:pPr>
+        <w:pStyle w:val="Heading2"/>
+        <w:spacing w:after="120" w:before="240"/>
+      </w:pPr>
+      <w:r>
+        <w:rPr>
+          <w:rFonts w:ascii="맑은 고딕" w:cs="맑은 고딕" w:eastAsia="맑은 고딕" w:hAnsi="맑은 고딕"/>
+          <w:b/>
+          <w:bCs/>
+          <w:sz w:val="26"/>
+          <w:szCs w:val="26"/>
+        </w:rPr>
+        <w:t xml:space="preserve">오버레이 머티리얼로 슬롯 문제 피하기</w:t>
+      </w:r>
+    </w:p>
+    <w:p>
+      <w:pPr>
+        <w:spacing w:after="120" w:line="300"/>
+      </w:pPr>
+      <w:r>
+        <w:rPr>
+          <w:rFonts w:ascii="맑은 고딕" w:cs="맑은 고딕" w:eastAsia="맑은 고딕" w:hAnsi="맑은 고딕"/>
+        </w:rPr>
+        <w:t xml:space="preserve">보스 메시(SKM_Dark_Knight)는 머티리얼 슬롯이 16개라서, 어디가 갑옷인지 몰라 히트 플래시가 막혔습니다. 메시 디테일에는 "오버레이 머티리얼" 칸이 있고 지금은 None입니다. 이 칸의 머티리얼은 슬롯과 상관없이 몸 전체 위에 한 겹 덧씌워지므로, 슬롯 번호를 몰라도 전체가 빛나게 할 수 있습니다. [미확인: UE5.8에서 보이는 방식과 블렌드 모드 조합, 직접 시험 필요]</w:t>
+      </w:r>
+    </w:p>
+    <w:p>
+      <w:pPr>
+        <w:pStyle w:val="ListParagraph"/>
+        <w:numPr>
+          <w:ilvl w:val="0"/>
+          <w:numId w:val="2"/>
+        </w:numPr>
+        <w:spacing w:after="60" w:line="290"/>
+      </w:pPr>
+      <w:r>
+        <w:rPr>
+          <w:rFonts w:ascii="맑은 고딕" w:cs="맑은 고딕" w:eastAsia="맑은 고딕" w:hAnsi="맑은 고딕"/>
+        </w:rPr>
+        <w:t xml:space="preserve">① 새 머티리얼 M_HitGlow: Fresnel → Multiply(색 0.3/0.6/1.0, 푸른 흰색) → Multiply(GlowAmount, 기본 0.0) → Emissive Color. Blend Mode는 Additive 또는 Translucent로 시험.</w:t>
+      </w:r>
+    </w:p>
+    <w:p>
+      <w:pPr>
+        <w:pStyle w:val="ListParagraph"/>
+        <w:numPr>
+          <w:ilvl w:val="0"/>
+          <w:numId w:val="2"/>
+        </w:numPr>
+        <w:spacing w:after="60" w:line="290"/>
+      </w:pPr>
+      <w:r>
+        <w:rPr>
+          <w:rFonts w:ascii="맑은 고딕" w:cs="맑은 고딕" w:eastAsia="맑은 고딕" w:hAnsi="맑은 고딕"/>
+        </w:rPr>
+        <w:t xml:space="preserve">② BP_TalisRibbon: Mesh › Set Overlay Material(M_HitGlow)를 BeginPlay 체인 끝이 아니라 HitFlash 이벤트 안에서 설정. 이어서 Create Dynamic Material Instance로 GlowAmount를 0 → 5 → 0 (Delay는 Time Dilation 영향을 받음에 주의).</w:t>
+      </w:r>
+    </w:p>
+    <w:p>
+      <w:pPr>
+        <w:pStyle w:val="ListParagraph"/>
+        <w:numPr>
+          <w:ilvl w:val="0"/>
+          <w:numId w:val="2"/>
+        </w:numPr>
+        <w:spacing w:after="60" w:line="290"/>
+      </w:pPr>
+      <w:r>
+        <w:rPr>
+          <w:rFonts w:ascii="맑은 고딕" w:cs="맑은 고딕" w:eastAsia="맑은 고딕" w:hAnsi="맑은 고딕"/>
+        </w:rPr>
+        <w:t xml:space="preserve">③ 파괴 순간에는 모션 블러와 Bloom을 같이 올려 화면이 번지게 한다.</w:t>
+      </w:r>
+    </w:p>
+    <w:p/>
+    <w:p>
+      <w:pPr>
+        <w:pStyle w:val="Heading1"/>
+        <w:spacing w:after="160" w:before="360"/>
+      </w:pPr>
+      <w:r>
+        <w:rPr>
+          <w:rFonts w:ascii="맑은 고딕" w:cs="맑은 고딕" w:eastAsia="맑은 고딕" w:hAnsi="맑은 고딕"/>
+          <w:b/>
+          <w:bCs/>
+          <w:sz w:val="32"/>
+          <w:szCs w:val="32"/>
+        </w:rPr>
         <w:t xml:space="preserve">5. 만드는 순서와 예상 시간</w:t>
       </w:r>
     </w:p>
@@ -9725,6 +10402,156 @@
                 <w:szCs w:val="19"/>
               </w:rPr>
               <w:t xml:space="preserve">빠른 공격일수록 연출이 커짐</w:t>
+            </w:r>
+          </w:p>
+        </w:tc>
+      </w:tr>
+      <w:tr>
+        <w:trPr>
+          <w:tblHeader w:val="false"/>
+        </w:trPr>
+        <w:tc>
+          <w:tcPr>
+            <w:tcW w:type="dxa" w:w="500"/>
+            <w:tcBorders>
+              <w:top w:val="single" w:color="BBBBBB" w:sz="4"/>
+              <w:left w:val="single" w:color="BBBBBB" w:sz="4"/>
+              <w:bottom w:val="single" w:color="BBBBBB" w:sz="4"/>
+              <w:right w:val="single" w:color="BBBBBB" w:sz="4"/>
+            </w:tcBorders>
+            <w:tcMar>
+              <w:top w:type="dxa" w:w="70"/>
+              <w:left w:type="dxa" w:w="100"/>
+              <w:bottom w:type="dxa" w:w="70"/>
+              <w:right w:type="dxa" w:w="100"/>
+            </w:tcMar>
+          </w:tcPr>
+          <w:p>
+            <w:r>
+              <w:rPr>
+                <w:rFonts w:ascii="맑은 고딕" w:cs="맑은 고딕" w:eastAsia="맑은 고딕" w:hAnsi="맑은 고딕"/>
+                <w:b w:val="false"/>
+                <w:bCs w:val="false"/>
+                <w:sz w:val="19"/>
+                <w:szCs w:val="19"/>
+              </w:rPr>
+              <w:t xml:space="preserve">15</w:t>
+            </w:r>
+          </w:p>
+        </w:tc>
+        <w:tc>
+          <w:tcPr>
+            <w:tcW w:type="dxa" w:w="3300"/>
+            <w:tcBorders>
+              <w:top w:val="single" w:color="BBBBBB" w:sz="4"/>
+              <w:left w:val="single" w:color="BBBBBB" w:sz="4"/>
+              <w:bottom w:val="single" w:color="BBBBBB" w:sz="4"/>
+              <w:right w:val="single" w:color="BBBBBB" w:sz="4"/>
+            </w:tcBorders>
+            <w:tcMar>
+              <w:top w:type="dxa" w:w="70"/>
+              <w:left w:type="dxa" w:w="100"/>
+              <w:bottom w:type="dxa" w:w="70"/>
+              <w:right w:type="dxa" w:w="100"/>
+            </w:tcMar>
+          </w:tcPr>
+          <w:p>
+            <w:r>
+              <w:rPr>
+                <w:rFonts w:ascii="맑은 고딕" w:cs="맑은 고딕" w:eastAsia="맑은 고딕" w:hAnsi="맑은 고딕"/>
+                <w:b w:val="false"/>
+                <w:bCs w:val="false"/>
+                <w:sz w:val="19"/>
+                <w:szCs w:val="19"/>
+              </w:rPr>
+              <w:t xml:space="preserve">오버레이 머티리얼 M_HitGlow로 전체 발광 (4-3장)</w:t>
+            </w:r>
+          </w:p>
+        </w:tc>
+        <w:tc>
+          <w:tcPr>
+            <w:tcW w:type="dxa" w:w="1300"/>
+            <w:tcBorders>
+              <w:top w:val="single" w:color="BBBBBB" w:sz="4"/>
+              <w:left w:val="single" w:color="BBBBBB" w:sz="4"/>
+              <w:bottom w:val="single" w:color="BBBBBB" w:sz="4"/>
+              <w:right w:val="single" w:color="BBBBBB" w:sz="4"/>
+            </w:tcBorders>
+            <w:tcMar>
+              <w:top w:type="dxa" w:w="70"/>
+              <w:left w:type="dxa" w:w="100"/>
+              <w:bottom w:type="dxa" w:w="70"/>
+              <w:right w:type="dxa" w:w="100"/>
+            </w:tcMar>
+          </w:tcPr>
+          <w:p>
+            <w:r>
+              <w:rPr>
+                <w:rFonts w:ascii="맑은 고딕" w:cs="맑은 고딕" w:eastAsia="맑은 고딕" w:hAnsi="맑은 고딕"/>
+                <w:b w:val="false"/>
+                <w:bCs w:val="false"/>
+                <w:sz w:val="19"/>
+                <w:szCs w:val="19"/>
+              </w:rPr>
+              <w:t xml:space="preserve">40분</w:t>
+            </w:r>
+          </w:p>
+        </w:tc>
+        <w:tc>
+          <w:tcPr>
+            <w:tcW w:type="dxa" w:w="1400"/>
+            <w:tcBorders>
+              <w:top w:val="single" w:color="BBBBBB" w:sz="4"/>
+              <w:left w:val="single" w:color="BBBBBB" w:sz="4"/>
+              <w:bottom w:val="single" w:color="BBBBBB" w:sz="4"/>
+              <w:right w:val="single" w:color="BBBBBB" w:sz="4"/>
+            </w:tcBorders>
+            <w:tcMar>
+              <w:top w:type="dxa" w:w="70"/>
+              <w:left w:type="dxa" w:w="100"/>
+              <w:bottom w:type="dxa" w:w="70"/>
+              <w:right w:type="dxa" w:w="100"/>
+            </w:tcMar>
+          </w:tcPr>
+          <w:p>
+            <w:r>
+              <w:rPr>
+                <w:rFonts w:ascii="맑은 고딕" w:cs="맑은 고딕" w:eastAsia="맑은 고딕" w:hAnsi="맑은 고딕"/>
+                <w:b w:val="false"/>
+                <w:bCs w:val="false"/>
+                <w:sz w:val="19"/>
+                <w:szCs w:val="19"/>
+              </w:rPr>
+              <w:t xml:space="preserve">중</w:t>
+            </w:r>
+          </w:p>
+        </w:tc>
+        <w:tc>
+          <w:tcPr>
+            <w:tcW w:type="dxa" w:w="2860"/>
+            <w:tcBorders>
+              <w:top w:val="single" w:color="BBBBBB" w:sz="4"/>
+              <w:left w:val="single" w:color="BBBBBB" w:sz="4"/>
+              <w:bottom w:val="single" w:color="BBBBBB" w:sz="4"/>
+              <w:right w:val="single" w:color="BBBBBB" w:sz="4"/>
+            </w:tcBorders>
+            <w:tcMar>
+              <w:top w:type="dxa" w:w="70"/>
+              <w:left w:type="dxa" w:w="100"/>
+              <w:bottom w:type="dxa" w:w="70"/>
+              <w:right w:type="dxa" w:w="100"/>
+            </w:tcMar>
+          </w:tcPr>
+          <w:p>
+            <w:r>
+              <w:rPr>
+                <w:rFonts w:ascii="맑은 고딕" w:cs="맑은 고딕" w:eastAsia="맑은 고딕" w:hAnsi="맑은 고딕"/>
+                <w:b w:val="false"/>
+                <w:bCs w:val="false"/>
+                <w:sz w:val="19"/>
+                <w:szCs w:val="19"/>
+              </w:rPr>
+              <w:t xml:space="preserve">맞을 때 보스 몸 전체 테두리가 빛남</w:t>
             </w:r>
           </w:p>
         </w:tc>

--- a/docs/타격감_가이드북.docx
+++ b/docs/타격감_가이드북.docx
@@ -11203,6 +11203,1613 @@
           <w:rFonts w:ascii="맑은 고딕" w:cs="맑은 고딕" w:eastAsia="맑은 고딕" w:hAnsi="맑은 고딕"/>
         </w:rPr>
         <w:t xml:space="preserve">이 문서의 시간 기준은 일반적인 게임 타격감 관행에서 가져온 시작값입니다. 우리가 직접 검증한 값은 히트스톱 0.6초(너무 길다는 결과), FOV 90→75 정도이며, 나머지는 실제로 영상을 찍어 비교하며 확정해야 합니다.</w:t>
+      </w:r>
+    </w:p>
+    <w:p>
+      <w:pPr>
+        <w:pStyle w:val="Heading1"/>
+        <w:spacing w:after="160" w:before="360"/>
+      </w:pPr>
+      <w:r>
+        <w:rPr>
+          <w:rFonts w:ascii="맑은 고딕" w:cs="맑은 고딕" w:eastAsia="맑은 고딕" w:hAnsi="맑은 고딕"/>
+          <w:b/>
+          <w:bCs/>
+          <w:sz w:val="32"/>
+          <w:szCs w:val="32"/>
+        </w:rPr>
+        <w:t xml:space="preserve">부록 A. 대화 원문 기록 (다른 AI가 읽을 수 있도록 그대로 보존)</w:t>
+      </w:r>
+    </w:p>
+    <w:p>
+      <w:pPr>
+        <w:spacing w:after="120" w:line="300"/>
+      </w:pPr>
+      <w:r>
+        <w:rPr>
+          <w:rFonts w:ascii="맑은 고딕" w:cs="맑은 고딕" w:eastAsia="맑은 고딕" w:hAnsi="맑은 고딕"/>
+        </w:rPr>
+        <w:t xml:space="preserve">아래는 이 가이드북을 만드는 과정에서 Claude가 사용자에게 한 답변 원문입니다. 요약하지 않고 그대로 옮겼습니다. 4-1~4-3장의 근거입니다. 구현 방법은 추정이거나 [미확인]이 붙어 있습니다.</w:t>
+      </w:r>
+    </w:p>
+    <w:p>
+      <w:pPr>
+        <w:pStyle w:val="Heading2"/>
+        <w:spacing w:after="120" w:before="240"/>
+      </w:pPr>
+      <w:r>
+        <w:rPr>
+          <w:rFonts w:ascii="맑은 고딕" w:cs="맑은 고딕" w:eastAsia="맑은 고딕" w:hAnsi="맑은 고딕"/>
+          <w:b/>
+          <w:bCs/>
+          <w:sz w:val="26"/>
+          <w:szCs w:val="26"/>
+        </w:rPr>
+        <w:t xml:space="preserve">A-1. "벨로시티는 왜 쓰는 거야? 전투에서?"에 대한 답변</w:t>
+      </w:r>
+    </w:p>
+    <w:p>
+      <w:pPr>
+        <w:spacing w:after="100" w:line="300"/>
+      </w:pPr>
+      <w:r>
+        <w:rPr>
+          <w:rFonts w:ascii="맑은 고딕" w:cs="맑은 고딕" w:eastAsia="맑은 고딕" w:hAnsi="맑은 고딕"/>
+        </w:rPr>
+        <w:t xml:space="preserve">벨로시티(velocity)는 "속도와 방향"을 합친 값이에요. 쉽게 말하면 </w:t>
+      </w:r>
+      <w:r>
+        <w:rPr>
+          <w:rFonts w:ascii="맑은 고딕" w:cs="맑은 고딕" w:eastAsia="맑은 고딕" w:hAnsi="맑은 고딕"/>
+          <w:b/>
+          <w:bCs/>
+        </w:rPr>
+        <w:t xml:space="preserve">얼마나 빠르게 어느 쪽으로 움직이는지</w:t>
+      </w:r>
+      <w:r>
+        <w:rPr>
+          <w:rFonts w:ascii="맑은 고딕" w:cs="맑은 고딕" w:eastAsia="맑은 고딕" w:hAnsi="맑은 고딕"/>
+        </w:rPr>
+        <w:t xml:space="preserve">예요. 전투에서 쓰는 이유는 세 가지예요.</w:t>
+      </w:r>
+    </w:p>
+    <w:p>
+      <w:pPr>
+        <w:spacing w:after="100" w:line="300"/>
+      </w:pPr>
+      <w:r>
+        <w:rPr>
+          <w:rFonts w:ascii="맑은 고딕" w:cs="맑은 고딕" w:eastAsia="맑은 고딕" w:hAnsi="맑은 고딕"/>
+          <w:b/>
+          <w:bCs/>
+        </w:rPr>
+        <w:t xml:space="preserve">1. 타격의 세기를 숫자로 정할 수 있어요</w:t>
+      </w:r>
+    </w:p>
+    <w:p>
+      <w:pPr>
+        <w:pStyle w:val="ListParagraph"/>
+        <w:numPr>
+          <w:ilvl w:val="0"/>
+          <w:numId w:val="2"/>
+        </w:numPr>
+        <w:spacing w:after="60" w:line="290"/>
+      </w:pPr>
+      <w:r>
+        <w:rPr>
+          <w:rFonts w:ascii="맑은 고딕" w:cs="맑은 고딕" w:eastAsia="맑은 고딕" w:hAnsi="맑은 고딕"/>
+        </w:rPr>
+        <w:t xml:space="preserve">칼이 빠르게 휘둘러질수록 강한 타격이에요.</w:t>
+      </w:r>
+    </w:p>
+    <w:p>
+      <w:pPr>
+        <w:pStyle w:val="ListParagraph"/>
+        <w:numPr>
+          <w:ilvl w:val="0"/>
+          <w:numId w:val="2"/>
+        </w:numPr>
+        <w:spacing w:after="60" w:line="290"/>
+      </w:pPr>
+      <w:r>
+        <w:rPr>
+          <w:rFonts w:ascii="맑은 고딕" w:cs="맑은 고딕" w:eastAsia="맑은 고딕" w:hAnsi="맑은 고딕"/>
+        </w:rPr>
+        <w:t xml:space="preserve">속도 값을 기준으로 셰이크 세기, 스파크 속도, 넉백 거리, 소리 크기를 한꺼번에 비례시킬 수 있어요.</w:t>
+      </w:r>
+    </w:p>
+    <w:p>
+      <w:pPr>
+        <w:pStyle w:val="ListParagraph"/>
+        <w:numPr>
+          <w:ilvl w:val="0"/>
+          <w:numId w:val="2"/>
+        </w:numPr>
+        <w:spacing w:after="60" w:line="290"/>
+      </w:pPr>
+      <w:r>
+        <w:rPr>
+          <w:rFonts w:ascii="맑은 고딕" w:cs="맑은 고딕" w:eastAsia="맑은 고딕" w:hAnsi="맑은 고딕"/>
+        </w:rPr>
+        <w:t xml:space="preserve">이렇게 하면 약한 공격과 강한 공격이 자동으로 다르게 느껴져요. 연출마다 값을 따로 맞출 필요가 줄어요.</w:t>
+      </w:r>
+    </w:p>
+    <w:p>
+      <w:pPr>
+        <w:spacing w:after="100" w:line="300"/>
+      </w:pPr>
+      <w:r>
+        <w:rPr>
+          <w:rFonts w:ascii="맑은 고딕" w:cs="맑은 고딕" w:eastAsia="맑은 고딕" w:hAnsi="맑은 고딕"/>
+          <w:b/>
+          <w:bCs/>
+        </w:rPr>
+        <w:t xml:space="preserve">2. "빠름 → 급정지"의 대비를 만들어요</w:t>
+      </w:r>
+    </w:p>
+    <w:p>
+      <w:pPr>
+        <w:pStyle w:val="ListParagraph"/>
+        <w:numPr>
+          <w:ilvl w:val="0"/>
+          <w:numId w:val="2"/>
+        </w:numPr>
+        <w:spacing w:after="60" w:line="290"/>
+      </w:pPr>
+      <w:r>
+        <w:rPr>
+          <w:rFonts w:ascii="맑은 고딕" w:cs="맑은 고딕" w:eastAsia="맑은 고딕" w:hAnsi="맑은 고딕"/>
+        </w:rPr>
+        <w:t xml:space="preserve">빠르게 움직이던 것이 맞는 순간 멈추면 부딪혔다는 느낌이 생겨요.</w:t>
+      </w:r>
+    </w:p>
+    <w:p>
+      <w:pPr>
+        <w:pStyle w:val="ListParagraph"/>
+        <w:numPr>
+          <w:ilvl w:val="0"/>
+          <w:numId w:val="2"/>
+        </w:numPr>
+        <w:spacing w:after="60" w:line="290"/>
+      </w:pPr>
+      <w:r>
+        <w:rPr>
+          <w:rFonts w:ascii="맑은 고딕" w:cs="맑은 고딕" w:eastAsia="맑은 고딕" w:hAnsi="맑은 고딕"/>
+        </w:rPr>
+        <w:t xml:space="preserve">히트스톱이 이 원리예요. 그래서 이 가이드북에서는 속도의 대비가 핵심 원리예요.</w:t>
+      </w:r>
+    </w:p>
+    <w:p>
+      <w:pPr>
+        <w:spacing w:after="100" w:line="300"/>
+      </w:pPr>
+      <w:r>
+        <w:rPr>
+          <w:rFonts w:ascii="맑은 고딕" w:cs="맑은 고딕" w:eastAsia="맑은 고딕" w:hAnsi="맑은 고딕"/>
+          <w:b/>
+          <w:bCs/>
+        </w:rPr>
+        <w:t xml:space="preserve">3. 방향을 정해 줘요</w:t>
+      </w:r>
+    </w:p>
+    <w:p>
+      <w:pPr>
+        <w:pStyle w:val="ListParagraph"/>
+        <w:numPr>
+          <w:ilvl w:val="0"/>
+          <w:numId w:val="2"/>
+        </w:numPr>
+        <w:spacing w:after="60" w:line="290"/>
+      </w:pPr>
+      <w:r>
+        <w:rPr>
+          <w:rFonts w:ascii="맑은 고딕" w:cs="맑은 고딕" w:eastAsia="맑은 고딕" w:hAnsi="맑은 고딕"/>
+        </w:rPr>
+        <w:t xml:space="preserve">속도에는 방향이 들어 있어요. 공격이 오른쪽에서 왔으면 맞은 쪽도 오른쪽으로 밀려나야 자연스러워요.</w:t>
+      </w:r>
+    </w:p>
+    <w:p>
+      <w:pPr>
+        <w:pStyle w:val="ListParagraph"/>
+        <w:numPr>
+          <w:ilvl w:val="0"/>
+          <w:numId w:val="2"/>
+        </w:numPr>
+        <w:spacing w:after="60" w:line="290"/>
+      </w:pPr>
+      <w:r>
+        <w:rPr>
+          <w:rFonts w:ascii="맑은 고딕" w:cs="맑은 고딕" w:eastAsia="맑은 고딕" w:hAnsi="맑은 고딕"/>
+        </w:rPr>
+        <w:t xml:space="preserve">그래서 넉백, 파편, 스파크는 공격의 방향(속도 벡터)을 받아서 쓰는 경우가 많아요.</w:t>
+      </w:r>
+    </w:p>
+    <w:p>
+      <w:pPr>
+        <w:spacing w:after="100" w:line="300"/>
+      </w:pPr>
+      <w:r>
+        <w:rPr>
+          <w:rFonts w:ascii="맑은 고딕" w:cs="맑은 고딕" w:eastAsia="맑은 고딕" w:hAnsi="맑은 고딕"/>
+          <w:b/>
+          <w:bCs/>
+        </w:rPr>
+        <w:t xml:space="preserve">우리 프로젝트에서는 이렇게 쓸 수 있어요</w:t>
+      </w:r>
+    </w:p>
+    <w:p>
+      <w:pPr>
+        <w:pStyle w:val="ListParagraph"/>
+        <w:numPr>
+          <w:ilvl w:val="0"/>
+          <w:numId w:val="2"/>
+        </w:numPr>
+        <w:spacing w:after="60" w:line="290"/>
+      </w:pPr>
+      <w:r>
+        <w:rPr>
+          <w:rFonts w:ascii="맑은 고딕" w:cs="맑은 고딕" w:eastAsia="맑은 고딕" w:hAnsi="맑은 고딕"/>
+        </w:rPr>
+        <w:t xml:space="preserve">돌진 중인 보스의 속도가 빠를수록 도착 순간 셰이크 </w:t>
+      </w:r>
+      <w:r>
+        <w:rPr>
+          <w:rFonts w:ascii="Consolas" w:cs="Consolas" w:eastAsia="Consolas" w:hAnsi="Consolas"/>
+          <w:color w:val="9A3B3B"/>
+          <w:sz w:val="20"/>
+          <w:szCs w:val="20"/>
+        </w:rPr>
+        <w:t xml:space="preserve">Scale</w:t>
+      </w:r>
+      <w:r>
+        <w:rPr>
+          <w:rFonts w:ascii="맑은 고딕" w:cs="맑은 고딕" w:eastAsia="맑은 고딕" w:hAnsi="맑은 고딕"/>
+        </w:rPr>
+        <w:t xml:space="preserve">을 크게 줘요.</w:t>
+      </w:r>
+    </w:p>
+    <w:p>
+      <w:pPr>
+        <w:pStyle w:val="ListParagraph"/>
+        <w:numPr>
+          <w:ilvl w:val="0"/>
+          <w:numId w:val="2"/>
+        </w:numPr>
+        <w:spacing w:after="60" w:line="290"/>
+      </w:pPr>
+      <w:r>
+        <w:rPr>
+          <w:rFonts w:ascii="맑은 고딕" w:cs="맑은 고딕" w:eastAsia="맑은 고딕" w:hAnsi="맑은 고딕"/>
+        </w:rPr>
+        <w:t xml:space="preserve">플레이어를 칠 때 (플레이어 위치 − 보스 위치) 방향으로 </w:t>
+      </w:r>
+      <w:r>
+        <w:rPr>
+          <w:rFonts w:ascii="Consolas" w:cs="Consolas" w:eastAsia="Consolas" w:hAnsi="Consolas"/>
+          <w:color w:val="9A3B3B"/>
+          <w:sz w:val="20"/>
+          <w:szCs w:val="20"/>
+        </w:rPr>
+        <w:t xml:space="preserve">Launch Character</w:t>
+      </w:r>
+      <w:r>
+        <w:rPr>
+          <w:rFonts w:ascii="맑은 고딕" w:cs="맑은 고딕" w:eastAsia="맑은 고딕" w:hAnsi="맑은 고딕"/>
+        </w:rPr>
+        <w:t xml:space="preserve">를 줘서 밀려나게 해요.</w:t>
+      </w:r>
+    </w:p>
+    <w:p>
+      <w:pPr>
+        <w:pStyle w:val="ListParagraph"/>
+        <w:numPr>
+          <w:ilvl w:val="0"/>
+          <w:numId w:val="2"/>
+        </w:numPr>
+        <w:spacing w:after="60" w:line="290"/>
+      </w:pPr>
+      <w:r>
+        <w:rPr>
+          <w:rFonts w:ascii="맑은 고딕" w:cs="맑은 고딕" w:eastAsia="맑은 고딕" w:hAnsi="맑은 고딕"/>
+        </w:rPr>
+        <w:t xml:space="preserve">지금은 값을 고정(</w:t>
+      </w:r>
+      <w:r>
+        <w:rPr>
+          <w:rFonts w:ascii="Consolas" w:cs="Consolas" w:eastAsia="Consolas" w:hAnsi="Consolas"/>
+          <w:color w:val="9A3B3B"/>
+          <w:sz w:val="20"/>
+          <w:szCs w:val="20"/>
+        </w:rPr>
+        <w:t xml:space="preserve">Scale 3.0</w:t>
+      </w:r>
+      <w:r>
+        <w:rPr>
+          <w:rFonts w:ascii="맑은 고딕" w:cs="맑은 고딕" w:eastAsia="맑은 고딕" w:hAnsi="맑은 고딕"/>
+        </w:rPr>
+        <w:t xml:space="preserve"> 등)으로 쓰고 있어서 아직 속도와 연동되지 않았어요.</w:t>
+      </w:r>
+    </w:p>
+    <w:p>
+      <w:pPr>
+        <w:spacing w:after="100" w:line="300"/>
+      </w:pPr>
+      <w:r>
+        <w:rPr>
+          <w:rFonts w:ascii="맑은 고딕" w:cs="맑은 고딕" w:eastAsia="맑은 고딕" w:hAnsi="맑은 고딕"/>
+          <w:b/>
+          <w:bCs/>
+        </w:rPr>
+        <w:t xml:space="preserve">한 가지 알아 두세요.</w:t>
+      </w:r>
+      <w:r>
+        <w:rPr>
+          <w:rFonts w:ascii="맑은 고딕" w:cs="맑은 고딕" w:eastAsia="맑은 고딕" w:hAnsi="맑은 고딕"/>
+        </w:rPr>
+        <w:t xml:space="preserve"> 전투 기획 포트폴리오에서는 "벨로시티"라는 용어를 꼭 쓸 필요는 없어요. 면접에서는 "휘두르는 속도에 비례해서 타격 세기를 정했다"처럼 쉬운 말로 설명해도 충분해요. 용어보다 "왜 그렇게 했는지"가 더 중요해요.</w:t>
+      </w:r>
+    </w:p>
+    <w:p>
+      <w:pPr>
+        <w:pStyle w:val="Heading2"/>
+        <w:spacing w:after="120" w:before="240"/>
+      </w:pPr>
+      <w:r>
+        <w:rPr>
+          <w:rFonts w:ascii="맑은 고딕" w:cs="맑은 고딕" w:eastAsia="맑은 고딕" w:hAnsi="맑은 고딕"/>
+          <w:b/>
+          <w:bCs/>
+          <w:sz w:val="26"/>
+          <w:szCs w:val="26"/>
+        </w:rPr>
+        <w:t xml:space="preserve">A-2. "벨로시티를 쓰면 되잖아 그냥?"에 대한 답변</w:t>
+      </w:r>
+    </w:p>
+    <w:p>
+      <w:pPr>
+        <w:spacing w:after="100" w:line="300"/>
+      </w:pPr>
+      <w:r>
+        <w:rPr>
+          <w:rFonts w:ascii="맑은 고딕" w:cs="맑은 고딕" w:eastAsia="맑은 고딕" w:hAnsi="맑은 고딕"/>
+        </w:rPr>
+        <w:t xml:space="preserve">네, 그냥 쓰면 돼요. 쓰면 좋은 방법이에요. 제가 앞에서 "꼭 쓸 필요는 없다"고 한 건 용어 얘기였고, </w:t>
+      </w:r>
+      <w:r>
+        <w:rPr>
+          <w:rFonts w:ascii="맑은 고딕" w:cs="맑은 고딕" w:eastAsia="맑은 고딕" w:hAnsi="맑은 고딕"/>
+          <w:b/>
+          <w:bCs/>
+        </w:rPr>
+        <w:t xml:space="preserve">속도 값을 연출에 연결하는 것</w:t>
+      </w:r>
+      <w:r>
+        <w:rPr>
+          <w:rFonts w:ascii="맑은 고딕" w:cs="맑은 고딕" w:eastAsia="맑은 고딕" w:hAnsi="맑은 고딕"/>
+        </w:rPr>
+        <w:t xml:space="preserve">은 하면 훨씬 좋아요. 이렇게 하면 돼요.</w:t>
+      </w:r>
+    </w:p>
+    <w:p>
+      <w:pPr>
+        <w:spacing w:after="100" w:line="300"/>
+      </w:pPr>
+      <w:r>
+        <w:rPr>
+          <w:rFonts w:ascii="맑은 고딕" w:cs="맑은 고딕" w:eastAsia="맑은 고딕" w:hAnsi="맑은 고딕"/>
+          <w:b/>
+          <w:bCs/>
+        </w:rPr>
+        <w:t xml:space="preserve">BP_TalisRibbon에서 속도를 읽어 셰이크 세기에 연결하기</w:t>
+      </w:r>
+    </w:p>
+    <w:p>
+      <w:pPr>
+        <w:spacing w:after="60" w:line="290"/>
+        <w:ind w:left="540" w:hanging="270"/>
+      </w:pPr>
+      <w:r>
+        <w:rPr>
+          <w:rFonts w:ascii="맑은 고딕" w:cs="맑은 고딕" w:eastAsia="맑은 고딕" w:hAnsi="맑은 고딕"/>
+        </w:rPr>
+        <w:t xml:space="preserve">1. </w:t>
+      </w:r>
+      <w:r>
+        <w:rPr>
+          <w:rFonts w:ascii="Consolas" w:cs="Consolas" w:eastAsia="Consolas" w:hAnsi="Consolas"/>
+          <w:color w:val="9A3B3B"/>
+          <w:sz w:val="20"/>
+          <w:szCs w:val="20"/>
+        </w:rPr>
+        <w:t xml:space="preserve">Get Velocity</w:t>
+      </w:r>
+      <w:r>
+        <w:rPr>
+          <w:rFonts w:ascii="맑은 고딕" w:cs="맑은 고딕" w:eastAsia="맑은 고딕" w:hAnsi="맑은 고딕"/>
+        </w:rPr>
+        <w:t xml:space="preserve">(보스 자신)를 만들고 </w:t>
+      </w:r>
+      <w:r>
+        <w:rPr>
+          <w:rFonts w:ascii="Consolas" w:cs="Consolas" w:eastAsia="Consolas" w:hAnsi="Consolas"/>
+          <w:color w:val="9A3B3B"/>
+          <w:sz w:val="20"/>
+          <w:szCs w:val="20"/>
+        </w:rPr>
+        <w:t xml:space="preserve">Vector Length</w:t>
+      </w:r>
+      <w:r>
+        <w:rPr>
+          <w:rFonts w:ascii="맑은 고딕" w:cs="맑은 고딕" w:eastAsia="맑은 고딕" w:hAnsi="맑은 고딕"/>
+        </w:rPr>
+        <w:t xml:space="preserve">로 속도 크기를 구하세요. 이 값이 현재 이동 속도(cm/s)예요.</w:t>
+      </w:r>
+    </w:p>
+    <w:p>
+      <w:pPr>
+        <w:spacing w:after="60" w:line="290"/>
+        <w:ind w:left="540" w:hanging="270"/>
+      </w:pPr>
+      <w:r>
+        <w:rPr>
+          <w:rFonts w:ascii="맑은 고딕" w:cs="맑은 고딕" w:eastAsia="맑은 고딕" w:hAnsi="맑은 고딕"/>
+        </w:rPr>
+        <w:t xml:space="preserve">2. </w:t>
+      </w:r>
+      <w:r>
+        <w:rPr>
+          <w:rFonts w:ascii="Consolas" w:cs="Consolas" w:eastAsia="Consolas" w:hAnsi="Consolas"/>
+          <w:color w:val="9A3B3B"/>
+          <w:sz w:val="20"/>
+          <w:szCs w:val="20"/>
+        </w:rPr>
+        <w:t xml:space="preserve">Map Range Clamped</w:t>
+      </w:r>
+      <w:r>
+        <w:rPr>
+          <w:rFonts w:ascii="맑은 고딕" w:cs="맑은 고딕" w:eastAsia="맑은 고딕" w:hAnsi="맑은 고딕"/>
+        </w:rPr>
+        <w:t xml:space="preserve">로 속도를 연출 값으로 바꾸세요. 예를 들어 </w:t>
+      </w:r>
+      <w:r>
+        <w:rPr>
+          <w:rFonts w:ascii="Consolas" w:cs="Consolas" w:eastAsia="Consolas" w:hAnsi="Consolas"/>
+          <w:color w:val="9A3B3B"/>
+          <w:sz w:val="20"/>
+          <w:szCs w:val="20"/>
+        </w:rPr>
+        <w:t xml:space="preserve">Value</w:t>
+      </w:r>
+      <w:r>
+        <w:rPr>
+          <w:rFonts w:ascii="맑은 고딕" w:cs="맑은 고딕" w:eastAsia="맑은 고딕" w:hAnsi="맑은 고딕"/>
+        </w:rPr>
+        <w:t xml:space="preserve">는 속도, </w:t>
+      </w:r>
+      <w:r>
+        <w:rPr>
+          <w:rFonts w:ascii="Consolas" w:cs="Consolas" w:eastAsia="Consolas" w:hAnsi="Consolas"/>
+          <w:color w:val="9A3B3B"/>
+          <w:sz w:val="20"/>
+          <w:szCs w:val="20"/>
+        </w:rPr>
+        <w:t xml:space="preserve">In Range A</w:t>
+      </w:r>
+      <w:r>
+        <w:rPr>
+          <w:rFonts w:ascii="맑은 고딕" w:cs="맑은 고딕" w:eastAsia="맑은 고딕" w:hAnsi="맑은 고딕"/>
+        </w:rPr>
+        <w:t xml:space="preserve">는 0, </w:t>
+      </w:r>
+      <w:r>
+        <w:rPr>
+          <w:rFonts w:ascii="Consolas" w:cs="Consolas" w:eastAsia="Consolas" w:hAnsi="Consolas"/>
+          <w:color w:val="9A3B3B"/>
+          <w:sz w:val="20"/>
+          <w:szCs w:val="20"/>
+        </w:rPr>
+        <w:t xml:space="preserve">In Range B</w:t>
+      </w:r>
+      <w:r>
+        <w:rPr>
+          <w:rFonts w:ascii="맑은 고딕" w:cs="맑은 고딕" w:eastAsia="맑은 고딕" w:hAnsi="맑은 고딕"/>
+        </w:rPr>
+        <w:t xml:space="preserve">는 1500, </w:t>
+      </w:r>
+      <w:r>
+        <w:rPr>
+          <w:rFonts w:ascii="Consolas" w:cs="Consolas" w:eastAsia="Consolas" w:hAnsi="Consolas"/>
+          <w:color w:val="9A3B3B"/>
+          <w:sz w:val="20"/>
+          <w:szCs w:val="20"/>
+        </w:rPr>
+        <w:t xml:space="preserve">Out Range A</w:t>
+      </w:r>
+      <w:r>
+        <w:rPr>
+          <w:rFonts w:ascii="맑은 고딕" w:cs="맑은 고딕" w:eastAsia="맑은 고딕" w:hAnsi="맑은 고딕"/>
+        </w:rPr>
+        <w:t xml:space="preserve">는 0.5, </w:t>
+      </w:r>
+      <w:r>
+        <w:rPr>
+          <w:rFonts w:ascii="Consolas" w:cs="Consolas" w:eastAsia="Consolas" w:hAnsi="Consolas"/>
+          <w:color w:val="9A3B3B"/>
+          <w:sz w:val="20"/>
+          <w:szCs w:val="20"/>
+        </w:rPr>
+        <w:t xml:space="preserve">Out Range B</w:t>
+      </w:r>
+      <w:r>
+        <w:rPr>
+          <w:rFonts w:ascii="맑은 고딕" w:cs="맑은 고딕" w:eastAsia="맑은 고딕" w:hAnsi="맑은 고딕"/>
+        </w:rPr>
+        <w:t xml:space="preserve">는 3.0으로 해요. 속도가 0이면 </w:t>
+      </w:r>
+      <w:r>
+        <w:rPr>
+          <w:rFonts w:ascii="Consolas" w:cs="Consolas" w:eastAsia="Consolas" w:hAnsi="Consolas"/>
+          <w:color w:val="9A3B3B"/>
+          <w:sz w:val="20"/>
+          <w:szCs w:val="20"/>
+        </w:rPr>
+        <w:t xml:space="preserve">0.5</w:t>
+      </w:r>
+      <w:r>
+        <w:rPr>
+          <w:rFonts w:ascii="맑은 고딕" w:cs="맑은 고딕" w:eastAsia="맑은 고딕" w:hAnsi="맑은 고딕"/>
+        </w:rPr>
+        <w:t xml:space="preserve">, 1500이면 </w:t>
+      </w:r>
+      <w:r>
+        <w:rPr>
+          <w:rFonts w:ascii="Consolas" w:cs="Consolas" w:eastAsia="Consolas" w:hAnsi="Consolas"/>
+          <w:color w:val="9A3B3B"/>
+          <w:sz w:val="20"/>
+          <w:szCs w:val="20"/>
+        </w:rPr>
+        <w:t xml:space="preserve">3.0</w:t>
+      </w:r>
+      <w:r>
+        <w:rPr>
+          <w:rFonts w:ascii="맑은 고딕" w:cs="맑은 고딕" w:eastAsia="맑은 고딕" w:hAnsi="맑은 고딕"/>
+        </w:rPr>
+        <w:t xml:space="preserve">이 나와요.</w:t>
+      </w:r>
+    </w:p>
+    <w:p>
+      <w:pPr>
+        <w:spacing w:after="60" w:line="290"/>
+        <w:ind w:left="540" w:hanging="270"/>
+      </w:pPr>
+      <w:r>
+        <w:rPr>
+          <w:rFonts w:ascii="맑은 고딕" w:cs="맑은 고딕" w:eastAsia="맑은 고딕" w:hAnsi="맑은 고딕"/>
+        </w:rPr>
+        <w:t xml:space="preserve">3. 그 결과를 </w:t>
+      </w:r>
+      <w:r>
+        <w:rPr>
+          <w:rFonts w:ascii="Consolas" w:cs="Consolas" w:eastAsia="Consolas" w:hAnsi="Consolas"/>
+          <w:color w:val="9A3B3B"/>
+          <w:sz w:val="20"/>
+          <w:szCs w:val="20"/>
+        </w:rPr>
+        <w:t xml:space="preserve">Client Start Camera Shake</w:t>
+      </w:r>
+      <w:r>
+        <w:rPr>
+          <w:rFonts w:ascii="맑은 고딕" w:cs="맑은 고딕" w:eastAsia="맑은 고딕" w:hAnsi="맑은 고딕"/>
+        </w:rPr>
+        <w:t xml:space="preserve">의 </w:t>
+      </w:r>
+      <w:r>
+        <w:rPr>
+          <w:rFonts w:ascii="Consolas" w:cs="Consolas" w:eastAsia="Consolas" w:hAnsi="Consolas"/>
+          <w:color w:val="9A3B3B"/>
+          <w:sz w:val="20"/>
+          <w:szCs w:val="20"/>
+        </w:rPr>
+        <w:t xml:space="preserve">Scale</w:t>
+      </w:r>
+      <w:r>
+        <w:rPr>
+          <w:rFonts w:ascii="맑은 고딕" w:cs="맑은 고딕" w:eastAsia="맑은 고딕" w:hAnsi="맑은 고딕"/>
+        </w:rPr>
+        <w:t xml:space="preserve">에 연결하세요. 지금 고정으로 넣은 </w:t>
+      </w:r>
+      <w:r>
+        <w:rPr>
+          <w:rFonts w:ascii="Consolas" w:cs="Consolas" w:eastAsia="Consolas" w:hAnsi="Consolas"/>
+          <w:color w:val="9A3B3B"/>
+          <w:sz w:val="20"/>
+          <w:szCs w:val="20"/>
+        </w:rPr>
+        <w:t xml:space="preserve">3.0</w:t>
+      </w:r>
+      <w:r>
+        <w:rPr>
+          <w:rFonts w:ascii="맑은 고딕" w:cs="맑은 고딕" w:eastAsia="맑은 고딕" w:hAnsi="맑은 고딕"/>
+        </w:rPr>
+        <w:t xml:space="preserve">을 이 값으로 바꾸는 거예요.</w:t>
+      </w:r>
+    </w:p>
+    <w:p>
+      <w:pPr>
+        <w:spacing w:after="100" w:line="300"/>
+      </w:pPr>
+      <w:r>
+        <w:rPr>
+          <w:rFonts w:ascii="맑은 고딕" w:cs="맑은 고딕" w:eastAsia="맑은 고딕" w:hAnsi="맑은 고딕"/>
+          <w:b/>
+          <w:bCs/>
+        </w:rPr>
+        <w:t xml:space="preserve">같은 방법으로 연결할 수 있는 것</w:t>
+      </w:r>
+    </w:p>
+    <w:p>
+      <w:pPr>
+        <w:pStyle w:val="ListParagraph"/>
+        <w:numPr>
+          <w:ilvl w:val="0"/>
+          <w:numId w:val="2"/>
+        </w:numPr>
+        <w:spacing w:after="60" w:line="290"/>
+      </w:pPr>
+      <w:r>
+        <w:rPr>
+          <w:rFonts w:ascii="맑은 고딕" w:cs="맑은 고딕" w:eastAsia="맑은 고딕" w:hAnsi="맑은 고딕"/>
+        </w:rPr>
+        <w:t xml:space="preserve">스파크 파티클의 초기 속도</w:t>
+      </w:r>
+    </w:p>
+    <w:p>
+      <w:pPr>
+        <w:pStyle w:val="ListParagraph"/>
+        <w:numPr>
+          <w:ilvl w:val="0"/>
+          <w:numId w:val="2"/>
+        </w:numPr>
+        <w:spacing w:after="60" w:line="290"/>
+      </w:pPr>
+      <w:r>
+        <w:rPr>
+          <w:rFonts w:ascii="맑은 고딕" w:cs="맑은 고딕" w:eastAsia="맑은 고딕" w:hAnsi="맑은 고딕"/>
+        </w:rPr>
+        <w:t xml:space="preserve">넉백(</w:t>
+      </w:r>
+      <w:r>
+        <w:rPr>
+          <w:rFonts w:ascii="Consolas" w:cs="Consolas" w:eastAsia="Consolas" w:hAnsi="Consolas"/>
+          <w:color w:val="9A3B3B"/>
+          <w:sz w:val="20"/>
+          <w:szCs w:val="20"/>
+        </w:rPr>
+        <w:t xml:space="preserve">Launch Character</w:t>
+      </w:r>
+      <w:r>
+        <w:rPr>
+          <w:rFonts w:ascii="맑은 고딕" w:cs="맑은 고딕" w:eastAsia="맑은 고딕" w:hAnsi="맑은 고딕"/>
+        </w:rPr>
+        <w:t xml:space="preserve">)의 세기</w:t>
+      </w:r>
+    </w:p>
+    <w:p>
+      <w:pPr>
+        <w:pStyle w:val="ListParagraph"/>
+        <w:numPr>
+          <w:ilvl w:val="0"/>
+          <w:numId w:val="2"/>
+        </w:numPr>
+        <w:spacing w:after="60" w:line="290"/>
+      </w:pPr>
+      <w:r>
+        <w:rPr>
+          <w:rFonts w:ascii="맑은 고딕" w:cs="맑은 고딕" w:eastAsia="맑은 고딕" w:hAnsi="맑은 고딕"/>
+        </w:rPr>
+        <w:t xml:space="preserve">소리의 피치와 볼륨</w:t>
+      </w:r>
+    </w:p>
+    <w:p>
+      <w:pPr>
+        <w:spacing w:after="100" w:line="300"/>
+      </w:pPr>
+      <w:r>
+        <w:rPr>
+          <w:rFonts w:ascii="맑은 고딕" w:cs="맑은 고딕" w:eastAsia="맑은 고딕" w:hAnsi="맑은 고딕"/>
+          <w:b/>
+          <w:bCs/>
+        </w:rPr>
+        <w:t xml:space="preserve">주의할 점 두 가지</w:t>
+      </w:r>
+    </w:p>
+    <w:p>
+      <w:pPr>
+        <w:pStyle w:val="ListParagraph"/>
+        <w:numPr>
+          <w:ilvl w:val="0"/>
+          <w:numId w:val="2"/>
+        </w:numPr>
+        <w:spacing w:after="60" w:line="290"/>
+      </w:pPr>
+      <w:r>
+        <w:rPr>
+          <w:rFonts w:ascii="맑은 고딕" w:cs="맑은 고딕" w:eastAsia="맑은 고딕" w:hAnsi="맑은 고딕"/>
+        </w:rPr>
+        <w:t xml:space="preserve">히트스톱 중에는 속도가 0에 가까워요. 속도를 읽는 시점을 </w:t>
+      </w:r>
+      <w:r>
+        <w:rPr>
+          <w:rFonts w:ascii="맑은 고딕" w:cs="맑은 고딕" w:eastAsia="맑은 고딕" w:hAnsi="맑은 고딕"/>
+          <w:b/>
+          <w:bCs/>
+        </w:rPr>
+        <w:t xml:space="preserve">적중 직전</w:t>
+      </w:r>
+      <w:r>
+        <w:rPr>
+          <w:rFonts w:ascii="맑은 고딕" w:cs="맑은 고딕" w:eastAsia="맑은 고딕" w:hAnsi="맑은 고딕"/>
+        </w:rPr>
+        <w:t xml:space="preserve">(히트스톱을 걸기 전)에 해야 해요. </w:t>
+      </w:r>
+      <w:r>
+        <w:rPr>
+          <w:rFonts w:ascii="Consolas" w:cs="Consolas" w:eastAsia="Consolas" w:hAnsi="Consolas"/>
+          <w:color w:val="9A3B3B"/>
+          <w:sz w:val="20"/>
+          <w:szCs w:val="20"/>
+        </w:rPr>
+        <w:t xml:space="preserve">BreakArmor</w:t>
+      </w:r>
+      <w:r>
+        <w:rPr>
+          <w:rFonts w:ascii="맑은 고딕" w:cs="맑은 고딕" w:eastAsia="맑은 고딕" w:hAnsi="맑은 고딕"/>
+        </w:rPr>
+        <w:t xml:space="preserve">에서는 갑옷이 부서지는 순간에 보스가 거의 서 있으니, 파괴 연출에는 "속도" 대신 그로기 게이지 비율을 쓰는 게 더 자연스러워요.</w:t>
+      </w:r>
+    </w:p>
+    <w:p>
+      <w:pPr>
+        <w:pStyle w:val="ListParagraph"/>
+        <w:numPr>
+          <w:ilvl w:val="0"/>
+          <w:numId w:val="2"/>
+        </w:numPr>
+        <w:spacing w:after="60" w:line="290"/>
+      </w:pPr>
+      <w:r>
+        <w:rPr>
+          <w:rFonts w:ascii="맑은 고딕" w:cs="맑은 고딕" w:eastAsia="맑은 고딕" w:hAnsi="맑은 고딕"/>
+        </w:rPr>
+        <w:t xml:space="preserve">속도 연동은 </w:t>
+      </w:r>
+      <w:r>
+        <w:rPr>
+          <w:rFonts w:ascii="맑은 고딕" w:cs="맑은 고딕" w:eastAsia="맑은 고딕" w:hAnsi="맑은 고딕"/>
+          <w:b/>
+          <w:bCs/>
+        </w:rPr>
+        <w:t xml:space="preserve">일반 타격</w:t>
+      </w:r>
+      <w:r>
+        <w:rPr>
+          <w:rFonts w:ascii="맑은 고딕" w:cs="맑은 고딕" w:eastAsia="맑은 고딕" w:hAnsi="맑은 고딕"/>
+        </w:rPr>
+        <w:t xml:space="preserve">처럼 세기가 매번 달라지는 곳에서 효과가 커요. 파괴처럼 한 번뿐인 연출은 고정값으로 두어도 괜찮아요.</w:t>
+      </w:r>
+    </w:p>
+    <w:p>
+      <w:pPr>
+        <w:spacing w:after="100" w:line="300"/>
+      </w:pPr>
+      <w:r>
+        <w:rPr>
+          <w:rFonts w:ascii="맑은 고딕" w:cs="맑은 고딕" w:eastAsia="맑은 고딕" w:hAnsi="맑은 고딕"/>
+        </w:rPr>
+        <w:t xml:space="preserve">원하시면 마감 후에 "속도 연동 셰이크"를 한 단계씩 같이 만들어요. 5분이면 끝나고 영상으로도 차이가 보여요.</w:t>
+      </w:r>
+    </w:p>
+    <w:p>
+      <w:pPr>
+        <w:pStyle w:val="Heading2"/>
+        <w:spacing w:after="120" w:before="240"/>
+      </w:pPr>
+      <w:r>
+        <w:rPr>
+          <w:rFonts w:ascii="맑은 고딕" w:cs="맑은 고딕" w:eastAsia="맑은 고딕" w:hAnsi="맑은 고딕"/>
+          <w:b/>
+          <w:bCs/>
+          <w:sz w:val="26"/>
+          <w:szCs w:val="26"/>
+        </w:rPr>
+        <w:t xml:space="preserve">A-3. "이렇게 보스 맞을 때 빛나게 하는 건 어떻게 하는 거야?"에 대한 답변 (다른 게임 보스 장면 레퍼런스)</w:t>
+      </w:r>
+    </w:p>
+    <w:p>
+      <w:pPr>
+        <w:spacing w:after="100" w:line="300"/>
+      </w:pPr>
+      <w:r>
+        <w:rPr>
+          <w:rFonts w:ascii="맑은 고딕" w:cs="맑은 고딕" w:eastAsia="맑은 고딕" w:hAnsi="맑은 고딕"/>
+        </w:rPr>
+        <w:t xml:space="preserve">사진에는 효과가 네 겹으로 겹쳐 있어요. 한 가지가 아니에요.</w:t>
+      </w:r>
+    </w:p>
+    <w:p>
+      <w:pPr>
+        <w:spacing w:after="100" w:line="300"/>
+      </w:pPr>
+      <w:r>
+        <w:rPr>
+          <w:rFonts w:ascii="맑은 고딕" w:cs="맑은 고딕" w:eastAsia="맑은 고딕" w:hAnsi="맑은 고딕"/>
+          <w:b/>
+          <w:bCs/>
+        </w:rPr>
+        <w:t xml:space="preserve">화면에서 보이는 것과 만드는 방법</w:t>
+      </w:r>
+      <w:r>
+        <w:rPr>
+          <w:rFonts w:ascii="맑은 고딕" w:cs="맑은 고딕" w:eastAsia="맑은 고딕" w:hAnsi="맑은 고딕"/>
+        </w:rPr>
+        <w:t xml:space="preserve"> (구현 방법은 제가 보고 추정한 거예요)</w:t>
+      </w:r>
+    </w:p>
+    <w:tbl>
+      <w:tblPr>
+        <w:tblW w:type="dxa" w:w="9360"/>
+        <w:tblBorders>
+          <w:top w:val="single" w:color="auto" w:sz="4"/>
+          <w:left w:val="single" w:color="auto" w:sz="4"/>
+          <w:bottom w:val="single" w:color="auto" w:sz="4"/>
+          <w:right w:val="single" w:color="auto" w:sz="4"/>
+          <w:insideH w:val="single" w:color="auto" w:sz="4"/>
+          <w:insideV w:val="single" w:color="auto" w:sz="4"/>
+        </w:tblBorders>
+      </w:tblPr>
+      <w:tblGrid>
+        <w:gridCol w:w="3000"/>
+        <w:gridCol w:w="6360"/>
+      </w:tblGrid>
+      <w:tr>
+        <w:tc>
+          <w:tcPr>
+            <w:tcW w:type="dxa" w:w="3000"/>
+            <w:tcBorders>
+              <w:top w:val="single" w:color="BBBBBB" w:sz="4"/>
+              <w:left w:val="single" w:color="BBBBBB" w:sz="4"/>
+              <w:bottom w:val="single" w:color="BBBBBB" w:sz="4"/>
+              <w:right w:val="single" w:color="BBBBBB" w:sz="4"/>
+            </w:tcBorders>
+            <w:shd w:fill="E8EEF7" w:color="auto" w:val="clear"/>
+            <w:tcMar>
+              <w:top w:type="dxa" w:w="70"/>
+              <w:left w:type="dxa" w:w="100"/>
+              <w:bottom w:type="dxa" w:w="70"/>
+              <w:right w:type="dxa" w:w="100"/>
+            </w:tcMar>
+          </w:tcPr>
+          <w:p>
+            <w:r>
+              <w:rPr>
+                <w:rFonts w:ascii="맑은 고딕" w:cs="맑은 고딕" w:eastAsia="맑은 고딕" w:hAnsi="맑은 고딕"/>
+                <w:sz w:val="19"/>
+                <w:szCs w:val="19"/>
+              </w:rPr>
+              <w:t xml:space="preserve">보이는 것</w:t>
+            </w:r>
+          </w:p>
+        </w:tc>
+        <w:tc>
+          <w:tcPr>
+            <w:tcW w:type="dxa" w:w="6360"/>
+            <w:tcBorders>
+              <w:top w:val="single" w:color="BBBBBB" w:sz="4"/>
+              <w:left w:val="single" w:color="BBBBBB" w:sz="4"/>
+              <w:bottom w:val="single" w:color="BBBBBB" w:sz="4"/>
+              <w:right w:val="single" w:color="BBBBBB" w:sz="4"/>
+            </w:tcBorders>
+            <w:shd w:fill="E8EEF7" w:color="auto" w:val="clear"/>
+            <w:tcMar>
+              <w:top w:type="dxa" w:w="70"/>
+              <w:left w:type="dxa" w:w="100"/>
+              <w:bottom w:type="dxa" w:w="70"/>
+              <w:right w:type="dxa" w:w="100"/>
+            </w:tcMar>
+          </w:tcPr>
+          <w:p>
+            <w:r>
+              <w:rPr>
+                <w:rFonts w:ascii="맑은 고딕" w:cs="맑은 고딕" w:eastAsia="맑은 고딕" w:hAnsi="맑은 고딕"/>
+                <w:sz w:val="19"/>
+                <w:szCs w:val="19"/>
+              </w:rPr>
+              <w:t xml:space="preserve">만드는 방법</w:t>
+            </w:r>
+          </w:p>
+        </w:tc>
+      </w:tr>
+      <w:tr>
+        <w:tc>
+          <w:tcPr>
+            <w:tcW w:type="dxa" w:w="3000"/>
+            <w:tcBorders>
+              <w:top w:val="single" w:color="BBBBBB" w:sz="4"/>
+              <w:left w:val="single" w:color="BBBBBB" w:sz="4"/>
+              <w:bottom w:val="single" w:color="BBBBBB" w:sz="4"/>
+              <w:right w:val="single" w:color="BBBBBB" w:sz="4"/>
+            </w:tcBorders>
+            <w:tcMar>
+              <w:top w:type="dxa" w:w="70"/>
+              <w:left w:type="dxa" w:w="100"/>
+              <w:bottom w:type="dxa" w:w="70"/>
+              <w:right w:type="dxa" w:w="100"/>
+            </w:tcMar>
+          </w:tcPr>
+          <w:p>
+            <w:r>
+              <w:rPr>
+                <w:rFonts w:ascii="맑은 고딕" w:cs="맑은 고딕" w:eastAsia="맑은 고딕" w:hAnsi="맑은 고딕"/>
+                <w:sz w:val="19"/>
+                <w:szCs w:val="19"/>
+              </w:rPr>
+              <w:t xml:space="preserve">몸 둘레를 따라 푸른 빛이 도는 테두리</w:t>
+            </w:r>
+          </w:p>
+        </w:tc>
+        <w:tc>
+          <w:tcPr>
+            <w:tcW w:type="dxa" w:w="6360"/>
+            <w:tcBorders>
+              <w:top w:val="single" w:color="BBBBBB" w:sz="4"/>
+              <w:left w:val="single" w:color="BBBBBB" w:sz="4"/>
+              <w:bottom w:val="single" w:color="BBBBBB" w:sz="4"/>
+              <w:right w:val="single" w:color="BBBBBB" w:sz="4"/>
+            </w:tcBorders>
+            <w:tcMar>
+              <w:top w:type="dxa" w:w="70"/>
+              <w:left w:type="dxa" w:w="100"/>
+              <w:bottom w:type="dxa" w:w="70"/>
+              <w:right w:type="dxa" w:w="100"/>
+            </w:tcMar>
+          </w:tcPr>
+          <w:p>
+            <w:r>
+              <w:rPr>
+                <w:rFonts w:ascii="맑은 고딕" w:cs="맑은 고딕" w:eastAsia="맑은 고딕" w:hAnsi="맑은 고딕"/>
+                <w:sz w:val="19"/>
+                <w:szCs w:val="19"/>
+              </w:rPr>
+              <w:t xml:space="preserve">머티리얼의 </w:t>
+            </w:r>
+            <w:r>
+              <w:rPr>
+                <w:rFonts w:ascii="맑은 고딕" w:cs="맑은 고딕" w:eastAsia="맑은 고딕" w:hAnsi="맑은 고딕"/>
+                <w:b/>
+                <w:bCs/>
+                <w:sz w:val="19"/>
+                <w:szCs w:val="19"/>
+              </w:rPr>
+              <w:t xml:space="preserve">Fresnel</w:t>
+            </w:r>
+            <w:r>
+              <w:rPr>
+                <w:rFonts w:ascii="맑은 고딕" w:cs="맑은 고딕" w:eastAsia="맑은 고딕" w:hAnsi="맑은 고딕"/>
+                <w:sz w:val="19"/>
+                <w:szCs w:val="19"/>
+              </w:rPr>
+              <w:t xml:space="preserve">(프레넬) 노드로 가장자리만 밝게 만들어 </w:t>
+            </w:r>
+            <w:r>
+              <w:rPr>
+                <w:rFonts w:ascii="Consolas" w:cs="Consolas" w:eastAsia="Consolas" w:hAnsi="Consolas"/>
+                <w:color w:val="9A3B3B"/>
+                <w:sz w:val="18"/>
+                <w:szCs w:val="18"/>
+              </w:rPr>
+              <w:t xml:space="preserve">Emissive</w:t>
+            </w:r>
+            <w:r>
+              <w:rPr>
+                <w:rFonts w:ascii="맑은 고딕" w:cs="맑은 고딕" w:eastAsia="맑은 고딕" w:hAnsi="맑은 고딕"/>
+                <w:sz w:val="19"/>
+                <w:szCs w:val="19"/>
+              </w:rPr>
+              <w:t xml:space="preserve">에 연결 (림 라이트)</w:t>
+            </w:r>
+          </w:p>
+        </w:tc>
+      </w:tr>
+      <w:tr>
+        <w:tc>
+          <w:tcPr>
+            <w:tcW w:type="dxa" w:w="3000"/>
+            <w:tcBorders>
+              <w:top w:val="single" w:color="BBBBBB" w:sz="4"/>
+              <w:left w:val="single" w:color="BBBBBB" w:sz="4"/>
+              <w:bottom w:val="single" w:color="BBBBBB" w:sz="4"/>
+              <w:right w:val="single" w:color="BBBBBB" w:sz="4"/>
+            </w:tcBorders>
+            <w:tcMar>
+              <w:top w:type="dxa" w:w="70"/>
+              <w:left w:type="dxa" w:w="100"/>
+              <w:bottom w:type="dxa" w:w="70"/>
+              <w:right w:type="dxa" w:w="100"/>
+            </w:tcMar>
+          </w:tcPr>
+          <w:p>
+            <w:r>
+              <w:rPr>
+                <w:rFonts w:ascii="맑은 고딕" w:cs="맑은 고딕" w:eastAsia="맑은 고딕" w:hAnsi="맑은 고딕"/>
+                <w:sz w:val="19"/>
+                <w:szCs w:val="19"/>
+              </w:rPr>
+              <w:t xml:space="preserve">몸 주변에서 흐르는 빛줄기</w:t>
+            </w:r>
+          </w:p>
+        </w:tc>
+        <w:tc>
+          <w:tcPr>
+            <w:tcW w:type="dxa" w:w="6360"/>
+            <w:tcBorders>
+              <w:top w:val="single" w:color="BBBBBB" w:sz="4"/>
+              <w:left w:val="single" w:color="BBBBBB" w:sz="4"/>
+              <w:bottom w:val="single" w:color="BBBBBB" w:sz="4"/>
+              <w:right w:val="single" w:color="BBBBBB" w:sz="4"/>
+            </w:tcBorders>
+            <w:tcMar>
+              <w:top w:type="dxa" w:w="70"/>
+              <w:left w:type="dxa" w:w="100"/>
+              <w:bottom w:type="dxa" w:w="70"/>
+              <w:right w:type="dxa" w:w="100"/>
+            </w:tcMar>
+          </w:tcPr>
+          <w:p>
+            <w:r>
+              <w:rPr>
+                <w:rFonts w:ascii="맑은 고딕" w:cs="맑은 고딕" w:eastAsia="맑은 고딕" w:hAnsi="맑은 고딕"/>
+                <w:sz w:val="19"/>
+                <w:szCs w:val="19"/>
+              </w:rPr>
+              <w:t xml:space="preserve">나이아가라 </w:t>
+            </w:r>
+            <w:r>
+              <w:rPr>
+                <w:rFonts w:ascii="맑은 고딕" w:cs="맑은 고딕" w:eastAsia="맑은 고딕" w:hAnsi="맑은 고딕"/>
+                <w:b/>
+                <w:bCs/>
+                <w:sz w:val="19"/>
+                <w:szCs w:val="19"/>
+              </w:rPr>
+              <w:t xml:space="preserve">리본 또는 Beam 파티클</w:t>
+            </w:r>
+            <w:r>
+              <w:rPr>
+                <w:rFonts w:ascii="맑은 고딕" w:cs="맑은 고딕" w:eastAsia="맑은 고딕" w:hAnsi="맑은 고딕"/>
+                <w:sz w:val="19"/>
+                <w:szCs w:val="19"/>
+              </w:rPr>
+              <w:t xml:space="preserve">을 몸에 붙여서 소용돌이처럼 돌림</w:t>
+            </w:r>
+          </w:p>
+        </w:tc>
+      </w:tr>
+      <w:tr>
+        <w:tc>
+          <w:tcPr>
+            <w:tcW w:type="dxa" w:w="3000"/>
+            <w:tcBorders>
+              <w:top w:val="single" w:color="BBBBBB" w:sz="4"/>
+              <w:left w:val="single" w:color="BBBBBB" w:sz="4"/>
+              <w:bottom w:val="single" w:color="BBBBBB" w:sz="4"/>
+              <w:right w:val="single" w:color="BBBBBB" w:sz="4"/>
+            </w:tcBorders>
+            <w:tcMar>
+              <w:top w:type="dxa" w:w="70"/>
+              <w:left w:type="dxa" w:w="100"/>
+              <w:bottom w:type="dxa" w:w="70"/>
+              <w:right w:type="dxa" w:w="100"/>
+            </w:tcMar>
+          </w:tcPr>
+          <w:p>
+            <w:r>
+              <w:rPr>
+                <w:rFonts w:ascii="맑은 고딕" w:cs="맑은 고딕" w:eastAsia="맑은 고딕" w:hAnsi="맑은 고딕"/>
+                <w:sz w:val="19"/>
+                <w:szCs w:val="19"/>
+              </w:rPr>
+              <w:t xml:space="preserve">화면이 방사형으로 번지는 줄무늬</w:t>
+            </w:r>
+          </w:p>
+        </w:tc>
+        <w:tc>
+          <w:tcPr>
+            <w:tcW w:type="dxa" w:w="6360"/>
+            <w:tcBorders>
+              <w:top w:val="single" w:color="BBBBBB" w:sz="4"/>
+              <w:left w:val="single" w:color="BBBBBB" w:sz="4"/>
+              <w:bottom w:val="single" w:color="BBBBBB" w:sz="4"/>
+              <w:right w:val="single" w:color="BBBBBB" w:sz="4"/>
+            </w:tcBorders>
+            <w:tcMar>
+              <w:top w:type="dxa" w:w="70"/>
+              <w:left w:type="dxa" w:w="100"/>
+              <w:bottom w:type="dxa" w:w="70"/>
+              <w:right w:type="dxa" w:w="100"/>
+            </w:tcMar>
+          </w:tcPr>
+          <w:p>
+            <w:r>
+              <w:rPr>
+                <w:rFonts w:ascii="맑은 고딕" w:cs="맑은 고딕" w:eastAsia="맑은 고딕" w:hAnsi="맑은 고딕"/>
+                <w:b/>
+                <w:bCs/>
+                <w:sz w:val="19"/>
+                <w:szCs w:val="19"/>
+              </w:rPr>
+              <w:t xml:space="preserve">포스트 프로세스 모션 블러</w:t>
+            </w:r>
+            <w:r>
+              <w:rPr>
+                <w:rFonts w:ascii="맑은 고딕" w:cs="맑은 고딕" w:eastAsia="맑은 고딕" w:hAnsi="맑은 고딕"/>
+                <w:sz w:val="19"/>
+                <w:szCs w:val="19"/>
+              </w:rPr>
+              <w:t xml:space="preserve">(또는 방사형 블러)를 순간적으로 올림</w:t>
+            </w:r>
+          </w:p>
+        </w:tc>
+      </w:tr>
+      <w:tr>
+        <w:tc>
+          <w:tcPr>
+            <w:tcW w:type="dxa" w:w="3000"/>
+            <w:tcBorders>
+              <w:top w:val="single" w:color="BBBBBB" w:sz="4"/>
+              <w:left w:val="single" w:color="BBBBBB" w:sz="4"/>
+              <w:bottom w:val="single" w:color="BBBBBB" w:sz="4"/>
+              <w:right w:val="single" w:color="BBBBBB" w:sz="4"/>
+            </w:tcBorders>
+            <w:tcMar>
+              <w:top w:type="dxa" w:w="70"/>
+              <w:left w:type="dxa" w:w="100"/>
+              <w:bottom w:type="dxa" w:w="70"/>
+              <w:right w:type="dxa" w:w="100"/>
+            </w:tcMar>
+          </w:tcPr>
+          <w:p>
+            <w:r>
+              <w:rPr>
+                <w:rFonts w:ascii="맑은 고딕" w:cs="맑은 고딕" w:eastAsia="맑은 고딕" w:hAnsi="맑은 고딕"/>
+                <w:sz w:val="19"/>
+                <w:szCs w:val="19"/>
+              </w:rPr>
+              <w:t xml:space="preserve">전체가 밝게 번지는 느낌</w:t>
+            </w:r>
+          </w:p>
+        </w:tc>
+        <w:tc>
+          <w:tcPr>
+            <w:tcW w:type="dxa" w:w="6360"/>
+            <w:tcBorders>
+              <w:top w:val="single" w:color="BBBBBB" w:sz="4"/>
+              <w:left w:val="single" w:color="BBBBBB" w:sz="4"/>
+              <w:bottom w:val="single" w:color="BBBBBB" w:sz="4"/>
+              <w:right w:val="single" w:color="BBBBBB" w:sz="4"/>
+            </w:tcBorders>
+            <w:tcMar>
+              <w:top w:type="dxa" w:w="70"/>
+              <w:left w:type="dxa" w:w="100"/>
+              <w:bottom w:type="dxa" w:w="70"/>
+              <w:right w:type="dxa" w:w="100"/>
+            </w:tcMar>
+          </w:tcPr>
+          <w:p>
+            <w:r>
+              <w:rPr>
+                <w:rFonts w:ascii="맑은 고딕" w:cs="맑은 고딕" w:eastAsia="맑은 고딕" w:hAnsi="맑은 고딕"/>
+                <w:b/>
+                <w:bCs/>
+                <w:sz w:val="19"/>
+                <w:szCs w:val="19"/>
+              </w:rPr>
+              <w:t xml:space="preserve">Bloom</w:t>
+            </w:r>
+            <w:r>
+              <w:rPr>
+                <w:rFonts w:ascii="맑은 고딕" w:cs="맑은 고딕" w:eastAsia="맑은 고딕" w:hAnsi="맑은 고딕"/>
+                <w:sz w:val="19"/>
+                <w:szCs w:val="19"/>
+              </w:rPr>
+              <w:t xml:space="preserve">(블룸) 강도를 순간적으로 올림</w:t>
+            </w:r>
+          </w:p>
+        </w:tc>
+      </w:tr>
+    </w:tbl>
+    <w:p/>
+    <w:p>
+      <w:pPr>
+        <w:spacing w:after="100" w:line="300"/>
+      </w:pPr>
+      <w:r>
+        <w:rPr>
+          <w:rFonts w:ascii="맑은 고딕" w:cs="맑은 고딕" w:eastAsia="맑은 고딕" w:hAnsi="맑은 고딕"/>
+          <w:b/>
+          <w:bCs/>
+        </w:rPr>
+        <w:t xml:space="preserve">우리 프로젝트에서 "맞을 때 보스가 빛나게" 하는 가장 쉬운 길</w:t>
+      </w:r>
+      <w:r>
+        <w:rPr>
+          <w:rFonts w:ascii="맑은 고딕" w:cs="맑은 고딕" w:eastAsia="맑은 고딕" w:hAnsi="맑은 고딕"/>
+        </w:rPr>
+        <w:t xml:space="preserve">은 이거예요. 아까 슬롯 문제(16개 중 어디가 갑옷인지)에서 막혔는데, 이 방법은 슬롯 번호를 몰라도 돼요.</w:t>
+      </w:r>
+    </w:p>
+    <w:p>
+      <w:pPr>
+        <w:pStyle w:val="ListParagraph"/>
+        <w:numPr>
+          <w:ilvl w:val="0"/>
+          <w:numId w:val="2"/>
+        </w:numPr>
+        <w:spacing w:after="60" w:line="290"/>
+      </w:pPr>
+      <w:r>
+        <w:rPr>
+          <w:rFonts w:ascii="맑은 고딕" w:cs="맑은 고딕" w:eastAsia="맑은 고딕" w:hAnsi="맑은 고딕"/>
+        </w:rPr>
+        <w:t xml:space="preserve">보스 메시의 디테일에 </w:t>
+      </w:r>
+      <w:r>
+        <w:rPr>
+          <w:rFonts w:ascii="맑은 고딕" w:cs="맑은 고딕" w:eastAsia="맑은 고딕" w:hAnsi="맑은 고딕"/>
+          <w:b/>
+          <w:bCs/>
+        </w:rPr>
+        <w:t xml:space="preserve">`오버레이 머티리얼`</w:t>
+      </w:r>
+      <w:r>
+        <w:rPr>
+          <w:rFonts w:ascii="맑은 고딕" w:cs="맑은 고딕" w:eastAsia="맑은 고딕" w:hAnsi="맑은 고딕"/>
+        </w:rPr>
+        <w:t xml:space="preserve"> 칸이 있어요 (지금 </w:t>
+      </w:r>
+      <w:r>
+        <w:rPr>
+          <w:rFonts w:ascii="Consolas" w:cs="Consolas" w:eastAsia="Consolas" w:hAnsi="Consolas"/>
+          <w:color w:val="9A3B3B"/>
+          <w:sz w:val="20"/>
+          <w:szCs w:val="20"/>
+        </w:rPr>
+        <w:t xml:space="preserve">None</w:t>
+      </w:r>
+      <w:r>
+        <w:rPr>
+          <w:rFonts w:ascii="맑은 고딕" w:cs="맑은 고딕" w:eastAsia="맑은 고딕" w:hAnsi="맑은 고딕"/>
+        </w:rPr>
+        <w:t xml:space="preserve">). 이 칸에 넣은 머티리얼은 </w:t>
+      </w:r>
+      <w:r>
+        <w:rPr>
+          <w:rFonts w:ascii="맑은 고딕" w:cs="맑은 고딕" w:eastAsia="맑은 고딕" w:hAnsi="맑은 고딕"/>
+          <w:b/>
+          <w:bCs/>
+        </w:rPr>
+        <w:t xml:space="preserve">몸 전체 위에 한 겹 더 덧씌워져요.</w:t>
+      </w:r>
+      <w:r>
+        <w:rPr>
+          <w:rFonts w:ascii="맑은 고딕" w:cs="맑은 고딕" w:eastAsia="맑은 고딕" w:hAnsi="맑은 고딕"/>
+        </w:rPr>
+        <w:t xml:space="preserve"> 슬롯 구분이 필요 없어요.</w:t>
+      </w:r>
+    </w:p>
+    <w:p>
+      <w:pPr>
+        <w:pStyle w:val="ListParagraph"/>
+        <w:numPr>
+          <w:ilvl w:val="0"/>
+          <w:numId w:val="2"/>
+        </w:numPr>
+        <w:spacing w:after="60" w:line="290"/>
+      </w:pPr>
+      <w:r>
+        <w:rPr>
+          <w:rFonts w:ascii="맑은 고딕" w:cs="맑은 고딕" w:eastAsia="맑은 고딕" w:hAnsi="맑은 고딕"/>
+        </w:rPr>
+        <w:t xml:space="preserve">머티리얼 하나(</w:t>
+      </w:r>
+      <w:r>
+        <w:rPr>
+          <w:rFonts w:ascii="Consolas" w:cs="Consolas" w:eastAsia="Consolas" w:hAnsi="Consolas"/>
+          <w:color w:val="9A3B3B"/>
+          <w:sz w:val="20"/>
+          <w:szCs w:val="20"/>
+        </w:rPr>
+        <w:t xml:space="preserve">M_HitGlow</w:t>
+      </w:r>
+      <w:r>
+        <w:rPr>
+          <w:rFonts w:ascii="맑은 고딕" w:cs="맑은 고딕" w:eastAsia="맑은 고딕" w:hAnsi="맑은 고딕"/>
+        </w:rPr>
+        <w:t xml:space="preserve">)를 만들어 </w:t>
+      </w:r>
+      <w:r>
+        <w:rPr>
+          <w:rFonts w:ascii="Consolas" w:cs="Consolas" w:eastAsia="Consolas" w:hAnsi="Consolas"/>
+          <w:color w:val="9A3B3B"/>
+          <w:sz w:val="20"/>
+          <w:szCs w:val="20"/>
+        </w:rPr>
+        <w:t xml:space="preserve">Fresnel × 색(푸른 흰색) × GlowAmount</w:t>
+      </w:r>
+      <w:r>
+        <w:rPr>
+          <w:rFonts w:ascii="맑은 고딕" w:cs="맑은 고딕" w:eastAsia="맑은 고딕" w:hAnsi="맑은 고딕"/>
+        </w:rPr>
+        <w:t xml:space="preserve"> → </w:t>
+      </w:r>
+      <w:r>
+        <w:rPr>
+          <w:rFonts w:ascii="Consolas" w:cs="Consolas" w:eastAsia="Consolas" w:hAnsi="Consolas"/>
+          <w:color w:val="9A3B3B"/>
+          <w:sz w:val="20"/>
+          <w:szCs w:val="20"/>
+        </w:rPr>
+        <w:t xml:space="preserve">Emissive</w:t>
+      </w:r>
+      <w:r>
+        <w:rPr>
+          <w:rFonts w:ascii="맑은 고딕" w:cs="맑은 고딕" w:eastAsia="맑은 고딕" w:hAnsi="맑은 고딕"/>
+        </w:rPr>
+        <w:t xml:space="preserve">에 연결하고, 맞을 때만 </w:t>
+      </w:r>
+      <w:r>
+        <w:rPr>
+          <w:rFonts w:ascii="Consolas" w:cs="Consolas" w:eastAsia="Consolas" w:hAnsi="Consolas"/>
+          <w:color w:val="9A3B3B"/>
+          <w:sz w:val="20"/>
+          <w:szCs w:val="20"/>
+        </w:rPr>
+        <w:t xml:space="preserve">GlowAmount</w:t>
+      </w:r>
+      <w:r>
+        <w:rPr>
+          <w:rFonts w:ascii="맑은 고딕" w:cs="맑은 고딕" w:eastAsia="맑은 고딕" w:hAnsi="맑은 고딕"/>
+        </w:rPr>
+        <w:t xml:space="preserve">를 올렸다 내리면 돼요.</w:t>
+      </w:r>
+    </w:p>
+    <w:p>
+      <w:pPr>
+        <w:pStyle w:val="ListParagraph"/>
+        <w:numPr>
+          <w:ilvl w:val="0"/>
+          <w:numId w:val="2"/>
+        </w:numPr>
+        <w:spacing w:after="60" w:line="290"/>
+      </w:pPr>
+      <w:r>
+        <w:rPr>
+          <w:rFonts w:ascii="맑은 고딕" w:cs="맑은 고딕" w:eastAsia="맑은 고딕" w:hAnsi="맑은 고딕"/>
+        </w:rPr>
+        <w:t xml:space="preserve">몸 전체의 테두리가 은은하게 빛나서 사진과 가장 비슷해요.</w:t>
+      </w:r>
+    </w:p>
+    <w:p>
+      <w:pPr>
+        <w:spacing w:after="100" w:line="300"/>
+      </w:pPr>
+      <w:r>
+        <w:rPr>
+          <w:rFonts w:ascii="맑은 고딕" w:cs="맑은 고딕" w:eastAsia="맑은 고딕" w:hAnsi="맑은 고딕"/>
+          <w:b/>
+          <w:bCs/>
+        </w:rPr>
+        <w:t xml:space="preserve">다음에 한다면 순서</w:t>
+      </w:r>
+    </w:p>
+    <w:p>
+      <w:pPr>
+        <w:spacing w:after="60" w:line="290"/>
+        <w:ind w:left="540" w:hanging="270"/>
+      </w:pPr>
+      <w:r>
+        <w:rPr>
+          <w:rFonts w:ascii="맑은 고딕" w:cs="맑은 고딕" w:eastAsia="맑은 고딕" w:hAnsi="맑은 고딕"/>
+        </w:rPr>
+        <w:t xml:space="preserve">1. 새 머티리얼 </w:t>
+      </w:r>
+      <w:r>
+        <w:rPr>
+          <w:rFonts w:ascii="Consolas" w:cs="Consolas" w:eastAsia="Consolas" w:hAnsi="Consolas"/>
+          <w:color w:val="9A3B3B"/>
+          <w:sz w:val="20"/>
+          <w:szCs w:val="20"/>
+        </w:rPr>
+        <w:t xml:space="preserve">M_HitGlow</w:t>
+      </w:r>
+      <w:r>
+        <w:rPr>
+          <w:rFonts w:ascii="맑은 고딕" w:cs="맑은 고딕" w:eastAsia="맑은 고딕" w:hAnsi="맑은 고딕"/>
+        </w:rPr>
+        <w:t xml:space="preserve"> (</w:t>
+      </w:r>
+      <w:r>
+        <w:rPr>
+          <w:rFonts w:ascii="Consolas" w:cs="Consolas" w:eastAsia="Consolas" w:hAnsi="Consolas"/>
+          <w:color w:val="9A3B3B"/>
+          <w:sz w:val="20"/>
+          <w:szCs w:val="20"/>
+        </w:rPr>
+        <w:t xml:space="preserve">Blend Mode</w:t>
+      </w:r>
+      <w:r>
+        <w:rPr>
+          <w:rFonts w:ascii="맑은 고딕" w:cs="맑은 고딕" w:eastAsia="맑은 고딕" w:hAnsi="맑은 고딕"/>
+        </w:rPr>
+        <w:t xml:space="preserve">는 Additive 또는 Translucent, </w:t>
+      </w:r>
+      <w:r>
+        <w:rPr>
+          <w:rFonts w:ascii="Consolas" w:cs="Consolas" w:eastAsia="Consolas" w:hAnsi="Consolas"/>
+          <w:color w:val="9A3B3B"/>
+          <w:sz w:val="20"/>
+          <w:szCs w:val="20"/>
+        </w:rPr>
+        <w:t xml:space="preserve">Fresnel</w:t>
+      </w:r>
+      <w:r>
+        <w:rPr>
+          <w:rFonts w:ascii="맑은 고딕" w:cs="맑은 고딕" w:eastAsia="맑은 고딕" w:hAnsi="맑은 고딕"/>
+        </w:rPr>
+        <w:t xml:space="preserve"> + </w:t>
+      </w:r>
+      <w:r>
+        <w:rPr>
+          <w:rFonts w:ascii="Consolas" w:cs="Consolas" w:eastAsia="Consolas" w:hAnsi="Consolas"/>
+          <w:color w:val="9A3B3B"/>
+          <w:sz w:val="20"/>
+          <w:szCs w:val="20"/>
+        </w:rPr>
+        <w:t xml:space="preserve">GlowAmount</w:t>
+      </w:r>
+      <w:r>
+        <w:rPr>
+          <w:rFonts w:ascii="맑은 고딕" w:cs="맑은 고딕" w:eastAsia="맑은 고딕" w:hAnsi="맑은 고딕"/>
+        </w:rPr>
+        <w:t xml:space="preserve"> 파라미터) [미확인: Skeletal Mesh용 옵션과 블렌드 모드 조합]</w:t>
+      </w:r>
+    </w:p>
+    <w:p>
+      <w:pPr>
+        <w:spacing w:after="60" w:line="290"/>
+        <w:ind w:left="540" w:hanging="270"/>
+      </w:pPr>
+      <w:r>
+        <w:rPr>
+          <w:rFonts w:ascii="맑은 고딕" w:cs="맑은 고딕" w:eastAsia="맑은 고딕" w:hAnsi="맑은 고딕"/>
+        </w:rPr>
+        <w:t xml:space="preserve">2. </w:t>
+      </w:r>
+      <w:r>
+        <w:rPr>
+          <w:rFonts w:ascii="Consolas" w:cs="Consolas" w:eastAsia="Consolas" w:hAnsi="Consolas"/>
+          <w:color w:val="9A3B3B"/>
+          <w:sz w:val="20"/>
+          <w:szCs w:val="20"/>
+        </w:rPr>
+        <w:t xml:space="preserve">BP_TalisRibbon</w:t>
+      </w:r>
+      <w:r>
+        <w:rPr>
+          <w:rFonts w:ascii="맑은 고딕" w:cs="맑은 고딕" w:eastAsia="맑은 고딕" w:hAnsi="맑은 고딕"/>
+        </w:rPr>
+        <w:t xml:space="preserve">에서 </w:t>
+      </w:r>
+      <w:r>
+        <w:rPr>
+          <w:rFonts w:ascii="Consolas" w:cs="Consolas" w:eastAsia="Consolas" w:hAnsi="Consolas"/>
+          <w:color w:val="9A3B3B"/>
+          <w:sz w:val="20"/>
+          <w:szCs w:val="20"/>
+        </w:rPr>
+        <w:t xml:space="preserve">Set Overlay Material</w:t>
+      </w:r>
+      <w:r>
+        <w:rPr>
+          <w:rFonts w:ascii="맑은 고딕" w:cs="맑은 고딕" w:eastAsia="맑은 고딕" w:hAnsi="맑은 고딕"/>
+        </w:rPr>
+        <w:t xml:space="preserve">로 메시에 넣고 </w:t>
+      </w:r>
+      <w:r>
+        <w:rPr>
+          <w:rFonts w:ascii="Consolas" w:cs="Consolas" w:eastAsia="Consolas" w:hAnsi="Consolas"/>
+          <w:color w:val="9A3B3B"/>
+          <w:sz w:val="20"/>
+          <w:szCs w:val="20"/>
+        </w:rPr>
+        <w:t xml:space="preserve">HitFlash</w:t>
+      </w:r>
+      <w:r>
+        <w:rPr>
+          <w:rFonts w:ascii="맑은 고딕" w:cs="맑은 고딕" w:eastAsia="맑은 고딕" w:hAnsi="맑은 고딕"/>
+        </w:rPr>
+        <w:t xml:space="preserve">에서 </w:t>
+      </w:r>
+      <w:r>
+        <w:rPr>
+          <w:rFonts w:ascii="Consolas" w:cs="Consolas" w:eastAsia="Consolas" w:hAnsi="Consolas"/>
+          <w:color w:val="9A3B3B"/>
+          <w:sz w:val="20"/>
+          <w:szCs w:val="20"/>
+        </w:rPr>
+        <w:t xml:space="preserve">GlowAmount</w:t>
+      </w:r>
+      <w:r>
+        <w:rPr>
+          <w:rFonts w:ascii="맑은 고딕" w:cs="맑은 고딕" w:eastAsia="맑은 고딕" w:hAnsi="맑은 고딕"/>
+        </w:rPr>
+        <w:t xml:space="preserve">를 0 → 5 → 0</w:t>
+      </w:r>
+    </w:p>
+    <w:p>
+      <w:pPr>
+        <w:spacing w:after="60" w:line="290"/>
+        <w:ind w:left="540" w:hanging="270"/>
+      </w:pPr>
+      <w:r>
+        <w:rPr>
+          <w:rFonts w:ascii="맑은 고딕" w:cs="맑은 고딕" w:eastAsia="맑은 고딕" w:hAnsi="맑은 고딕"/>
+        </w:rPr>
+        <w:t xml:space="preserve">3. 파괴 순간에는 모션 블러와 Bloom을 같이 올려서 사진처럼 번지게 함</w:t>
+      </w:r>
+    </w:p>
+    <w:p>
+      <w:pPr>
+        <w:spacing w:after="100" w:line="300"/>
+      </w:pPr>
+      <w:r>
+        <w:rPr>
+          <w:rFonts w:ascii="맑은 고딕" w:cs="맑은 고딕" w:eastAsia="맑은 고딕" w:hAnsi="맑은 고딕"/>
+          <w:b/>
+          <w:bCs/>
+        </w:rPr>
+        <w:t xml:space="preserve">주의할 점</w:t>
+      </w:r>
+    </w:p>
+    <w:p>
+      <w:pPr>
+        <w:pStyle w:val="ListParagraph"/>
+        <w:numPr>
+          <w:ilvl w:val="0"/>
+          <w:numId w:val="2"/>
+        </w:numPr>
+        <w:spacing w:after="60" w:line="290"/>
+      </w:pPr>
+      <w:r>
+        <w:rPr>
+          <w:rFonts w:ascii="맑은 고딕" w:cs="맑은 고딕" w:eastAsia="맑은 고딕" w:hAnsi="맑은 고딕"/>
+        </w:rPr>
+        <w:t xml:space="preserve">오버레이 머티리얼은 UE 버전과 설정에 따라 보이는 방식이 달라서, 제가 이 프로젝트에서 직접 확인한 건 아니에요. 한 번 시험해 봐야 해요.</w:t>
+      </w:r>
+    </w:p>
+    <w:p>
+      <w:pPr>
+        <w:pStyle w:val="ListParagraph"/>
+        <w:numPr>
+          <w:ilvl w:val="0"/>
+          <w:numId w:val="2"/>
+        </w:numPr>
+        <w:spacing w:after="60" w:line="290"/>
+      </w:pPr>
+      <w:r>
+        <w:rPr>
+          <w:rFonts w:ascii="맑은 고딕" w:cs="맑은 고딕" w:eastAsia="맑은 고딕" w:hAnsi="맑은 고딕"/>
+        </w:rPr>
+        <w:t xml:space="preserve">마감까지 시간이 없으니, 지금은 하지 않고 "마감 후 목록"에 넣어 두세요.</w:t>
       </w:r>
     </w:p>
     <w:sectPr>

--- a/docs/타격감_가이드북.docx
+++ b/docs/타격감_가이드북.docx
@@ -2740,7 +2740,18 @@
           <w:sz w:val="32"/>
           <w:szCs w:val="32"/>
         </w:rPr>
-        <w:t xml:space="preserve">2. 레퍼런스 분석: 균열 발광 + 스파크</w:t>
+        <w:t xml:space="preserve">2. 레퍼런스 분석: 균열 발광 + 스파크 (검은 신화: 오공 · 흑곰 요괴 전투)</w:t>
+      </w:r>
+    </w:p>
+    <w:p>
+      <w:pPr>
+        <w:spacing w:after="120" w:line="300"/>
+      </w:pPr>
+      <w:r>
+        <w:rPr>
+          <w:rFonts w:ascii="맑은 고딕" w:cs="맑은 고딕" w:eastAsia="맑은 고딕" w:hAnsi="맑은 고딕"/>
+        </w:rPr>
+        <w:t xml:space="preserve">출처: 검은 신화: 오공(Black Myth: Wukong)의 흑곰 요괴 보스 전투 화면(사용자가 제공한 캡처). 이 장은 타격 순간의 히트 플래시와 균열 발광, 스파크를 분해한 것입니다. 원문 답변은 부록 A-4에 그대로 보존했습니다.</w:t>
       </w:r>
     </w:p>
     <w:p>
@@ -12810,6 +12821,402 @@
           <w:rFonts w:ascii="맑은 고딕" w:cs="맑은 고딕" w:eastAsia="맑은 고딕" w:hAnsi="맑은 고딕"/>
         </w:rPr>
         <w:t xml:space="preserve">마감까지 시간이 없으니, 지금은 하지 않고 "마감 후 목록"에 넣어 두세요.</w:t>
+      </w:r>
+    </w:p>
+    <w:p>
+      <w:pPr>
+        <w:pStyle w:val="Heading2"/>
+        <w:spacing w:after="120" w:before="240"/>
+      </w:pPr>
+      <w:r>
+        <w:rPr>
+          <w:rFonts w:ascii="맑은 고딕" w:cs="맑은 고딕" w:eastAsia="맑은 고딕" w:hAnsi="맑은 고딕"/>
+          <w:b/>
+          <w:bCs/>
+          <w:sz w:val="26"/>
+          <w:szCs w:val="26"/>
+        </w:rPr>
+        <w:t xml:space="preserve">A-4. "이런 건 어떻게 하는 거야? 지금 말한 거 다 정리해서 시간초가 중요하다는 것까지 타격감 가이드북 같은 형식으로 정리"에 대한 답변 (오공 흑곰 요괴 타격 히트 플래시 레퍼런스)</w:t>
+      </w:r>
+    </w:p>
+    <w:p>
+      <w:pPr>
+        <w:spacing w:after="100" w:line="300"/>
+      </w:pPr>
+      <w:r>
+        <w:rPr>
+          <w:rFonts w:ascii="맑은 고딕" w:cs="맑은 고딕" w:eastAsia="맑은 고딕" w:hAnsi="맑은 고딕"/>
+        </w:rPr>
+        <w:t xml:space="preserve">타격감 가이드북을 Word로 만들어서 이 메시지 위에 첨부했어요 (9쪽). 레포 </w:t>
+      </w:r>
+      <w:r>
+        <w:rPr>
+          <w:rFonts w:ascii="Consolas" w:cs="Consolas" w:eastAsia="Consolas" w:hAnsi="Consolas"/>
+          <w:color w:val="9A3B3B"/>
+          <w:sz w:val="20"/>
+          <w:szCs w:val="20"/>
+        </w:rPr>
+        <w:t xml:space="preserve">docs/타격감_가이드북.docx</w:t>
+      </w:r>
+      <w:r>
+        <w:rPr>
+          <w:rFonts w:ascii="맑은 고딕" w:cs="맑은 고딕" w:eastAsia="맑은 고딕" w:hAnsi="맑은 고딕"/>
+        </w:rPr>
+        <w:t xml:space="preserve">에도 올렸어요 (커밋 </w:t>
+      </w:r>
+      <w:r>
+        <w:rPr>
+          <w:rFonts w:ascii="Consolas" w:cs="Consolas" w:eastAsia="Consolas" w:hAnsi="Consolas"/>
+          <w:color w:val="9A3B3B"/>
+          <w:sz w:val="20"/>
+          <w:szCs w:val="20"/>
+        </w:rPr>
+        <w:t xml:space="preserve">a5acf8e</w:t>
+      </w:r>
+      <w:r>
+        <w:rPr>
+          <w:rFonts w:ascii="맑은 고딕" w:cs="맑은 고딕" w:eastAsia="맑은 고딕" w:hAnsi="맑은 고딕"/>
+        </w:rPr>
+        <w:t xml:space="preserve">).</w:t>
+      </w:r>
+    </w:p>
+    <w:p>
+      <w:pPr>
+        <w:spacing w:after="100" w:line="300"/>
+      </w:pPr>
+      <w:r>
+        <w:rPr>
+          <w:rFonts w:ascii="맑은 고딕" w:cs="맑은 고딕" w:eastAsia="맑은 고딕" w:hAnsi="맑은 고딕"/>
+          <w:b/>
+          <w:bCs/>
+        </w:rPr>
+        <w:t xml:space="preserve">사진 속 연출은 이렇게 만들어요.</w:t>
+      </w:r>
+      <w:r>
+        <w:rPr>
+          <w:rFonts w:ascii="맑은 고딕" w:cs="맑은 고딕" w:eastAsia="맑은 고딕" w:hAnsi="맑은 고딕"/>
+        </w:rPr>
+        <w:t xml:space="preserve"> 구현 방법은 제가 화면을 보고 한 추정이에요.</w:t>
+      </w:r>
+    </w:p>
+    <w:p>
+      <w:pPr>
+        <w:pStyle w:val="ListParagraph"/>
+        <w:numPr>
+          <w:ilvl w:val="0"/>
+          <w:numId w:val="2"/>
+        </w:numPr>
+        <w:spacing w:after="60" w:line="290"/>
+      </w:pPr>
+      <w:r>
+        <w:rPr>
+          <w:rFonts w:ascii="맑은 고딕" w:cs="맑은 고딕" w:eastAsia="맑은 고딕" w:hAnsi="맑은 고딕"/>
+          <w:b/>
+          <w:bCs/>
+        </w:rPr>
+        <w:t xml:space="preserve">몸에 번지는 금색 균열:</w:t>
+      </w:r>
+      <w:r>
+        <w:rPr>
+          <w:rFonts w:ascii="맑은 고딕" w:cs="맑은 고딕" w:eastAsia="맑은 고딕" w:hAnsi="맑은 고딕"/>
+        </w:rPr>
+        <w:t xml:space="preserve"> 머티리얼에 </w:t>
+      </w:r>
+      <w:r>
+        <w:rPr>
+          <w:rFonts w:ascii="Consolas" w:cs="Consolas" w:eastAsia="Consolas" w:hAnsi="Consolas"/>
+          <w:color w:val="9A3B3B"/>
+          <w:sz w:val="20"/>
+          <w:szCs w:val="20"/>
+        </w:rPr>
+        <w:t xml:space="preserve">CrackAmount</w:t>
+      </w:r>
+      <w:r>
+        <w:rPr>
+          <w:rFonts w:ascii="맑은 고딕" w:cs="맑은 고딕" w:eastAsia="맑은 고딕" w:hAnsi="맑은 고딕"/>
+        </w:rPr>
+        <w:t xml:space="preserve">(0~1) 파라미터를 만들어요. 균열 모양 × 금색 × </w:t>
+      </w:r>
+      <w:r>
+        <w:rPr>
+          <w:rFonts w:ascii="Consolas" w:cs="Consolas" w:eastAsia="Consolas" w:hAnsi="Consolas"/>
+          <w:color w:val="9A3B3B"/>
+          <w:sz w:val="20"/>
+          <w:szCs w:val="20"/>
+        </w:rPr>
+        <w:t xml:space="preserve">CrackAmount</w:t>
+      </w:r>
+      <w:r>
+        <w:rPr>
+          <w:rFonts w:ascii="맑은 고딕" w:cs="맑은 고딕" w:eastAsia="맑은 고딕" w:hAnsi="맑은 고딕"/>
+        </w:rPr>
+        <w:t xml:space="preserve">를 </w:t>
+      </w:r>
+      <w:r>
+        <w:rPr>
+          <w:rFonts w:ascii="Consolas" w:cs="Consolas" w:eastAsia="Consolas" w:hAnsi="Consolas"/>
+          <w:color w:val="9A3B3B"/>
+          <w:sz w:val="20"/>
+          <w:szCs w:val="20"/>
+        </w:rPr>
+        <w:t xml:space="preserve">Emissive</w:t>
+      </w:r>
+      <w:r>
+        <w:rPr>
+          <w:rFonts w:ascii="맑은 고딕" w:cs="맑은 고딕" w:eastAsia="맑은 고딕" w:hAnsi="맑은 고딕"/>
+        </w:rPr>
+        <w:t xml:space="preserve">에 연결해요. 값은 우리가 이미 쓰는 그로기 게이지 비율을 그대로 넣어요. 맞을수록 균열이 퍼지는 거예요.</w:t>
+      </w:r>
+    </w:p>
+    <w:p>
+      <w:pPr>
+        <w:pStyle w:val="ListParagraph"/>
+        <w:numPr>
+          <w:ilvl w:val="0"/>
+          <w:numId w:val="2"/>
+        </w:numPr>
+        <w:spacing w:after="60" w:line="290"/>
+      </w:pPr>
+      <w:r>
+        <w:rPr>
+          <w:rFonts w:ascii="맑은 고딕" w:cs="맑은 고딕" w:eastAsia="맑은 고딕" w:hAnsi="맑은 고딕"/>
+          <w:b/>
+          <w:bCs/>
+        </w:rPr>
+        <w:t xml:space="preserve">타격 지점의 십자 섬광과 불꽃:</w:t>
+      </w:r>
+      <w:r>
+        <w:rPr>
+          <w:rFonts w:ascii="맑은 고딕" w:cs="맑은 고딕" w:eastAsia="맑은 고딕" w:hAnsi="맑은 고딕"/>
+        </w:rPr>
+        <w:t xml:space="preserve"> 우리가 만든 차징 섬광(가로로 긴 것)을 0.1초로 짧게 재사용하고, 짧게 사라지는 스파크 파티클을 같이 터뜨려요.</w:t>
+      </w:r>
+    </w:p>
+    <w:p>
+      <w:pPr>
+        <w:spacing w:after="100" w:line="300"/>
+      </w:pPr>
+      <w:r>
+        <w:rPr>
+          <w:rFonts w:ascii="맑은 고딕" w:cs="맑은 고딕" w:eastAsia="맑은 고딕" w:hAnsi="맑은 고딕"/>
+          <w:b/>
+          <w:bCs/>
+        </w:rPr>
+        <w:t xml:space="preserve">가이드북에 담은 것</w:t>
+      </w:r>
+    </w:p>
+    <w:p>
+      <w:pPr>
+        <w:pStyle w:val="ListParagraph"/>
+        <w:numPr>
+          <w:ilvl w:val="0"/>
+          <w:numId w:val="2"/>
+        </w:numPr>
+        <w:spacing w:after="60" w:line="290"/>
+      </w:pPr>
+      <w:r>
+        <w:rPr>
+          <w:rFonts w:ascii="맑은 고딕" w:cs="맑은 고딕" w:eastAsia="맑은 고딕" w:hAnsi="맑은 고딕"/>
+        </w:rPr>
+        <w:t xml:space="preserve">시간(초) 기준표: 프레임 환산, 기법별 권장 시간, </w:t>
+      </w:r>
+      <w:r>
+        <w:rPr>
+          <w:rFonts w:ascii="Consolas" w:cs="Consolas" w:eastAsia="Consolas" w:hAnsi="Consolas"/>
+          <w:color w:val="9A3B3B"/>
+          <w:sz w:val="20"/>
+          <w:szCs w:val="20"/>
+        </w:rPr>
+        <w:t xml:space="preserve">Delay ÷ Time Dilation</w:t>
+      </w:r>
+      <w:r>
+        <w:rPr>
+          <w:rFonts w:ascii="맑은 고딕" w:cs="맑은 고딕" w:eastAsia="맑은 고딕" w:hAnsi="맑은 고딕"/>
+        </w:rPr>
+        <w:t xml:space="preserve"> 공식과 환산표</w:t>
+      </w:r>
+    </w:p>
+    <w:p>
+      <w:pPr>
+        <w:pStyle w:val="ListParagraph"/>
+        <w:numPr>
+          <w:ilvl w:val="0"/>
+          <w:numId w:val="2"/>
+        </w:numPr>
+        <w:spacing w:after="60" w:line="290"/>
+      </w:pPr>
+      <w:r>
+        <w:rPr>
+          <w:rFonts w:ascii="맑은 고딕" w:cs="맑은 고딕" w:eastAsia="맑은 고딕" w:hAnsi="맑은 고딕"/>
+        </w:rPr>
+        <w:t xml:space="preserve">우리 값이 너무 길다는 진단: 히트스톱 0.6초와 슬로모션 0.67초를 합치면 1.27초예요. 파괴 순간에는 히트스톱 0.15초 → 슬로모션 0.3초를 권장해요.</w:t>
+      </w:r>
+    </w:p>
+    <w:p>
+      <w:pPr>
+        <w:pStyle w:val="ListParagraph"/>
+        <w:numPr>
+          <w:ilvl w:val="0"/>
+          <w:numId w:val="2"/>
+        </w:numPr>
+        <w:spacing w:after="60" w:line="290"/>
+      </w:pPr>
+      <w:r>
+        <w:rPr>
+          <w:rFonts w:ascii="맑은 고딕" w:cs="맑은 고딕" w:eastAsia="맑은 고딕" w:hAnsi="맑은 고딕"/>
+        </w:rPr>
+        <w:t xml:space="preserve">기법 11개 구현 가이드</w:t>
+      </w:r>
+    </w:p>
+    <w:p>
+      <w:pPr>
+        <w:pStyle w:val="ListParagraph"/>
+        <w:numPr>
+          <w:ilvl w:val="0"/>
+          <w:numId w:val="2"/>
+        </w:numPr>
+        <w:spacing w:after="60" w:line="290"/>
+      </w:pPr>
+      <w:r>
+        <w:rPr>
+          <w:rFonts w:ascii="맑은 고딕" w:cs="맑은 고딕" w:eastAsia="맑은 고딕" w:hAnsi="맑은 고딕"/>
+        </w:rPr>
+        <w:t xml:space="preserve">갑옷 파괴 순간 권장 타임라인</w:t>
+      </w:r>
+    </w:p>
+    <w:p>
+      <w:pPr>
+        <w:pStyle w:val="ListParagraph"/>
+        <w:numPr>
+          <w:ilvl w:val="0"/>
+          <w:numId w:val="2"/>
+        </w:numPr>
+        <w:spacing w:after="60" w:line="290"/>
+      </w:pPr>
+      <w:r>
+        <w:rPr>
+          <w:rFonts w:ascii="맑은 고딕" w:cs="맑은 고딕" w:eastAsia="맑은 고딕" w:hAnsi="맑은 고딕"/>
+        </w:rPr>
+        <w:t xml:space="preserve">작업 순서와 예상 시간 (9단계)</w:t>
+      </w:r>
+    </w:p>
+    <w:p>
+      <w:pPr>
+        <w:pStyle w:val="ListParagraph"/>
+        <w:numPr>
+          <w:ilvl w:val="0"/>
+          <w:numId w:val="2"/>
+        </w:numPr>
+        <w:spacing w:after="60" w:line="290"/>
+      </w:pPr>
+      <w:r>
+        <w:rPr>
+          <w:rFonts w:ascii="맑은 고딕" w:cs="맑은 고딕" w:eastAsia="맑은 고딕" w:hAnsi="맑은 고딕"/>
+        </w:rPr>
+        <w:t xml:space="preserve">확인·기록 규칙과 자주 하는 실수</w:t>
+      </w:r>
+    </w:p>
+    <w:p>
+      <w:pPr>
+        <w:spacing w:after="100" w:line="300"/>
+      </w:pPr>
+      <w:r>
+        <w:rPr>
+          <w:rFonts w:ascii="맑은 고딕" w:cs="맑은 고딕" w:eastAsia="맑은 고딕" w:hAnsi="맑은 고딕"/>
+          <w:b/>
+          <w:bCs/>
+        </w:rPr>
+        <w:t xml:space="preserve">알아 두실 점</w:t>
+      </w:r>
+    </w:p>
+    <w:p>
+      <w:pPr>
+        <w:pStyle w:val="ListParagraph"/>
+        <w:numPr>
+          <w:ilvl w:val="0"/>
+          <w:numId w:val="2"/>
+        </w:numPr>
+        <w:spacing w:after="60" w:line="290"/>
+      </w:pPr>
+      <w:r>
+        <w:rPr>
+          <w:rFonts w:ascii="맑은 고딕" w:cs="맑은 고딕" w:eastAsia="맑은 고딕" w:hAnsi="맑은 고딕"/>
+        </w:rPr>
+        <w:t xml:space="preserve">시간 기준값은 일반적인 게임 타격감 관행에서 가져온 </w:t>
+      </w:r>
+      <w:r>
+        <w:rPr>
+          <w:rFonts w:ascii="맑은 고딕" w:cs="맑은 고딕" w:eastAsia="맑은 고딕" w:hAnsi="맑은 고딕"/>
+          <w:b/>
+          <w:bCs/>
+        </w:rPr>
+        <w:t xml:space="preserve">시작값</w:t>
+      </w:r>
+      <w:r>
+        <w:rPr>
+          <w:rFonts w:ascii="맑은 고딕" w:cs="맑은 고딕" w:eastAsia="맑은 고딕" w:hAnsi="맑은 고딕"/>
+        </w:rPr>
+        <w:t xml:space="preserve">이에요. 우리 테스트로 확인한 건 히트스톱 0.6초(너무 김)와 FOV 90→75뿐이에요. 문서에도 그렇게 적었어요.</w:t>
+      </w:r>
+    </w:p>
+    <w:p>
+      <w:pPr>
+        <w:pStyle w:val="ListParagraph"/>
+        <w:numPr>
+          <w:ilvl w:val="0"/>
+          <w:numId w:val="2"/>
+        </w:numPr>
+        <w:spacing w:after="60" w:line="290"/>
+      </w:pPr>
+      <w:r>
+        <w:rPr>
+          <w:rFonts w:ascii="Consolas" w:cs="Consolas" w:eastAsia="Consolas" w:hAnsi="Consolas"/>
+          <w:color w:val="9A3B3B"/>
+          <w:sz w:val="20"/>
+          <w:szCs w:val="20"/>
+        </w:rPr>
+        <w:t xml:space="preserve">[미확인]</w:t>
+      </w:r>
+      <w:r>
+        <w:rPr>
+          <w:rFonts w:ascii="맑은 고딕" w:cs="맑은 고딕" w:eastAsia="맑은 고딕" w:hAnsi="맑은 고딕"/>
+        </w:rPr>
+        <w:t xml:space="preserve">이 붙은 항목은 노드 이름이 다를 수 있어요.</w:t>
+      </w:r>
+    </w:p>
+    <w:p>
+      <w:pPr>
+        <w:pStyle w:val="ListParagraph"/>
+        <w:numPr>
+          <w:ilvl w:val="0"/>
+          <w:numId w:val="2"/>
+        </w:numPr>
+        <w:spacing w:after="60" w:line="290"/>
+      </w:pPr>
+      <w:r>
+        <w:rPr>
+          <w:rFonts w:ascii="맑은 고딕" w:cs="맑은 고딕" w:eastAsia="맑은 고딕" w:hAnsi="맑은 고딕"/>
+        </w:rPr>
+        <w:t xml:space="preserve">레퍼런스 사진은 게임 장면이라, 포트폴리오에 넣을 때는 출처(게임 이름)를 같이 적으세요.</w:t>
+      </w:r>
+    </w:p>
+    <w:p>
+      <w:pPr>
+        <w:spacing w:after="100" w:line="300"/>
+      </w:pPr>
+      <w:r>
+        <w:rPr>
+          <w:rFonts w:ascii="맑은 고딕" w:cs="맑은 고딕" w:eastAsia="맑은 고딕" w:hAnsi="맑은 고딕"/>
+          <w:b/>
+          <w:bCs/>
+        </w:rPr>
+        <w:t xml:space="preserve">마감 전에 하나만 고른다면</w:t>
+      </w:r>
+      <w:r>
+        <w:rPr>
+          <w:rFonts w:ascii="맑은 고딕" w:cs="맑은 고딕" w:eastAsia="맑은 고딕" w:hAnsi="맑은 고딕"/>
+        </w:rPr>
+        <w:t xml:space="preserve"> 히트스톱 0.15초 / 0.3초 / 0.6초 비교 영상이에요. 가장 빨리 만들 수 있고 면접에서 "왜 이 값이냐"에 바로 답이 돼요.</w:t>
       </w:r>
     </w:p>
     <w:sectPr>
